--- a/Notes_Programs/Sorting/QuickSort.docx
+++ b/Notes_Programs/Sorting/QuickSort.docx
@@ -130,7 +130,7 @@
           <w:lang w:val="en-IN"/>
         </w:rPr>
         <w:pict w14:anchorId="4069710D">
-          <v:rect id="_x0000_i1171" style="width:0;height:1.5pt" o:hralign="center" o:hrstd="t" o:hr="t" fillcolor="#a0a0a0" stroked="f"/>
+          <v:rect id="_x0000_i1025" style="width:0;height:1.5pt" o:hralign="center" o:hrstd="t" o:hr="t" fillcolor="#a0a0a0" stroked="f"/>
         </w:pict>
       </w:r>
     </w:p>
@@ -430,7 +430,7 @@
           <w:lang w:val="en-IN"/>
         </w:rPr>
         <w:pict w14:anchorId="2822E6C0">
-          <v:rect id="_x0000_i1172" style="width:0;height:1.5pt" o:hralign="center" o:hrstd="t" o:hr="t" fillcolor="#a0a0a0" stroked="f"/>
+          <v:rect id="_x0000_i1026" style="width:0;height:1.5pt" o:hralign="center" o:hrstd="t" o:hr="t" fillcolor="#a0a0a0" stroked="f"/>
         </w:pict>
       </w:r>
     </w:p>
@@ -698,7 +698,7 @@
           <w:lang w:val="en-IN"/>
         </w:rPr>
         <w:pict w14:anchorId="5DFB2439">
-          <v:rect id="_x0000_i1173" style="width:0;height:1.5pt" o:hralign="center" o:hrstd="t" o:hr="t" fillcolor="#a0a0a0" stroked="f"/>
+          <v:rect id="_x0000_i1027" style="width:0;height:1.5pt" o:hralign="center" o:hrstd="t" o:hr="t" fillcolor="#a0a0a0" stroked="f"/>
         </w:pict>
       </w:r>
     </w:p>
@@ -739,6 +739,7 @@
     <w:p>
       <w:pPr>
         <w:spacing w:before="155"/>
+        <w:ind w:left="360"/>
         <w:rPr>
           <w:rFonts w:ascii="Times New Roman" w:hAnsi="Times New Roman" w:cs="Times New Roman"/>
           <w:b/>
@@ -768,7 +769,12 @@
           <w:ilvl w:val="0"/>
           <w:numId w:val="6"/>
         </w:numPr>
+        <w:tabs>
+          <w:tab w:val="clear" w:pos="720"/>
+          <w:tab w:val="num" w:pos="1080"/>
+        </w:tabs>
         <w:spacing w:before="155"/>
+        <w:ind w:left="1080"/>
         <w:rPr>
           <w:rFonts w:ascii="Times New Roman" w:hAnsi="Times New Roman" w:cs="Times New Roman"/>
           <w:noProof/>
@@ -871,6 +877,7 @@
     <w:p>
       <w:pPr>
         <w:spacing w:before="155"/>
+        <w:ind w:left="360"/>
         <w:rPr>
           <w:rFonts w:ascii="Times New Roman" w:hAnsi="Times New Roman" w:cs="Times New Roman"/>
           <w:noProof/>
@@ -888,13 +895,14 @@
           <w:lang w:val="en-IN"/>
         </w:rPr>
         <w:pict w14:anchorId="06A97BB2">
-          <v:rect id="_x0000_i1174" style="width:0;height:1.5pt" o:hralign="center" o:hrstd="t" o:hr="t" fillcolor="#a0a0a0" stroked="f"/>
+          <v:rect id="_x0000_i1028" style="width:0;height:1.5pt" o:hralign="center" o:hrstd="t" o:hr="t" fillcolor="#a0a0a0" stroked="f"/>
         </w:pict>
       </w:r>
     </w:p>
     <w:p>
       <w:pPr>
         <w:spacing w:before="155"/>
+        <w:ind w:left="360"/>
         <w:rPr>
           <w:rFonts w:ascii="Times New Roman" w:hAnsi="Times New Roman" w:cs="Times New Roman"/>
           <w:b/>
@@ -924,7 +932,12 @@
           <w:ilvl w:val="0"/>
           <w:numId w:val="7"/>
         </w:numPr>
+        <w:tabs>
+          <w:tab w:val="clear" w:pos="720"/>
+          <w:tab w:val="num" w:pos="1080"/>
+        </w:tabs>
         <w:spacing w:before="155"/>
+        <w:ind w:left="1080"/>
         <w:rPr>
           <w:rFonts w:ascii="Times New Roman" w:hAnsi="Times New Roman" w:cs="Times New Roman"/>
           <w:noProof/>
@@ -1027,6 +1040,7 @@
     <w:p>
       <w:pPr>
         <w:spacing w:before="155"/>
+        <w:ind w:left="360"/>
         <w:rPr>
           <w:rFonts w:ascii="Times New Roman" w:hAnsi="Times New Roman" w:cs="Times New Roman"/>
           <w:noProof/>
@@ -1044,13 +1058,14 @@
           <w:lang w:val="en-IN"/>
         </w:rPr>
         <w:pict w14:anchorId="2EFB1F1A">
-          <v:rect id="_x0000_i1175" style="width:0;height:1.5pt" o:hralign="center" o:hrstd="t" o:hr="t" fillcolor="#a0a0a0" stroked="f"/>
+          <v:rect id="_x0000_i1029" style="width:0;height:1.5pt" o:hralign="center" o:hrstd="t" o:hr="t" fillcolor="#a0a0a0" stroked="f"/>
         </w:pict>
       </w:r>
     </w:p>
     <w:p>
       <w:pPr>
         <w:spacing w:before="155"/>
+        <w:ind w:left="360"/>
         <w:rPr>
           <w:rFonts w:ascii="Times New Roman" w:hAnsi="Times New Roman" w:cs="Times New Roman"/>
           <w:b/>
@@ -1080,7 +1095,12 @@
           <w:ilvl w:val="0"/>
           <w:numId w:val="8"/>
         </w:numPr>
+        <w:tabs>
+          <w:tab w:val="clear" w:pos="720"/>
+          <w:tab w:val="num" w:pos="1080"/>
+        </w:tabs>
         <w:spacing w:before="155"/>
+        <w:ind w:left="1080"/>
         <w:rPr>
           <w:rFonts w:ascii="Times New Roman" w:hAnsi="Times New Roman" w:cs="Times New Roman"/>
           <w:noProof/>
@@ -1160,7 +1180,7 @@
           <w:lang w:val="en-IN"/>
         </w:rPr>
         <w:pict w14:anchorId="72E4EE33">
-          <v:rect id="_x0000_i1176" style="width:0;height:1.5pt" o:hralign="center" o:hrstd="t" o:hr="t" fillcolor="#a0a0a0" stroked="f"/>
+          <v:rect id="_x0000_i1030" style="width:0;height:1.5pt" o:hralign="center" o:hrstd="t" o:hr="t" fillcolor="#a0a0a0" stroked="f"/>
         </w:pict>
       </w:r>
     </w:p>
@@ -1220,7 +1240,7 @@
           <w:lang w:val="en-IN"/>
         </w:rPr>
         <w:pict w14:anchorId="53931EDA">
-          <v:rect id="_x0000_i1177" style="width:0;height:1.5pt" o:hralign="center" o:hrstd="t" o:hr="t" fillcolor="#a0a0a0" stroked="f"/>
+          <v:rect id="_x0000_i1031" style="width:0;height:1.5pt" o:hralign="center" o:hrstd="t" o:hr="t" fillcolor="#a0a0a0" stroked="f"/>
         </w:pict>
       </w:r>
     </w:p>
@@ -1291,7 +1311,7 @@
           <w:lang w:val="en-IN"/>
         </w:rPr>
         <w:pict w14:anchorId="4E1362A4">
-          <v:rect id="_x0000_i1178" style="width:0;height:1.5pt" o:hralign="center" o:hrstd="t" o:hr="t" fillcolor="#a0a0a0" stroked="f"/>
+          <v:rect id="_x0000_i1032" style="width:0;height:1.5pt" o:hralign="center" o:hrstd="t" o:hr="t" fillcolor="#a0a0a0" stroked="f"/>
         </w:pict>
       </w:r>
     </w:p>
@@ -1487,7 +1507,7 @@
           <w:lang w:val="en-IN"/>
         </w:rPr>
         <w:pict w14:anchorId="58BC186D">
-          <v:rect id="_x0000_i1179" style="width:0;height:1.5pt" o:hralign="center" o:hrstd="t" o:hr="t" fillcolor="#a0a0a0" stroked="f"/>
+          <v:rect id="_x0000_i1033" style="width:0;height:1.5pt" o:hralign="center" o:hrstd="t" o:hr="t" fillcolor="#a0a0a0" stroked="f"/>
         </w:pict>
       </w:r>
     </w:p>
@@ -1545,6 +1565,17 @@
           <w:szCs w:val="28"/>
         </w:rPr>
       </w:pPr>
+      <w:r>
+        <w:rPr>
+          <w:rFonts w:ascii="Times New Roman" w:hAnsi="Times New Roman" w:cs="Times New Roman"/>
+          <w:sz w:val="28"/>
+          <w:szCs w:val="28"/>
+          <w:lang w:val="en-IN"/>
+        </w:rPr>
+        <w:pict w14:anchorId="35F05620">
+          <v:rect id="_x0000_i1129" style="width:0;height:1.5pt" o:hralign="center" o:hrstd="t" o:hr="t" fillcolor="#a0a0a0" stroked="f"/>
+        </w:pict>
+      </w:r>
       <w:r>
         <w:rPr>
           <w:rFonts w:ascii="Times New Roman" w:hAnsi="Times New Roman" w:cs="Times New Roman"/>
@@ -5243,7 +5274,6 @@
                 <w:szCs w:val="28"/>
               </w:rPr>
             </w:pPr>
-            <w:proofErr w:type="gramStart"/>
             <w:r>
               <w:rPr>
                 <w:rFonts w:ascii="Times New Roman" w:hAnsi="Times New Roman" w:cs="Times New Roman"/>
@@ -5272,7 +5302,6 @@
               </w:rPr>
               <w:t>8</w:t>
             </w:r>
-            <w:proofErr w:type="gramEnd"/>
           </w:p>
         </w:tc>
         <w:tc>
@@ -5316,7 +5345,6 @@
                 <w:szCs w:val="28"/>
               </w:rPr>
             </w:pPr>
-            <w:proofErr w:type="gramStart"/>
             <w:r>
               <w:rPr>
                 <w:rFonts w:ascii="Times New Roman" w:hAnsi="Times New Roman" w:cs="Times New Roman"/>
@@ -5343,7 +5371,6 @@
               </w:rPr>
               <w:t>)</w:t>
             </w:r>
-            <w:proofErr w:type="gramEnd"/>
           </w:p>
         </w:tc>
         <w:tc>
@@ -6213,16 +6240,7 @@
                 <w:sz w:val="28"/>
                 <w:szCs w:val="28"/>
               </w:rPr>
-              <w:t>(</w:t>
-            </w:r>
-            <w:proofErr w:type="gramStart"/>
-            <w:r>
-              <w:rPr>
-                <w:rFonts w:ascii="Times New Roman" w:hAnsi="Times New Roman" w:cs="Times New Roman"/>
-                <w:sz w:val="28"/>
-                <w:szCs w:val="28"/>
-              </w:rPr>
-              <w:t>23</w:t>
+              <w:t>(23</w:t>
             </w:r>
             <w:r>
               <w:rPr>
@@ -6242,7 +6260,6 @@
               </w:rPr>
               <w:t>)</w:t>
             </w:r>
-            <w:proofErr w:type="gramEnd"/>
           </w:p>
         </w:tc>
         <w:tc>
@@ -6605,16 +6622,7 @@
                 <w:sz w:val="28"/>
                 <w:szCs w:val="28"/>
               </w:rPr>
-              <w:t>(</w:t>
-            </w:r>
-            <w:proofErr w:type="gramStart"/>
-            <w:r>
-              <w:rPr>
-                <w:rFonts w:ascii="Times New Roman" w:hAnsi="Times New Roman" w:cs="Times New Roman"/>
-                <w:sz w:val="28"/>
-                <w:szCs w:val="28"/>
-              </w:rPr>
-              <w:t>23</w:t>
+              <w:t>(23</w:t>
             </w:r>
             <w:r>
               <w:rPr>
@@ -6634,7 +6642,6 @@
               </w:rPr>
               <w:t>)</w:t>
             </w:r>
-            <w:proofErr w:type="gramEnd"/>
           </w:p>
         </w:tc>
         <w:tc>
@@ -7001,17 +7008,7 @@
                 <w:sz w:val="28"/>
                 <w:szCs w:val="28"/>
               </w:rPr>
-              <w:t>(</w:t>
-            </w:r>
-            <w:proofErr w:type="gramStart"/>
-            <w:r>
-              <w:rPr>
-                <w:rFonts w:ascii="Times New Roman" w:hAnsi="Times New Roman" w:cs="Times New Roman"/>
-                <w:color w:val="FF0000"/>
-                <w:sz w:val="28"/>
-                <w:szCs w:val="28"/>
-              </w:rPr>
-              <w:t>23</w:t>
+              <w:t>(23</w:t>
             </w:r>
             <w:r>
               <w:rPr>
@@ -7033,7 +7030,6 @@
               </w:rPr>
               <w:t>)</w:t>
             </w:r>
-            <w:proofErr w:type="gramEnd"/>
           </w:p>
         </w:tc>
         <w:tc>
@@ -7442,6 +7438,8 @@
               <w:ind w:left="5"/>
               <w:rPr>
                 <w:rFonts w:ascii="Times New Roman" w:hAnsi="Times New Roman" w:cs="Times New Roman"/>
+                <w:color w:val="212121"/>
+                <w:spacing w:val="-2"/>
                 <w:sz w:val="28"/>
                 <w:szCs w:val="28"/>
               </w:rPr>
@@ -7476,6 +7474,78 @@
                 <w:szCs w:val="28"/>
               </w:rPr>
               <w:t>)</w:t>
+            </w:r>
+          </w:p>
+          <w:p>
+            <w:pPr>
+              <w:pStyle w:val="TableParagraph"/>
+              <w:spacing w:before="125"/>
+              <w:ind w:left="5"/>
+              <w:jc w:val="both"/>
+              <w:rPr>
+                <w:rFonts w:ascii="Times New Roman" w:hAnsi="Times New Roman" w:cs="Times New Roman"/>
+                <w:sz w:val="28"/>
+                <w:szCs w:val="28"/>
+              </w:rPr>
+            </w:pPr>
+            <w:r>
+              <w:rPr>
+                <w:rFonts w:ascii="Times New Roman" w:hAnsi="Times New Roman" w:cs="Times New Roman"/>
+                <w:sz w:val="28"/>
+                <w:szCs w:val="28"/>
+              </w:rPr>
+              <w:t xml:space="preserve">The worst-case complexity of Quick Sort is O(n^2), which occurs when the pivot element is either the smallest or largest value in every sub-array. </w:t>
+            </w:r>
+          </w:p>
+          <w:p>
+            <w:pPr>
+              <w:pStyle w:val="TableParagraph"/>
+              <w:spacing w:before="125"/>
+              <w:ind w:left="5"/>
+              <w:jc w:val="both"/>
+              <w:rPr>
+                <w:rFonts w:ascii="Times New Roman" w:hAnsi="Times New Roman" w:cs="Times New Roman"/>
+                <w:sz w:val="28"/>
+                <w:szCs w:val="28"/>
+              </w:rPr>
+            </w:pPr>
+            <w:r>
+              <w:rPr>
+                <w:rFonts w:ascii="Times New Roman" w:hAnsi="Times New Roman" w:cs="Times New Roman"/>
+                <w:sz w:val="28"/>
+                <w:szCs w:val="28"/>
+              </w:rPr>
+              <w:t xml:space="preserve">This situation arises when the pivot is always the smallest or </w:t>
+            </w:r>
+            <w:r>
+              <w:rPr>
+                <w:rFonts w:ascii="Times New Roman" w:hAnsi="Times New Roman" w:cs="Times New Roman"/>
+                <w:sz w:val="28"/>
+                <w:szCs w:val="28"/>
+              </w:rPr>
+              <w:lastRenderedPageBreak/>
+              <w:t xml:space="preserve">largest value in multiple steps of recursion, leading to a recursion depth of O(n). </w:t>
+            </w:r>
+          </w:p>
+          <w:p>
+            <w:pPr>
+              <w:pStyle w:val="TableParagraph"/>
+              <w:spacing w:before="125"/>
+              <w:ind w:left="5"/>
+              <w:jc w:val="both"/>
+              <w:rPr>
+                <w:rFonts w:ascii="Times New Roman" w:hAnsi="Times New Roman" w:cs="Times New Roman"/>
+                <w:sz w:val="28"/>
+                <w:szCs w:val="28"/>
+              </w:rPr>
+            </w:pPr>
+            <w:r>
+              <w:rPr>
+                <w:rFonts w:ascii="Times New Roman" w:hAnsi="Times New Roman" w:cs="Times New Roman"/>
+                <w:sz w:val="28"/>
+                <w:szCs w:val="28"/>
+              </w:rPr>
+              <w:t>In such cases, each partitioning operation takes O(n) time, and the recursion depth is O(n), resulting in a total time complexity of O(n^2).</w:t>
             </w:r>
           </w:p>
         </w:tc>
@@ -7507,6 +7577,7 @@
                 <w:sz w:val="28"/>
                 <w:szCs w:val="28"/>
               </w:rPr>
+              <w:lastRenderedPageBreak/>
               <w:t>Best-case</w:t>
             </w:r>
             <w:r>
@@ -7545,7 +7616,6 @@
                 <w:szCs w:val="28"/>
               </w:rPr>
             </w:pPr>
-            <w:proofErr w:type="gramStart"/>
             <w:r>
               <w:rPr>
                 <w:rFonts w:ascii="Times New Roman" w:hAnsi="Times New Roman" w:cs="Times New Roman"/>
@@ -7553,17 +7623,7 @@
                 <w:sz w:val="28"/>
                 <w:szCs w:val="28"/>
               </w:rPr>
-              <w:t>O(</w:t>
-            </w:r>
-            <w:proofErr w:type="gramEnd"/>
-            <w:r>
-              <w:rPr>
-                <w:rFonts w:ascii="Times New Roman" w:hAnsi="Times New Roman" w:cs="Times New Roman"/>
-                <w:color w:val="212121"/>
-                <w:sz w:val="28"/>
-                <w:szCs w:val="28"/>
-              </w:rPr>
-              <w:t>n</w:t>
+              <w:t>O(n</w:t>
             </w:r>
             <w:r>
               <w:rPr>
@@ -7672,7 +7732,6 @@
                 <w:szCs w:val="28"/>
               </w:rPr>
             </w:pPr>
-            <w:proofErr w:type="gramStart"/>
             <w:r>
               <w:rPr>
                 <w:rFonts w:ascii="Times New Roman" w:hAnsi="Times New Roman" w:cs="Times New Roman"/>
@@ -7680,17 +7739,7 @@
                 <w:sz w:val="28"/>
                 <w:szCs w:val="28"/>
               </w:rPr>
-              <w:t>O(</w:t>
-            </w:r>
-            <w:proofErr w:type="gramEnd"/>
-            <w:r>
-              <w:rPr>
-                <w:rFonts w:ascii="Times New Roman" w:hAnsi="Times New Roman" w:cs="Times New Roman"/>
-                <w:color w:val="212121"/>
-                <w:sz w:val="28"/>
-                <w:szCs w:val="28"/>
-              </w:rPr>
-              <w:t>n</w:t>
+              <w:t>O(n</w:t>
             </w:r>
             <w:r>
               <w:rPr>
@@ -7731,6 +7780,188 @@
               </w:rPr>
               <w:t>n)</w:t>
             </w:r>
+          </w:p>
+        </w:tc>
+      </w:tr>
+      <w:tr>
+        <w:trPr>
+          <w:trHeight w:val="630"/>
+        </w:trPr>
+        <w:tc>
+          <w:tcPr>
+            <w:tcW w:w="9302" w:type="dxa"/>
+            <w:gridSpan w:val="2"/>
+          </w:tcPr>
+          <w:p>
+            <w:pPr>
+              <w:pStyle w:val="TableParagraph"/>
+              <w:spacing w:before="125"/>
+              <w:ind w:left="2" w:right="133"/>
+              <w:rPr>
+                <w:rFonts w:ascii="Times New Roman" w:hAnsi="Times New Roman" w:cs="Times New Roman"/>
+                <w:b/>
+                <w:bCs/>
+                <w:color w:val="212121"/>
+                <w:spacing w:val="-2"/>
+                <w:sz w:val="28"/>
+                <w:szCs w:val="28"/>
+                <w:lang w:val="en-IN"/>
+              </w:rPr>
+            </w:pPr>
+            <w:r>
+              <w:rPr>
+                <w:rFonts w:ascii="Times New Roman" w:hAnsi="Times New Roman" w:cs="Times New Roman"/>
+                <w:b/>
+                <w:bCs/>
+                <w:color w:val="212121"/>
+                <w:spacing w:val="-2"/>
+                <w:sz w:val="28"/>
+                <w:szCs w:val="28"/>
+                <w:lang w:val="en-IN"/>
+              </w:rPr>
+              <w:t xml:space="preserve">Space </w:t>
+            </w:r>
+            <w:r>
+              <w:rPr>
+                <w:rFonts w:ascii="Times New Roman" w:hAnsi="Times New Roman" w:cs="Times New Roman"/>
+                <w:b/>
+                <w:bCs/>
+                <w:color w:val="212121"/>
+                <w:spacing w:val="-2"/>
+                <w:sz w:val="28"/>
+                <w:szCs w:val="28"/>
+                <w:lang w:val="en-IN"/>
+              </w:rPr>
+              <w:t>Complexity</w:t>
+            </w:r>
+            <w:r>
+              <w:rPr>
+                <w:rFonts w:ascii="Times New Roman" w:hAnsi="Times New Roman" w:cs="Times New Roman"/>
+                <w:b/>
+                <w:bCs/>
+                <w:color w:val="212121"/>
+                <w:spacing w:val="-2"/>
+                <w:sz w:val="28"/>
+                <w:szCs w:val="28"/>
+                <w:lang w:val="en-IN"/>
+              </w:rPr>
+              <w:t xml:space="preserve"> of Quick Sort:</w:t>
+            </w:r>
+          </w:p>
+          <w:p>
+            <w:pPr>
+              <w:pStyle w:val="TableParagraph"/>
+              <w:spacing w:before="125"/>
+              <w:ind w:left="2" w:right="133"/>
+              <w:rPr>
+                <w:rFonts w:ascii="Times New Roman" w:hAnsi="Times New Roman" w:cs="Times New Roman"/>
+                <w:color w:val="212121"/>
+                <w:spacing w:val="-2"/>
+                <w:sz w:val="28"/>
+                <w:szCs w:val="28"/>
+                <w:lang w:val="en-IN"/>
+              </w:rPr>
+            </w:pPr>
+            <w:r>
+              <w:rPr>
+                <w:rFonts w:ascii="Times New Roman" w:hAnsi="Times New Roman" w:cs="Times New Roman"/>
+                <w:b/>
+                <w:bCs/>
+                <w:color w:val="212121"/>
+                <w:spacing w:val="-2"/>
+                <w:sz w:val="28"/>
+                <w:szCs w:val="28"/>
+                <w:lang w:val="en-IN"/>
+              </w:rPr>
+              <w:t>Worst-case scenario:</w:t>
+            </w:r>
+            <w:r>
+              <w:rPr>
+                <w:rFonts w:ascii="Times New Roman" w:hAnsi="Times New Roman" w:cs="Times New Roman"/>
+                <w:color w:val="212121"/>
+                <w:spacing w:val="-2"/>
+                <w:sz w:val="28"/>
+                <w:szCs w:val="28"/>
+                <w:lang w:val="en-IN"/>
+              </w:rPr>
+              <w:t> </w:t>
+            </w:r>
+            <w:r>
+              <w:rPr>
+                <w:rFonts w:ascii="Times New Roman" w:hAnsi="Times New Roman" w:cs="Times New Roman"/>
+                <w:b/>
+                <w:bCs/>
+                <w:color w:val="212121"/>
+                <w:spacing w:val="-2"/>
+                <w:sz w:val="28"/>
+                <w:szCs w:val="28"/>
+                <w:lang w:val="en-IN"/>
+              </w:rPr>
+              <w:t>O(n) </w:t>
+            </w:r>
+            <w:r>
+              <w:rPr>
+                <w:rFonts w:ascii="Times New Roman" w:hAnsi="Times New Roman" w:cs="Times New Roman"/>
+                <w:color w:val="212121"/>
+                <w:spacing w:val="-2"/>
+                <w:sz w:val="28"/>
+                <w:szCs w:val="28"/>
+                <w:lang w:val="en-IN"/>
+              </w:rPr>
+              <w:t>due to unbalanced partitioning leading to a skewed recursion tree requiring a call stack of size O(n).</w:t>
+            </w:r>
+          </w:p>
+          <w:p>
+            <w:pPr>
+              <w:pStyle w:val="TableParagraph"/>
+              <w:spacing w:before="125"/>
+              <w:ind w:left="2" w:right="133"/>
+              <w:rPr>
+                <w:rFonts w:ascii="Times New Roman" w:hAnsi="Times New Roman" w:cs="Times New Roman"/>
+                <w:color w:val="212121"/>
+                <w:spacing w:val="-2"/>
+                <w:sz w:val="28"/>
+                <w:szCs w:val="28"/>
+                <w:lang w:val="en-IN"/>
+              </w:rPr>
+            </w:pPr>
+            <w:r>
+              <w:rPr>
+                <w:rFonts w:ascii="Times New Roman" w:hAnsi="Times New Roman" w:cs="Times New Roman"/>
+                <w:b/>
+                <w:bCs/>
+                <w:color w:val="212121"/>
+                <w:spacing w:val="-2"/>
+                <w:sz w:val="28"/>
+                <w:szCs w:val="28"/>
+                <w:lang w:val="en-IN"/>
+              </w:rPr>
+              <w:t>Best-case scenario: O(log n)</w:t>
+            </w:r>
+            <w:r>
+              <w:rPr>
+                <w:rFonts w:ascii="Times New Roman" w:hAnsi="Times New Roman" w:cs="Times New Roman"/>
+                <w:color w:val="212121"/>
+                <w:spacing w:val="-2"/>
+                <w:sz w:val="28"/>
+                <w:szCs w:val="28"/>
+                <w:lang w:val="en-IN"/>
+              </w:rPr>
+              <w:t> as a result of balanced partitioning leading to a balanced recursion tree with a call stack of size O(log n).</w:t>
+            </w:r>
+          </w:p>
+          <w:p>
+            <w:pPr>
+              <w:pStyle w:val="TableParagraph"/>
+              <w:spacing w:before="125"/>
+              <w:ind w:left="5" w:right="5"/>
+              <w:rPr>
+                <w:rFonts w:ascii="Times New Roman" w:hAnsi="Times New Roman" w:cs="Times New Roman"/>
+                <w:color w:val="212121"/>
+                <w:sz w:val="28"/>
+                <w:szCs w:val="28"/>
+              </w:rPr>
+            </w:pPr>
           </w:p>
         </w:tc>
       </w:tr>
@@ -7810,7 +8041,6 @@
           <w:szCs w:val="28"/>
         </w:rPr>
       </w:pPr>
-      <w:proofErr w:type="gramStart"/>
       <w:r>
         <w:rPr>
           <w:rFonts w:ascii="Times New Roman" w:hAnsi="Times New Roman" w:cs="Times New Roman"/>
@@ -7819,7 +8049,6 @@
         </w:rPr>
         <w:t>#include</w:t>
       </w:r>
-      <w:proofErr w:type="gramEnd"/>
       <w:r>
         <w:rPr>
           <w:rFonts w:ascii="Times New Roman" w:hAnsi="Times New Roman" w:cs="Times New Roman"/>
@@ -7836,27 +8065,7 @@
           <w:sz w:val="28"/>
           <w:szCs w:val="28"/>
         </w:rPr>
-        <w:t>&lt;</w:t>
-      </w:r>
-      <w:proofErr w:type="spellStart"/>
-      <w:r>
-        <w:rPr>
-          <w:rFonts w:ascii="Times New Roman" w:hAnsi="Times New Roman" w:cs="Times New Roman"/>
-          <w:spacing w:val="-2"/>
-          <w:sz w:val="28"/>
-          <w:szCs w:val="28"/>
-        </w:rPr>
-        <w:t>stdio.h</w:t>
-      </w:r>
-      <w:proofErr w:type="spellEnd"/>
-      <w:r>
-        <w:rPr>
-          <w:rFonts w:ascii="Times New Roman" w:hAnsi="Times New Roman" w:cs="Times New Roman"/>
-          <w:spacing w:val="-2"/>
-          <w:sz w:val="28"/>
-          <w:szCs w:val="28"/>
-        </w:rPr>
-        <w:t>&gt;</w:t>
+        <w:t>&lt;stdio.h&gt;</w:t>
       </w:r>
     </w:p>
     <w:p>
@@ -7960,25 +8169,7 @@
           <w:sz w:val="28"/>
           <w:szCs w:val="28"/>
         </w:rPr>
-        <w:t xml:space="preserve">int); int </w:t>
-      </w:r>
-      <w:proofErr w:type="gramStart"/>
-      <w:r>
-        <w:rPr>
-          <w:rFonts w:ascii="Times New Roman" w:hAnsi="Times New Roman" w:cs="Times New Roman"/>
-          <w:sz w:val="28"/>
-          <w:szCs w:val="28"/>
-        </w:rPr>
-        <w:t>main(</w:t>
-      </w:r>
-      <w:proofErr w:type="gramEnd"/>
-      <w:r>
-        <w:rPr>
-          <w:rFonts w:ascii="Times New Roman" w:hAnsi="Times New Roman" w:cs="Times New Roman"/>
-          <w:sz w:val="28"/>
-          <w:szCs w:val="28"/>
-        </w:rPr>
-        <w:t>)</w:t>
+        <w:t>int); int main()</w:t>
       </w:r>
     </w:p>
     <w:p>
@@ -8028,41 +8219,13 @@
         </w:rPr>
         <w:t xml:space="preserve"> </w:t>
       </w:r>
-      <w:proofErr w:type="gramStart"/>
-      <w:r>
-        <w:rPr>
-          <w:rFonts w:ascii="Times New Roman" w:hAnsi="Times New Roman" w:cs="Times New Roman"/>
-          <w:sz w:val="28"/>
-          <w:szCs w:val="28"/>
-        </w:rPr>
-        <w:t>array[</w:t>
-      </w:r>
-      <w:proofErr w:type="gramEnd"/>
-      <w:r>
-        <w:rPr>
-          <w:rFonts w:ascii="Times New Roman" w:hAnsi="Times New Roman" w:cs="Times New Roman"/>
-          <w:sz w:val="28"/>
-          <w:szCs w:val="28"/>
-        </w:rPr>
-        <w:t xml:space="preserve">25]; int size, </w:t>
-      </w:r>
-      <w:proofErr w:type="spellStart"/>
-      <w:r>
-        <w:rPr>
-          <w:rFonts w:ascii="Times New Roman" w:hAnsi="Times New Roman" w:cs="Times New Roman"/>
-          <w:sz w:val="28"/>
-          <w:szCs w:val="28"/>
-        </w:rPr>
-        <w:t>i</w:t>
-      </w:r>
-      <w:proofErr w:type="spellEnd"/>
-      <w:r>
-        <w:rPr>
-          <w:rFonts w:ascii="Times New Roman" w:hAnsi="Times New Roman" w:cs="Times New Roman"/>
-          <w:sz w:val="28"/>
-          <w:szCs w:val="28"/>
-        </w:rPr>
-        <w:t>;</w:t>
+      <w:r>
+        <w:rPr>
+          <w:rFonts w:ascii="Times New Roman" w:hAnsi="Times New Roman" w:cs="Times New Roman"/>
+          <w:sz w:val="28"/>
+          <w:szCs w:val="28"/>
+        </w:rPr>
+        <w:t>array[25]; int size, i;</w:t>
       </w:r>
     </w:p>
     <w:p>
@@ -8085,33 +8248,13 @@
           <w:szCs w:val="28"/>
         </w:rPr>
       </w:pPr>
-      <w:proofErr w:type="spellStart"/>
-      <w:proofErr w:type="gramStart"/>
-      <w:r>
-        <w:rPr>
-          <w:rFonts w:ascii="Times New Roman" w:hAnsi="Times New Roman" w:cs="Times New Roman"/>
-          <w:sz w:val="28"/>
-          <w:szCs w:val="28"/>
-        </w:rPr>
-        <w:t>printf</w:t>
-      </w:r>
-      <w:proofErr w:type="spellEnd"/>
-      <w:r>
-        <w:rPr>
-          <w:rFonts w:ascii="Times New Roman" w:hAnsi="Times New Roman" w:cs="Times New Roman"/>
-          <w:sz w:val="28"/>
-          <w:szCs w:val="28"/>
-        </w:rPr>
-        <w:t>(</w:t>
-      </w:r>
-      <w:proofErr w:type="gramEnd"/>
-      <w:r>
-        <w:rPr>
-          <w:rFonts w:ascii="Times New Roman" w:hAnsi="Times New Roman" w:cs="Times New Roman"/>
-          <w:sz w:val="28"/>
-          <w:szCs w:val="28"/>
-        </w:rPr>
-        <w:t>"Enter</w:t>
+      <w:r>
+        <w:rPr>
+          <w:rFonts w:ascii="Times New Roman" w:hAnsi="Times New Roman" w:cs="Times New Roman"/>
+          <w:sz w:val="28"/>
+          <w:szCs w:val="28"/>
+        </w:rPr>
+        <w:t>printf("Enter</w:t>
       </w:r>
       <w:r>
         <w:rPr>
@@ -8196,35 +8339,7 @@
           <w:sz w:val="28"/>
           <w:szCs w:val="28"/>
         </w:rPr>
-        <w:t xml:space="preserve">"); </w:t>
-      </w:r>
-      <w:proofErr w:type="spellStart"/>
-      <w:proofErr w:type="gramStart"/>
-      <w:r>
-        <w:rPr>
-          <w:rFonts w:ascii="Times New Roman" w:hAnsi="Times New Roman" w:cs="Times New Roman"/>
-          <w:sz w:val="28"/>
-          <w:szCs w:val="28"/>
-        </w:rPr>
-        <w:t>scanf</w:t>
-      </w:r>
-      <w:proofErr w:type="spellEnd"/>
-      <w:r>
-        <w:rPr>
-          <w:rFonts w:ascii="Times New Roman" w:hAnsi="Times New Roman" w:cs="Times New Roman"/>
-          <w:sz w:val="28"/>
-          <w:szCs w:val="28"/>
-        </w:rPr>
-        <w:t>(</w:t>
-      </w:r>
-      <w:proofErr w:type="gramEnd"/>
-      <w:r>
-        <w:rPr>
-          <w:rFonts w:ascii="Times New Roman" w:hAnsi="Times New Roman" w:cs="Times New Roman"/>
-          <w:sz w:val="28"/>
-          <w:szCs w:val="28"/>
-        </w:rPr>
-        <w:t>"%d", &amp;size);</w:t>
+        <w:t>"); scanf("%d", &amp;size);</w:t>
       </w:r>
     </w:p>
     <w:p>
@@ -8237,33 +8352,13 @@
           <w:szCs w:val="28"/>
         </w:rPr>
       </w:pPr>
-      <w:proofErr w:type="spellStart"/>
-      <w:proofErr w:type="gramStart"/>
-      <w:r>
-        <w:rPr>
-          <w:rFonts w:ascii="Times New Roman" w:hAnsi="Times New Roman" w:cs="Times New Roman"/>
-          <w:sz w:val="28"/>
-          <w:szCs w:val="28"/>
-        </w:rPr>
-        <w:t>printf</w:t>
-      </w:r>
-      <w:proofErr w:type="spellEnd"/>
-      <w:r>
-        <w:rPr>
-          <w:rFonts w:ascii="Times New Roman" w:hAnsi="Times New Roman" w:cs="Times New Roman"/>
-          <w:sz w:val="28"/>
-          <w:szCs w:val="28"/>
-        </w:rPr>
-        <w:t>(</w:t>
-      </w:r>
-      <w:proofErr w:type="gramEnd"/>
-      <w:r>
-        <w:rPr>
-          <w:rFonts w:ascii="Times New Roman" w:hAnsi="Times New Roman" w:cs="Times New Roman"/>
-          <w:sz w:val="28"/>
-          <w:szCs w:val="28"/>
-        </w:rPr>
-        <w:t>"Enter</w:t>
+      <w:r>
+        <w:rPr>
+          <w:rFonts w:ascii="Times New Roman" w:hAnsi="Times New Roman" w:cs="Times New Roman"/>
+          <w:sz w:val="28"/>
+          <w:szCs w:val="28"/>
+        </w:rPr>
+        <w:t>printf("Enter</w:t>
       </w:r>
       <w:r>
         <w:rPr>
@@ -8348,61 +8443,7 @@
           <w:sz w:val="28"/>
           <w:szCs w:val="28"/>
         </w:rPr>
-        <w:t>sorted:\n"); for (</w:t>
-      </w:r>
-      <w:proofErr w:type="spellStart"/>
-      <w:r>
-        <w:rPr>
-          <w:rFonts w:ascii="Times New Roman" w:hAnsi="Times New Roman" w:cs="Times New Roman"/>
-          <w:sz w:val="28"/>
-          <w:szCs w:val="28"/>
-        </w:rPr>
-        <w:t>i</w:t>
-      </w:r>
-      <w:proofErr w:type="spellEnd"/>
-      <w:r>
-        <w:rPr>
-          <w:rFonts w:ascii="Times New Roman" w:hAnsi="Times New Roman" w:cs="Times New Roman"/>
-          <w:sz w:val="28"/>
-          <w:szCs w:val="28"/>
-        </w:rPr>
-        <w:t xml:space="preserve"> = 0; </w:t>
-      </w:r>
-      <w:proofErr w:type="spellStart"/>
-      <w:r>
-        <w:rPr>
-          <w:rFonts w:ascii="Times New Roman" w:hAnsi="Times New Roman" w:cs="Times New Roman"/>
-          <w:sz w:val="28"/>
-          <w:szCs w:val="28"/>
-        </w:rPr>
-        <w:t>i</w:t>
-      </w:r>
-      <w:proofErr w:type="spellEnd"/>
-      <w:r>
-        <w:rPr>
-          <w:rFonts w:ascii="Times New Roman" w:hAnsi="Times New Roman" w:cs="Times New Roman"/>
-          <w:sz w:val="28"/>
-          <w:szCs w:val="28"/>
-        </w:rPr>
-        <w:t xml:space="preserve"> &lt; size; </w:t>
-      </w:r>
-      <w:proofErr w:type="spellStart"/>
-      <w:r>
-        <w:rPr>
-          <w:rFonts w:ascii="Times New Roman" w:hAnsi="Times New Roman" w:cs="Times New Roman"/>
-          <w:sz w:val="28"/>
-          <w:szCs w:val="28"/>
-        </w:rPr>
-        <w:t>i</w:t>
-      </w:r>
-      <w:proofErr w:type="spellEnd"/>
-      <w:r>
-        <w:rPr>
-          <w:rFonts w:ascii="Times New Roman" w:hAnsi="Times New Roman" w:cs="Times New Roman"/>
-          <w:sz w:val="28"/>
-          <w:szCs w:val="28"/>
-        </w:rPr>
-        <w:t>++)</w:t>
+        <w:t>sorted:\n"); for (i = 0; i &lt; size; i++)</w:t>
       </w:r>
     </w:p>
     <w:p>
@@ -8434,33 +8475,13 @@
           <w:szCs w:val="28"/>
         </w:rPr>
       </w:pPr>
-      <w:proofErr w:type="spellStart"/>
-      <w:proofErr w:type="gramStart"/>
-      <w:r>
-        <w:rPr>
-          <w:rFonts w:ascii="Times New Roman" w:hAnsi="Times New Roman" w:cs="Times New Roman"/>
-          <w:sz w:val="28"/>
-          <w:szCs w:val="28"/>
-        </w:rPr>
-        <w:t>scanf</w:t>
-      </w:r>
-      <w:proofErr w:type="spellEnd"/>
-      <w:r>
-        <w:rPr>
-          <w:rFonts w:ascii="Times New Roman" w:hAnsi="Times New Roman" w:cs="Times New Roman"/>
-          <w:sz w:val="28"/>
-          <w:szCs w:val="28"/>
-        </w:rPr>
-        <w:t>(</w:t>
-      </w:r>
-      <w:proofErr w:type="gramEnd"/>
-      <w:r>
-        <w:rPr>
-          <w:rFonts w:ascii="Times New Roman" w:hAnsi="Times New Roman" w:cs="Times New Roman"/>
-          <w:sz w:val="28"/>
-          <w:szCs w:val="28"/>
-        </w:rPr>
-        <w:t>"%d",</w:t>
+      <w:r>
+        <w:rPr>
+          <w:rFonts w:ascii="Times New Roman" w:hAnsi="Times New Roman" w:cs="Times New Roman"/>
+          <w:sz w:val="28"/>
+          <w:szCs w:val="28"/>
+        </w:rPr>
+        <w:t>scanf("%d",</w:t>
       </w:r>
       <w:r>
         <w:rPr>
@@ -8478,27 +8499,7 @@
           <w:sz w:val="28"/>
           <w:szCs w:val="28"/>
         </w:rPr>
-        <w:t>&amp;array[</w:t>
-      </w:r>
-      <w:proofErr w:type="spellStart"/>
-      <w:r>
-        <w:rPr>
-          <w:rFonts w:ascii="Times New Roman" w:hAnsi="Times New Roman" w:cs="Times New Roman"/>
-          <w:spacing w:val="-2"/>
-          <w:sz w:val="28"/>
-          <w:szCs w:val="28"/>
-        </w:rPr>
-        <w:t>i</w:t>
-      </w:r>
-      <w:proofErr w:type="spellEnd"/>
-      <w:r>
-        <w:rPr>
-          <w:rFonts w:ascii="Times New Roman" w:hAnsi="Times New Roman" w:cs="Times New Roman"/>
-          <w:spacing w:val="-2"/>
-          <w:sz w:val="28"/>
-          <w:szCs w:val="28"/>
-        </w:rPr>
-        <w:t>]);</w:t>
+        <w:t>&amp;array[i]);</w:t>
       </w:r>
     </w:p>
     <w:p>
@@ -8531,23 +8532,13 @@
           <w:szCs w:val="28"/>
         </w:rPr>
       </w:pPr>
-      <w:proofErr w:type="gramStart"/>
-      <w:r>
-        <w:rPr>
-          <w:rFonts w:ascii="Times New Roman" w:hAnsi="Times New Roman" w:cs="Times New Roman"/>
-          <w:sz w:val="28"/>
-          <w:szCs w:val="28"/>
-        </w:rPr>
-        <w:t>quicksort(</w:t>
-      </w:r>
-      <w:proofErr w:type="gramEnd"/>
-      <w:r>
-        <w:rPr>
-          <w:rFonts w:ascii="Times New Roman" w:hAnsi="Times New Roman" w:cs="Times New Roman"/>
-          <w:sz w:val="28"/>
-          <w:szCs w:val="28"/>
-        </w:rPr>
-        <w:t>array,</w:t>
+      <w:r>
+        <w:rPr>
+          <w:rFonts w:ascii="Times New Roman" w:hAnsi="Times New Roman" w:cs="Times New Roman"/>
+          <w:sz w:val="28"/>
+          <w:szCs w:val="28"/>
+        </w:rPr>
+        <w:t>quicksort(array,</w:t>
       </w:r>
       <w:r>
         <w:rPr>
@@ -8620,33 +8611,13 @@
           <w:szCs w:val="28"/>
         </w:rPr>
       </w:pPr>
-      <w:proofErr w:type="spellStart"/>
-      <w:proofErr w:type="gramStart"/>
-      <w:r>
-        <w:rPr>
-          <w:rFonts w:ascii="Times New Roman" w:hAnsi="Times New Roman" w:cs="Times New Roman"/>
-          <w:sz w:val="28"/>
-          <w:szCs w:val="28"/>
-        </w:rPr>
-        <w:t>printf</w:t>
-      </w:r>
-      <w:proofErr w:type="spellEnd"/>
-      <w:r>
-        <w:rPr>
-          <w:rFonts w:ascii="Times New Roman" w:hAnsi="Times New Roman" w:cs="Times New Roman"/>
-          <w:sz w:val="28"/>
-          <w:szCs w:val="28"/>
-        </w:rPr>
-        <w:t>(</w:t>
-      </w:r>
-      <w:proofErr w:type="gramEnd"/>
-      <w:r>
-        <w:rPr>
-          <w:rFonts w:ascii="Times New Roman" w:hAnsi="Times New Roman" w:cs="Times New Roman"/>
-          <w:sz w:val="28"/>
-          <w:szCs w:val="28"/>
-        </w:rPr>
-        <w:t>"Ascending</w:t>
+      <w:r>
+        <w:rPr>
+          <w:rFonts w:ascii="Times New Roman" w:hAnsi="Times New Roman" w:cs="Times New Roman"/>
+          <w:sz w:val="28"/>
+          <w:szCs w:val="28"/>
+        </w:rPr>
+        <w:t>printf("Ascending</w:t>
       </w:r>
       <w:r>
         <w:rPr>
@@ -8748,61 +8719,7 @@
           <w:sz w:val="28"/>
           <w:szCs w:val="28"/>
         </w:rPr>
-        <w:t>sort:\n"); for (</w:t>
-      </w:r>
-      <w:proofErr w:type="spellStart"/>
-      <w:r>
-        <w:rPr>
-          <w:rFonts w:ascii="Times New Roman" w:hAnsi="Times New Roman" w:cs="Times New Roman"/>
-          <w:sz w:val="28"/>
-          <w:szCs w:val="28"/>
-        </w:rPr>
-        <w:t>i</w:t>
-      </w:r>
-      <w:proofErr w:type="spellEnd"/>
-      <w:r>
-        <w:rPr>
-          <w:rFonts w:ascii="Times New Roman" w:hAnsi="Times New Roman" w:cs="Times New Roman"/>
-          <w:sz w:val="28"/>
-          <w:szCs w:val="28"/>
-        </w:rPr>
-        <w:t xml:space="preserve"> = 0; </w:t>
-      </w:r>
-      <w:proofErr w:type="spellStart"/>
-      <w:r>
-        <w:rPr>
-          <w:rFonts w:ascii="Times New Roman" w:hAnsi="Times New Roman" w:cs="Times New Roman"/>
-          <w:sz w:val="28"/>
-          <w:szCs w:val="28"/>
-        </w:rPr>
-        <w:t>i</w:t>
-      </w:r>
-      <w:proofErr w:type="spellEnd"/>
-      <w:r>
-        <w:rPr>
-          <w:rFonts w:ascii="Times New Roman" w:hAnsi="Times New Roman" w:cs="Times New Roman"/>
-          <w:sz w:val="28"/>
-          <w:szCs w:val="28"/>
-        </w:rPr>
-        <w:t xml:space="preserve"> &lt; size; </w:t>
-      </w:r>
-      <w:proofErr w:type="spellStart"/>
-      <w:r>
-        <w:rPr>
-          <w:rFonts w:ascii="Times New Roman" w:hAnsi="Times New Roman" w:cs="Times New Roman"/>
-          <w:sz w:val="28"/>
-          <w:szCs w:val="28"/>
-        </w:rPr>
-        <w:t>i</w:t>
-      </w:r>
-      <w:proofErr w:type="spellEnd"/>
-      <w:r>
-        <w:rPr>
-          <w:rFonts w:ascii="Times New Roman" w:hAnsi="Times New Roman" w:cs="Times New Roman"/>
-          <w:sz w:val="28"/>
-          <w:szCs w:val="28"/>
-        </w:rPr>
-        <w:t>++)</w:t>
+        <w:t>sort:\n"); for (i = 0; i &lt; size; i++)</w:t>
       </w:r>
     </w:p>
     <w:p>
@@ -8835,33 +8752,13 @@
           <w:szCs w:val="28"/>
         </w:rPr>
       </w:pPr>
-      <w:proofErr w:type="spellStart"/>
-      <w:proofErr w:type="gramStart"/>
-      <w:r>
-        <w:rPr>
-          <w:rFonts w:ascii="Times New Roman" w:hAnsi="Times New Roman" w:cs="Times New Roman"/>
-          <w:sz w:val="28"/>
-          <w:szCs w:val="28"/>
-        </w:rPr>
-        <w:t>printf</w:t>
-      </w:r>
-      <w:proofErr w:type="spellEnd"/>
-      <w:r>
-        <w:rPr>
-          <w:rFonts w:ascii="Times New Roman" w:hAnsi="Times New Roman" w:cs="Times New Roman"/>
-          <w:sz w:val="28"/>
-          <w:szCs w:val="28"/>
-        </w:rPr>
-        <w:t>(</w:t>
-      </w:r>
-      <w:proofErr w:type="gramEnd"/>
-      <w:r>
-        <w:rPr>
-          <w:rFonts w:ascii="Times New Roman" w:hAnsi="Times New Roman" w:cs="Times New Roman"/>
-          <w:sz w:val="28"/>
-          <w:szCs w:val="28"/>
-        </w:rPr>
-        <w:t>"%d</w:t>
+      <w:r>
+        <w:rPr>
+          <w:rFonts w:ascii="Times New Roman" w:hAnsi="Times New Roman" w:cs="Times New Roman"/>
+          <w:sz w:val="28"/>
+          <w:szCs w:val="28"/>
+        </w:rPr>
+        <w:t>printf("%d</w:t>
       </w:r>
       <w:r>
         <w:rPr>
@@ -8896,27 +8793,7 @@
           <w:sz w:val="28"/>
           <w:szCs w:val="28"/>
         </w:rPr>
-        <w:t>array[</w:t>
-      </w:r>
-      <w:proofErr w:type="spellStart"/>
-      <w:r>
-        <w:rPr>
-          <w:rFonts w:ascii="Times New Roman" w:hAnsi="Times New Roman" w:cs="Times New Roman"/>
-          <w:spacing w:val="-2"/>
-          <w:sz w:val="28"/>
-          <w:szCs w:val="28"/>
-        </w:rPr>
-        <w:t>i</w:t>
-      </w:r>
-      <w:proofErr w:type="spellEnd"/>
-      <w:r>
-        <w:rPr>
-          <w:rFonts w:ascii="Times New Roman" w:hAnsi="Times New Roman" w:cs="Times New Roman"/>
-          <w:spacing w:val="-2"/>
-          <w:sz w:val="28"/>
-          <w:szCs w:val="28"/>
-        </w:rPr>
-        <w:t>]);</w:t>
+        <w:t>array[i]);</w:t>
       </w:r>
     </w:p>
     <w:p>
@@ -8949,7 +8826,6 @@
           <w:szCs w:val="28"/>
         </w:rPr>
       </w:pPr>
-      <w:proofErr w:type="spellStart"/>
       <w:r>
         <w:rPr>
           <w:rFonts w:ascii="Times New Roman" w:hAnsi="Times New Roman" w:cs="Times New Roman"/>
@@ -8957,17 +8833,7 @@
           <w:sz w:val="28"/>
           <w:szCs w:val="28"/>
         </w:rPr>
-        <w:t>printf</w:t>
-      </w:r>
-      <w:proofErr w:type="spellEnd"/>
-      <w:r>
-        <w:rPr>
-          <w:rFonts w:ascii="Times New Roman" w:hAnsi="Times New Roman" w:cs="Times New Roman"/>
-          <w:spacing w:val="-2"/>
-          <w:sz w:val="28"/>
-          <w:szCs w:val="28"/>
-        </w:rPr>
-        <w:t>("\n");</w:t>
+        <w:t>printf("\n");</w:t>
       </w:r>
     </w:p>
     <w:p>
@@ -9054,23 +8920,13 @@
         </w:rPr>
         <w:t xml:space="preserve"> </w:t>
       </w:r>
-      <w:proofErr w:type="gramStart"/>
-      <w:r>
-        <w:rPr>
-          <w:rFonts w:ascii="Times New Roman" w:hAnsi="Times New Roman" w:cs="Times New Roman"/>
-          <w:sz w:val="28"/>
-          <w:szCs w:val="28"/>
-        </w:rPr>
-        <w:t>quicksort(</w:t>
-      </w:r>
-      <w:proofErr w:type="gramEnd"/>
-      <w:r>
-        <w:rPr>
-          <w:rFonts w:ascii="Times New Roman" w:hAnsi="Times New Roman" w:cs="Times New Roman"/>
-          <w:sz w:val="28"/>
-          <w:szCs w:val="28"/>
-        </w:rPr>
-        <w:t>int</w:t>
+      <w:r>
+        <w:rPr>
+          <w:rFonts w:ascii="Times New Roman" w:hAnsi="Times New Roman" w:cs="Times New Roman"/>
+          <w:sz w:val="28"/>
+          <w:szCs w:val="28"/>
+        </w:rPr>
+        <w:t>quicksort(int</w:t>
       </w:r>
       <w:r>
         <w:rPr>
@@ -9081,23 +8937,13 @@
         </w:rPr>
         <w:t xml:space="preserve"> </w:t>
       </w:r>
-      <w:proofErr w:type="gramStart"/>
-      <w:r>
-        <w:rPr>
-          <w:rFonts w:ascii="Times New Roman" w:hAnsi="Times New Roman" w:cs="Times New Roman"/>
-          <w:sz w:val="28"/>
-          <w:szCs w:val="28"/>
-        </w:rPr>
-        <w:t>array[</w:t>
-      </w:r>
-      <w:proofErr w:type="gramEnd"/>
-      <w:r>
-        <w:rPr>
-          <w:rFonts w:ascii="Times New Roman" w:hAnsi="Times New Roman" w:cs="Times New Roman"/>
-          <w:sz w:val="28"/>
-          <w:szCs w:val="28"/>
-        </w:rPr>
-        <w:t>],</w:t>
+      <w:r>
+        <w:rPr>
+          <w:rFonts w:ascii="Times New Roman" w:hAnsi="Times New Roman" w:cs="Times New Roman"/>
+          <w:sz w:val="28"/>
+          <w:szCs w:val="28"/>
+        </w:rPr>
+        <w:t>array[],</w:t>
       </w:r>
       <w:r>
         <w:rPr>
@@ -10433,7 +10279,6 @@
         </w:rPr>
         <w:t xml:space="preserve"> </w:t>
       </w:r>
-      <w:proofErr w:type="gramStart"/>
       <w:r>
         <w:rPr>
           <w:rFonts w:ascii="Times New Roman" w:hAnsi="Times New Roman" w:cs="Times New Roman"/>
@@ -10442,7 +10287,6 @@
         </w:rPr>
         <w:t>than</w:t>
       </w:r>
-      <w:proofErr w:type="gramEnd"/>
       <w:r>
         <w:rPr>
           <w:rFonts w:ascii="Times New Roman" w:hAnsi="Times New Roman" w:cs="Times New Roman"/>
@@ -10596,23 +10440,13 @@
           <w:szCs w:val="28"/>
         </w:rPr>
       </w:pPr>
-      <w:proofErr w:type="gramStart"/>
-      <w:r>
-        <w:rPr>
-          <w:rFonts w:ascii="Times New Roman" w:hAnsi="Times New Roman" w:cs="Times New Roman"/>
-          <w:sz w:val="28"/>
-          <w:szCs w:val="28"/>
-        </w:rPr>
-        <w:t>quicksort(</w:t>
-      </w:r>
-      <w:proofErr w:type="gramEnd"/>
-      <w:r>
-        <w:rPr>
-          <w:rFonts w:ascii="Times New Roman" w:hAnsi="Times New Roman" w:cs="Times New Roman"/>
-          <w:sz w:val="28"/>
-          <w:szCs w:val="28"/>
-        </w:rPr>
-        <w:t>array, low, right - 1);</w:t>
+      <w:r>
+        <w:rPr>
+          <w:rFonts w:ascii="Times New Roman" w:hAnsi="Times New Roman" w:cs="Times New Roman"/>
+          <w:sz w:val="28"/>
+          <w:szCs w:val="28"/>
+        </w:rPr>
+        <w:t>quicksort(array, low, right - 1);</w:t>
       </w:r>
       <w:r>
         <w:rPr>
@@ -10629,25 +10463,7 @@
           <w:sz w:val="28"/>
           <w:szCs w:val="28"/>
         </w:rPr>
-        <w:t xml:space="preserve">// Apply quicksort on the left side of pivot </w:t>
-      </w:r>
-      <w:proofErr w:type="gramStart"/>
-      <w:r>
-        <w:rPr>
-          <w:rFonts w:ascii="Times New Roman" w:hAnsi="Times New Roman" w:cs="Times New Roman"/>
-          <w:sz w:val="28"/>
-          <w:szCs w:val="28"/>
-        </w:rPr>
-        <w:t>quicksort(</w:t>
-      </w:r>
-      <w:proofErr w:type="gramEnd"/>
-      <w:r>
-        <w:rPr>
-          <w:rFonts w:ascii="Times New Roman" w:hAnsi="Times New Roman" w:cs="Times New Roman"/>
-          <w:sz w:val="28"/>
-          <w:szCs w:val="28"/>
-        </w:rPr>
-        <w:t>array,</w:t>
+        <w:t>// Apply quicksort on the left side of pivot quicksort(array,</w:t>
       </w:r>
       <w:r>
         <w:rPr>
@@ -10982,7 +10798,27 @@
           <w:sz w:val="28"/>
           <w:szCs w:val="28"/>
         </w:rPr>
-        <w:t>The given program implements Quick Sort using a modified Hoare partition scheme. It uses two pointers (left and right) and a pivot that moves during swapping.</w:t>
+        <w:t xml:space="preserve">The given program implements Quick Sort using a </w:t>
+      </w:r>
+      <w:r>
+        <w:rPr>
+          <w:rFonts w:ascii="Times New Roman" w:hAnsi="Times New Roman" w:cs="Times New Roman"/>
+          <w:b/>
+          <w:bCs/>
+          <w:noProof/>
+          <w:sz w:val="28"/>
+          <w:szCs w:val="28"/>
+        </w:rPr>
+        <w:t>modified Hoare partition scheme</w:t>
+      </w:r>
+      <w:r>
+        <w:rPr>
+          <w:rFonts w:ascii="Times New Roman" w:hAnsi="Times New Roman" w:cs="Times New Roman"/>
+          <w:noProof/>
+          <w:sz w:val="28"/>
+          <w:szCs w:val="28"/>
+        </w:rPr>
+        <w:t>. It uses two pointers (left and right) and a pivot that moves during swapping.</w:t>
       </w:r>
     </w:p>
     <w:p>
@@ -12085,10 +11921,1801 @@
       <w:pPr>
         <w:rPr>
           <w:rFonts w:ascii="Times New Roman" w:hAnsi="Times New Roman" w:cs="Times New Roman"/>
-          <w:sz w:val="28"/>
-          <w:szCs w:val="28"/>
-        </w:rPr>
-      </w:pPr>
+          <w:b/>
+          <w:bCs/>
+          <w:sz w:val="28"/>
+          <w:szCs w:val="28"/>
+          <w:lang w:val="en-IN"/>
+        </w:rPr>
+      </w:pPr>
+    </w:p>
+    <w:p>
+      <w:pPr>
+        <w:jc w:val="center"/>
+        <w:rPr>
+          <w:rFonts w:ascii="Times New Roman" w:hAnsi="Times New Roman" w:cs="Times New Roman"/>
+          <w:b/>
+          <w:bCs/>
+          <w:sz w:val="28"/>
+          <w:szCs w:val="28"/>
+        </w:rPr>
+      </w:pPr>
+      <w:r>
+        <w:rPr>
+          <w:rFonts w:ascii="Times New Roman" w:hAnsi="Times New Roman" w:cs="Times New Roman"/>
+          <w:b/>
+          <w:bCs/>
+          <w:sz w:val="28"/>
+          <w:szCs w:val="28"/>
+          <w:lang w:val="en-IN"/>
+        </w:rPr>
+        <w:t>(</w:t>
+      </w:r>
+      <w:r>
+        <w:rPr>
+          <w:rFonts w:ascii="Times New Roman" w:hAnsi="Times New Roman" w:cs="Times New Roman"/>
+          <w:b/>
+          <w:bCs/>
+          <w:sz w:val="28"/>
+          <w:szCs w:val="28"/>
+        </w:rPr>
+        <w:t>T</w:t>
+      </w:r>
+      <w:r>
+        <w:rPr>
+          <w:rFonts w:ascii="Times New Roman" w:hAnsi="Times New Roman" w:cs="Times New Roman"/>
+          <w:b/>
+          <w:bCs/>
+          <w:sz w:val="28"/>
+          <w:szCs w:val="28"/>
+        </w:rPr>
+        <w:t>his is the two-pointer / moving pivot Quick Sort – modified Hoare style</w:t>
+      </w:r>
+      <w:r>
+        <w:rPr>
+          <w:rFonts w:ascii="Times New Roman" w:hAnsi="Times New Roman" w:cs="Times New Roman"/>
+          <w:b/>
+          <w:bCs/>
+          <w:sz w:val="28"/>
+          <w:szCs w:val="28"/>
+        </w:rPr>
+        <w:t>)</w:t>
+      </w:r>
+    </w:p>
+    <w:p>
+      <w:pPr>
+        <w:rPr>
+          <w:rFonts w:ascii="Segoe UI Emoji" w:hAnsi="Segoe UI Emoji" w:cs="Segoe UI Emoji"/>
+          <w:b/>
+          <w:bCs/>
+          <w:sz w:val="28"/>
+          <w:szCs w:val="28"/>
+          <w:lang w:val="en-IN"/>
+        </w:rPr>
+      </w:pPr>
+      <w:r>
+        <w:rPr>
+          <w:rFonts w:ascii="Times New Roman" w:hAnsi="Times New Roman" w:cs="Times New Roman"/>
+          <w:sz w:val="28"/>
+          <w:szCs w:val="28"/>
+          <w:lang w:val="en-IN"/>
+        </w:rPr>
+        <w:pict w14:anchorId="56867B4A">
+          <v:rect id="_x0000_i1127" style="width:0;height:1.5pt" o:hralign="center" o:hrstd="t" o:hr="t" fillcolor="#a0a0a0" stroked="f"/>
+        </w:pict>
+      </w:r>
+    </w:p>
+    <w:p>
+      <w:pPr>
+        <w:rPr>
+          <w:rFonts w:ascii="Times New Roman" w:hAnsi="Times New Roman" w:cs="Times New Roman"/>
+          <w:b/>
+          <w:bCs/>
+          <w:sz w:val="28"/>
+          <w:szCs w:val="28"/>
+        </w:rPr>
+      </w:pPr>
+      <w:r>
+        <w:rPr>
+          <w:rFonts w:ascii="Segoe UI Emoji" w:hAnsi="Segoe UI Emoji" w:cs="Segoe UI Emoji"/>
+          <w:b/>
+          <w:bCs/>
+          <w:sz w:val="28"/>
+          <w:szCs w:val="28"/>
+          <w:lang w:val="en-IN"/>
+        </w:rPr>
+        <w:t>✅</w:t>
+      </w:r>
+      <w:r>
+        <w:rPr>
+          <w:rFonts w:ascii="Times New Roman" w:hAnsi="Times New Roman" w:cs="Times New Roman"/>
+          <w:b/>
+          <w:bCs/>
+          <w:sz w:val="28"/>
+          <w:szCs w:val="28"/>
+          <w:lang w:val="en-IN"/>
+        </w:rPr>
+        <w:t xml:space="preserve"> </w:t>
+      </w:r>
+      <w:r>
+        <w:rPr>
+          <w:rFonts w:ascii="Segoe UI Emoji" w:hAnsi="Segoe UI Emoji" w:cs="Segoe UI Emoji"/>
+          <w:b/>
+          <w:bCs/>
+          <w:sz w:val="28"/>
+          <w:szCs w:val="28"/>
+          <w:lang w:val="en-IN"/>
+        </w:rPr>
+        <w:t>🔹</w:t>
+      </w:r>
+      <w:r>
+        <w:rPr>
+          <w:rFonts w:ascii="Times New Roman" w:hAnsi="Times New Roman" w:cs="Times New Roman"/>
+          <w:b/>
+          <w:bCs/>
+          <w:sz w:val="28"/>
+          <w:szCs w:val="28"/>
+          <w:lang w:val="en-IN"/>
+        </w:rPr>
+        <w:t xml:space="preserve"> Algorithm: QUICK SORT</w:t>
+      </w:r>
+      <w:r>
+        <w:rPr>
+          <w:rFonts w:ascii="Times New Roman" w:hAnsi="Times New Roman" w:cs="Times New Roman"/>
+          <w:b/>
+          <w:bCs/>
+          <w:sz w:val="28"/>
+          <w:szCs w:val="28"/>
+          <w:lang w:val="en-IN"/>
+        </w:rPr>
+        <w:t xml:space="preserve"> </w:t>
+      </w:r>
+    </w:p>
+    <w:p>
+      <w:pPr>
+        <w:rPr>
+          <w:rFonts w:ascii="Times New Roman" w:hAnsi="Times New Roman" w:cs="Times New Roman"/>
+          <w:b/>
+          <w:bCs/>
+          <w:sz w:val="28"/>
+          <w:szCs w:val="28"/>
+          <w:lang w:val="en-IN"/>
+        </w:rPr>
+      </w:pPr>
+    </w:p>
+    <w:p>
+      <w:pPr>
+        <w:rPr>
+          <w:rFonts w:ascii="Times New Roman" w:hAnsi="Times New Roman" w:cs="Times New Roman"/>
+          <w:b/>
+          <w:bCs/>
+          <w:sz w:val="28"/>
+          <w:szCs w:val="28"/>
+          <w:lang w:val="en-IN"/>
+        </w:rPr>
+      </w:pPr>
+      <w:r>
+        <w:rPr>
+          <w:rFonts w:ascii="Times New Roman" w:hAnsi="Times New Roman" w:cs="Times New Roman"/>
+          <w:b/>
+          <w:bCs/>
+          <w:sz w:val="28"/>
+          <w:szCs w:val="28"/>
+          <w:lang w:val="en-IN"/>
+        </w:rPr>
+        <w:t>QUICKSORT(A, beg, end)</w:t>
+      </w:r>
+    </w:p>
+    <w:p>
+      <w:pPr>
+        <w:rPr>
+          <w:rFonts w:ascii="Times New Roman" w:hAnsi="Times New Roman" w:cs="Times New Roman"/>
+          <w:sz w:val="28"/>
+          <w:szCs w:val="28"/>
+          <w:lang w:val="en-IN"/>
+        </w:rPr>
+      </w:pPr>
+      <w:r>
+        <w:rPr>
+          <w:rFonts w:ascii="Times New Roman" w:hAnsi="Times New Roman" w:cs="Times New Roman"/>
+          <w:b/>
+          <w:bCs/>
+          <w:sz w:val="28"/>
+          <w:szCs w:val="28"/>
+          <w:lang w:val="en-IN"/>
+        </w:rPr>
+        <w:t>Step 1:</w:t>
+      </w:r>
+      <w:r>
+        <w:rPr>
+          <w:rFonts w:ascii="Times New Roman" w:hAnsi="Times New Roman" w:cs="Times New Roman"/>
+          <w:sz w:val="28"/>
+          <w:szCs w:val="28"/>
+          <w:lang w:val="en-IN"/>
+        </w:rPr>
+        <w:t xml:space="preserve"> If beg &lt; end, then</w:t>
+      </w:r>
+      <w:r>
+        <w:rPr>
+          <w:rFonts w:ascii="Times New Roman" w:hAnsi="Times New Roman" w:cs="Times New Roman"/>
+          <w:sz w:val="28"/>
+          <w:szCs w:val="28"/>
+          <w:lang w:val="en-IN"/>
+        </w:rPr>
+        <w:br/>
+      </w:r>
+      <w:r>
+        <w:rPr>
+          <w:rFonts w:ascii="Times New Roman" w:hAnsi="Times New Roman" w:cs="Times New Roman"/>
+          <w:sz w:val="28"/>
+          <w:szCs w:val="28"/>
+          <w:lang w:val="en-IN"/>
+        </w:rPr>
+        <w:t> </w:t>
+      </w:r>
+      <w:r>
+        <w:rPr>
+          <w:rFonts w:ascii="Times New Roman" w:hAnsi="Times New Roman" w:cs="Times New Roman"/>
+          <w:sz w:val="28"/>
+          <w:szCs w:val="28"/>
+          <w:lang w:val="en-IN"/>
+        </w:rPr>
+        <w:t> </w:t>
+      </w:r>
+      <w:r>
+        <w:rPr>
+          <w:rFonts w:ascii="Times New Roman" w:hAnsi="Times New Roman" w:cs="Times New Roman"/>
+          <w:sz w:val="28"/>
+          <w:szCs w:val="28"/>
+          <w:lang w:val="en-IN"/>
+        </w:rPr>
+        <w:t>a. Call PARTITION(A, beg, end, pivotLoc)</w:t>
+      </w:r>
+      <w:r>
+        <w:rPr>
+          <w:rFonts w:ascii="Times New Roman" w:hAnsi="Times New Roman" w:cs="Times New Roman"/>
+          <w:sz w:val="28"/>
+          <w:szCs w:val="28"/>
+          <w:lang w:val="en-IN"/>
+        </w:rPr>
+        <w:br/>
+      </w:r>
+      <w:r>
+        <w:rPr>
+          <w:rFonts w:ascii="Times New Roman" w:hAnsi="Times New Roman" w:cs="Times New Roman"/>
+          <w:sz w:val="28"/>
+          <w:szCs w:val="28"/>
+          <w:lang w:val="en-IN"/>
+        </w:rPr>
+        <w:t> </w:t>
+      </w:r>
+      <w:r>
+        <w:rPr>
+          <w:rFonts w:ascii="Times New Roman" w:hAnsi="Times New Roman" w:cs="Times New Roman"/>
+          <w:sz w:val="28"/>
+          <w:szCs w:val="28"/>
+          <w:lang w:val="en-IN"/>
+        </w:rPr>
+        <w:t> </w:t>
+      </w:r>
+      <w:r>
+        <w:rPr>
+          <w:rFonts w:ascii="Times New Roman" w:hAnsi="Times New Roman" w:cs="Times New Roman"/>
+          <w:sz w:val="28"/>
+          <w:szCs w:val="28"/>
+          <w:lang w:val="en-IN"/>
+        </w:rPr>
+        <w:t xml:space="preserve">b. QUICKSORT(A, beg, pivotLoc - 1) </w:t>
+      </w:r>
+      <w:r>
+        <w:rPr>
+          <w:rFonts w:ascii="Times New Roman" w:hAnsi="Times New Roman" w:cs="Times New Roman"/>
+          <w:i/>
+          <w:iCs/>
+          <w:sz w:val="28"/>
+          <w:szCs w:val="28"/>
+          <w:lang w:val="en-IN"/>
+        </w:rPr>
+        <w:t>(left subarray)</w:t>
+      </w:r>
+      <w:r>
+        <w:rPr>
+          <w:rFonts w:ascii="Times New Roman" w:hAnsi="Times New Roman" w:cs="Times New Roman"/>
+          <w:sz w:val="28"/>
+          <w:szCs w:val="28"/>
+          <w:lang w:val="en-IN"/>
+        </w:rPr>
+        <w:br/>
+      </w:r>
+      <w:r>
+        <w:rPr>
+          <w:rFonts w:ascii="Times New Roman" w:hAnsi="Times New Roman" w:cs="Times New Roman"/>
+          <w:sz w:val="28"/>
+          <w:szCs w:val="28"/>
+          <w:lang w:val="en-IN"/>
+        </w:rPr>
+        <w:t> </w:t>
+      </w:r>
+      <w:r>
+        <w:rPr>
+          <w:rFonts w:ascii="Times New Roman" w:hAnsi="Times New Roman" w:cs="Times New Roman"/>
+          <w:sz w:val="28"/>
+          <w:szCs w:val="28"/>
+          <w:lang w:val="en-IN"/>
+        </w:rPr>
+        <w:t> </w:t>
+      </w:r>
+      <w:r>
+        <w:rPr>
+          <w:rFonts w:ascii="Times New Roman" w:hAnsi="Times New Roman" w:cs="Times New Roman"/>
+          <w:sz w:val="28"/>
+          <w:szCs w:val="28"/>
+          <w:lang w:val="en-IN"/>
+        </w:rPr>
+        <w:t xml:space="preserve">c. QUICKSORT(A, pivotLoc + 1, end) </w:t>
+      </w:r>
+      <w:r>
+        <w:rPr>
+          <w:rFonts w:ascii="Times New Roman" w:hAnsi="Times New Roman" w:cs="Times New Roman"/>
+          <w:i/>
+          <w:iCs/>
+          <w:sz w:val="28"/>
+          <w:szCs w:val="28"/>
+          <w:lang w:val="en-IN"/>
+        </w:rPr>
+        <w:t>(right subarray)</w:t>
+      </w:r>
+    </w:p>
+    <w:p>
+      <w:pPr>
+        <w:rPr>
+          <w:rFonts w:ascii="Times New Roman" w:hAnsi="Times New Roman" w:cs="Times New Roman"/>
+          <w:sz w:val="28"/>
+          <w:szCs w:val="28"/>
+          <w:lang w:val="en-IN"/>
+        </w:rPr>
+      </w:pPr>
+      <w:r>
+        <w:rPr>
+          <w:rFonts w:ascii="Times New Roman" w:hAnsi="Times New Roman" w:cs="Times New Roman"/>
+          <w:b/>
+          <w:bCs/>
+          <w:sz w:val="28"/>
+          <w:szCs w:val="28"/>
+          <w:lang w:val="en-IN"/>
+        </w:rPr>
+        <w:t>Step 2:</w:t>
+      </w:r>
+      <w:r>
+        <w:rPr>
+          <w:rFonts w:ascii="Times New Roman" w:hAnsi="Times New Roman" w:cs="Times New Roman"/>
+          <w:sz w:val="28"/>
+          <w:szCs w:val="28"/>
+          <w:lang w:val="en-IN"/>
+        </w:rPr>
+        <w:t xml:space="preserve"> Exit</w:t>
+      </w:r>
+    </w:p>
+    <w:p>
+      <w:pPr>
+        <w:rPr>
+          <w:rFonts w:ascii="Times New Roman" w:hAnsi="Times New Roman" w:cs="Times New Roman"/>
+          <w:sz w:val="28"/>
+          <w:szCs w:val="28"/>
+          <w:lang w:val="en-IN"/>
+        </w:rPr>
+      </w:pPr>
+      <w:r>
+        <w:rPr>
+          <w:rFonts w:ascii="Times New Roman" w:hAnsi="Times New Roman" w:cs="Times New Roman"/>
+          <w:sz w:val="28"/>
+          <w:szCs w:val="28"/>
+          <w:lang w:val="en-IN"/>
+        </w:rPr>
+        <w:pict w14:anchorId="158690C0">
+          <v:rect id="_x0000_i1102" style="width:0;height:1.5pt" o:hralign="center" o:hrstd="t" o:hr="t" fillcolor="#a0a0a0" stroked="f"/>
+        </w:pict>
+      </w:r>
+    </w:p>
+    <w:p>
+      <w:pPr>
+        <w:rPr>
+          <w:rFonts w:ascii="Times New Roman" w:hAnsi="Times New Roman" w:cs="Times New Roman"/>
+          <w:b/>
+          <w:bCs/>
+          <w:sz w:val="28"/>
+          <w:szCs w:val="28"/>
+          <w:lang w:val="en-IN"/>
+        </w:rPr>
+      </w:pPr>
+      <w:r>
+        <w:rPr>
+          <w:rFonts w:ascii="Segoe UI Emoji" w:hAnsi="Segoe UI Emoji" w:cs="Segoe UI Emoji"/>
+          <w:b/>
+          <w:bCs/>
+          <w:sz w:val="28"/>
+          <w:szCs w:val="28"/>
+          <w:lang w:val="en-IN"/>
+        </w:rPr>
+        <w:t>✅</w:t>
+      </w:r>
+      <w:r>
+        <w:rPr>
+          <w:rFonts w:ascii="Times New Roman" w:hAnsi="Times New Roman" w:cs="Times New Roman"/>
+          <w:b/>
+          <w:bCs/>
+          <w:sz w:val="28"/>
+          <w:szCs w:val="28"/>
+          <w:lang w:val="en-IN"/>
+        </w:rPr>
+        <w:t xml:space="preserve"> </w:t>
+      </w:r>
+      <w:r>
+        <w:rPr>
+          <w:rFonts w:ascii="Segoe UI Emoji" w:hAnsi="Segoe UI Emoji" w:cs="Segoe UI Emoji"/>
+          <w:b/>
+          <w:bCs/>
+          <w:sz w:val="28"/>
+          <w:szCs w:val="28"/>
+          <w:lang w:val="en-IN"/>
+        </w:rPr>
+        <w:t>🔹</w:t>
+      </w:r>
+      <w:r>
+        <w:rPr>
+          <w:rFonts w:ascii="Times New Roman" w:hAnsi="Times New Roman" w:cs="Times New Roman"/>
+          <w:b/>
+          <w:bCs/>
+          <w:sz w:val="28"/>
+          <w:szCs w:val="28"/>
+          <w:lang w:val="en-IN"/>
+        </w:rPr>
+        <w:t xml:space="preserve"> Algorithm: PARTITION (Moving Pivot Method)</w:t>
+      </w:r>
+    </w:p>
+    <w:p>
+      <w:pPr>
+        <w:rPr>
+          <w:rFonts w:ascii="Times New Roman" w:hAnsi="Times New Roman" w:cs="Times New Roman"/>
+          <w:b/>
+          <w:bCs/>
+          <w:sz w:val="28"/>
+          <w:szCs w:val="28"/>
+          <w:lang w:val="en-IN"/>
+        </w:rPr>
+      </w:pPr>
+      <w:r>
+        <w:rPr>
+          <w:rFonts w:ascii="Times New Roman" w:hAnsi="Times New Roman" w:cs="Times New Roman"/>
+          <w:b/>
+          <w:bCs/>
+          <w:sz w:val="28"/>
+          <w:szCs w:val="28"/>
+          <w:lang w:val="en-IN"/>
+        </w:rPr>
+        <w:t>PARTITION(A, beg, end, pivotLoc)</w:t>
+      </w:r>
+    </w:p>
+    <w:p>
+      <w:pPr>
+        <w:rPr>
+          <w:rFonts w:ascii="Times New Roman" w:hAnsi="Times New Roman" w:cs="Times New Roman"/>
+          <w:sz w:val="28"/>
+          <w:szCs w:val="28"/>
+          <w:lang w:val="en-IN"/>
+        </w:rPr>
+      </w:pPr>
+      <w:r>
+        <w:rPr>
+          <w:rFonts w:ascii="Times New Roman" w:hAnsi="Times New Roman" w:cs="Times New Roman"/>
+          <w:b/>
+          <w:bCs/>
+          <w:sz w:val="28"/>
+          <w:szCs w:val="28"/>
+          <w:lang w:val="en-IN"/>
+        </w:rPr>
+        <w:t>Step 1:</w:t>
+      </w:r>
+      <w:r>
+        <w:rPr>
+          <w:rFonts w:ascii="Times New Roman" w:hAnsi="Times New Roman" w:cs="Times New Roman"/>
+          <w:sz w:val="28"/>
+          <w:szCs w:val="28"/>
+          <w:lang w:val="en-IN"/>
+        </w:rPr>
+        <w:br/>
+      </w:r>
+      <w:r>
+        <w:rPr>
+          <w:rFonts w:ascii="Times New Roman" w:hAnsi="Times New Roman" w:cs="Times New Roman"/>
+          <w:sz w:val="28"/>
+          <w:szCs w:val="28"/>
+          <w:lang w:val="en-IN"/>
+        </w:rPr>
+        <w:t> </w:t>
+      </w:r>
+      <w:r>
+        <w:rPr>
+          <w:rFonts w:ascii="Times New Roman" w:hAnsi="Times New Roman" w:cs="Times New Roman"/>
+          <w:sz w:val="28"/>
+          <w:szCs w:val="28"/>
+          <w:lang w:val="en-IN"/>
+        </w:rPr>
+        <w:t> </w:t>
+      </w:r>
+      <w:r>
+        <w:rPr>
+          <w:rFonts w:ascii="Times New Roman" w:hAnsi="Times New Roman" w:cs="Times New Roman"/>
+          <w:sz w:val="28"/>
+          <w:szCs w:val="28"/>
+          <w:lang w:val="en-IN"/>
+        </w:rPr>
+        <w:t>left = beg</w:t>
+      </w:r>
+      <w:r>
+        <w:rPr>
+          <w:rFonts w:ascii="Times New Roman" w:hAnsi="Times New Roman" w:cs="Times New Roman"/>
+          <w:sz w:val="28"/>
+          <w:szCs w:val="28"/>
+          <w:lang w:val="en-IN"/>
+        </w:rPr>
+        <w:br/>
+      </w:r>
+      <w:r>
+        <w:rPr>
+          <w:rFonts w:ascii="Times New Roman" w:hAnsi="Times New Roman" w:cs="Times New Roman"/>
+          <w:sz w:val="28"/>
+          <w:szCs w:val="28"/>
+          <w:lang w:val="en-IN"/>
+        </w:rPr>
+        <w:t> </w:t>
+      </w:r>
+      <w:r>
+        <w:rPr>
+          <w:rFonts w:ascii="Times New Roman" w:hAnsi="Times New Roman" w:cs="Times New Roman"/>
+          <w:sz w:val="28"/>
+          <w:szCs w:val="28"/>
+          <w:lang w:val="en-IN"/>
+        </w:rPr>
+        <w:t> </w:t>
+      </w:r>
+      <w:r>
+        <w:rPr>
+          <w:rFonts w:ascii="Times New Roman" w:hAnsi="Times New Roman" w:cs="Times New Roman"/>
+          <w:sz w:val="28"/>
+          <w:szCs w:val="28"/>
+          <w:lang w:val="en-IN"/>
+        </w:rPr>
+        <w:t>right = end</w:t>
+      </w:r>
+      <w:r>
+        <w:rPr>
+          <w:rFonts w:ascii="Times New Roman" w:hAnsi="Times New Roman" w:cs="Times New Roman"/>
+          <w:sz w:val="28"/>
+          <w:szCs w:val="28"/>
+          <w:lang w:val="en-IN"/>
+        </w:rPr>
+        <w:br/>
+      </w:r>
+      <w:r>
+        <w:rPr>
+          <w:rFonts w:ascii="Times New Roman" w:hAnsi="Times New Roman" w:cs="Times New Roman"/>
+          <w:sz w:val="28"/>
+          <w:szCs w:val="28"/>
+          <w:lang w:val="en-IN"/>
+        </w:rPr>
+        <w:t> </w:t>
+      </w:r>
+      <w:r>
+        <w:rPr>
+          <w:rFonts w:ascii="Times New Roman" w:hAnsi="Times New Roman" w:cs="Times New Roman"/>
+          <w:sz w:val="28"/>
+          <w:szCs w:val="28"/>
+          <w:lang w:val="en-IN"/>
+        </w:rPr>
+        <w:t> </w:t>
+      </w:r>
+      <w:r>
+        <w:rPr>
+          <w:rFonts w:ascii="Times New Roman" w:hAnsi="Times New Roman" w:cs="Times New Roman"/>
+          <w:sz w:val="28"/>
+          <w:szCs w:val="28"/>
+          <w:lang w:val="en-IN"/>
+        </w:rPr>
+        <w:t xml:space="preserve">pivotLoc = beg </w:t>
+      </w:r>
+      <w:r>
+        <w:rPr>
+          <w:rFonts w:ascii="Times New Roman" w:hAnsi="Times New Roman" w:cs="Times New Roman"/>
+          <w:i/>
+          <w:iCs/>
+          <w:sz w:val="28"/>
+          <w:szCs w:val="28"/>
+          <w:lang w:val="en-IN"/>
+        </w:rPr>
+        <w:t>(pivot = first element)</w:t>
+      </w:r>
+    </w:p>
+    <w:p>
+      <w:pPr>
+        <w:rPr>
+          <w:rFonts w:ascii="Times New Roman" w:hAnsi="Times New Roman" w:cs="Times New Roman"/>
+          <w:sz w:val="28"/>
+          <w:szCs w:val="28"/>
+          <w:lang w:val="en-IN"/>
+        </w:rPr>
+      </w:pPr>
+      <w:r>
+        <w:rPr>
+          <w:rFonts w:ascii="Times New Roman" w:hAnsi="Times New Roman" w:cs="Times New Roman"/>
+          <w:sz w:val="28"/>
+          <w:szCs w:val="28"/>
+          <w:lang w:val="en-IN"/>
+        </w:rPr>
+        <w:pict w14:anchorId="666BE1BA">
+          <v:rect id="_x0000_i1103" style="width:0;height:1.5pt" o:hralign="center" o:hrstd="t" o:hr="t" fillcolor="#a0a0a0" stroked="f"/>
+        </w:pict>
+      </w:r>
+    </w:p>
+    <w:p>
+      <w:pPr>
+        <w:rPr>
+          <w:rFonts w:ascii="Times New Roman" w:hAnsi="Times New Roman" w:cs="Times New Roman"/>
+          <w:sz w:val="28"/>
+          <w:szCs w:val="28"/>
+          <w:lang w:val="en-IN"/>
+        </w:rPr>
+      </w:pPr>
+      <w:r>
+        <w:rPr>
+          <w:rFonts w:ascii="Times New Roman" w:hAnsi="Times New Roman" w:cs="Times New Roman"/>
+          <w:b/>
+          <w:bCs/>
+          <w:sz w:val="28"/>
+          <w:szCs w:val="28"/>
+          <w:lang w:val="en-IN"/>
+        </w:rPr>
+        <w:t>Step 2:</w:t>
+      </w:r>
+      <w:r>
+        <w:rPr>
+          <w:rFonts w:ascii="Times New Roman" w:hAnsi="Times New Roman" w:cs="Times New Roman"/>
+          <w:sz w:val="28"/>
+          <w:szCs w:val="28"/>
+          <w:lang w:val="en-IN"/>
+        </w:rPr>
+        <w:t xml:space="preserve"> Repeat</w:t>
+      </w:r>
+    </w:p>
+    <w:p>
+      <w:pPr>
+        <w:rPr>
+          <w:rFonts w:ascii="Times New Roman" w:hAnsi="Times New Roman" w:cs="Times New Roman"/>
+          <w:sz w:val="28"/>
+          <w:szCs w:val="28"/>
+          <w:lang w:val="en-IN"/>
+        </w:rPr>
+      </w:pPr>
+      <w:r>
+        <w:rPr>
+          <w:rFonts w:ascii="Times New Roman" w:hAnsi="Times New Roman" w:cs="Times New Roman"/>
+          <w:sz w:val="28"/>
+          <w:szCs w:val="28"/>
+          <w:lang w:val="en-IN"/>
+        </w:rPr>
+        <w:pict w14:anchorId="53BF7D74">
+          <v:rect id="_x0000_i1104" style="width:0;height:1.5pt" o:hralign="center" o:hrstd="t" o:hr="t" fillcolor="#a0a0a0" stroked="f"/>
+        </w:pict>
+      </w:r>
+    </w:p>
+    <w:p>
+      <w:pPr>
+        <w:ind w:left="360"/>
+        <w:rPr>
+          <w:rFonts w:ascii="Times New Roman" w:hAnsi="Times New Roman" w:cs="Times New Roman"/>
+          <w:b/>
+          <w:bCs/>
+          <w:sz w:val="28"/>
+          <w:szCs w:val="28"/>
+          <w:lang w:val="en-IN"/>
+        </w:rPr>
+      </w:pPr>
+      <w:r>
+        <w:rPr>
+          <w:rFonts w:ascii="Segoe UI Emoji" w:hAnsi="Segoe UI Emoji" w:cs="Segoe UI Emoji"/>
+          <w:b/>
+          <w:bCs/>
+          <w:sz w:val="28"/>
+          <w:szCs w:val="28"/>
+          <w:lang w:val="en-IN"/>
+        </w:rPr>
+        <w:t>🔸</w:t>
+      </w:r>
+      <w:r>
+        <w:rPr>
+          <w:rFonts w:ascii="Times New Roman" w:hAnsi="Times New Roman" w:cs="Times New Roman"/>
+          <w:b/>
+          <w:bCs/>
+          <w:sz w:val="28"/>
+          <w:szCs w:val="28"/>
+          <w:lang w:val="en-IN"/>
+        </w:rPr>
+        <w:t xml:space="preserve"> (a) Move RIGHT pointer</w:t>
+      </w:r>
+    </w:p>
+    <w:p>
+      <w:pPr>
+        <w:numPr>
+          <w:ilvl w:val="0"/>
+          <w:numId w:val="9"/>
+        </w:numPr>
+        <w:tabs>
+          <w:tab w:val="clear" w:pos="720"/>
+          <w:tab w:val="num" w:pos="1080"/>
+        </w:tabs>
+        <w:ind w:left="1080"/>
+        <w:rPr>
+          <w:rFonts w:ascii="Times New Roman" w:hAnsi="Times New Roman" w:cs="Times New Roman"/>
+          <w:sz w:val="28"/>
+          <w:szCs w:val="28"/>
+          <w:lang w:val="en-IN"/>
+        </w:rPr>
+      </w:pPr>
+      <w:r>
+        <w:rPr>
+          <w:rFonts w:ascii="Times New Roman" w:hAnsi="Times New Roman" w:cs="Times New Roman"/>
+          <w:sz w:val="28"/>
+          <w:szCs w:val="28"/>
+          <w:lang w:val="en-IN"/>
+        </w:rPr>
+        <w:t xml:space="preserve">Decrease right until: </w:t>
+      </w:r>
+    </w:p>
+    <w:p>
+      <w:pPr>
+        <w:numPr>
+          <w:ilvl w:val="1"/>
+          <w:numId w:val="9"/>
+        </w:numPr>
+        <w:tabs>
+          <w:tab w:val="clear" w:pos="1440"/>
+          <w:tab w:val="num" w:pos="1800"/>
+        </w:tabs>
+        <w:ind w:left="1800"/>
+        <w:rPr>
+          <w:rFonts w:ascii="Times New Roman" w:hAnsi="Times New Roman" w:cs="Times New Roman"/>
+          <w:sz w:val="28"/>
+          <w:szCs w:val="28"/>
+          <w:lang w:val="en-IN"/>
+        </w:rPr>
+      </w:pPr>
+      <w:r>
+        <w:rPr>
+          <w:rFonts w:ascii="Times New Roman" w:hAnsi="Times New Roman" w:cs="Times New Roman"/>
+          <w:sz w:val="28"/>
+          <w:szCs w:val="28"/>
+          <w:lang w:val="en-IN"/>
+        </w:rPr>
+        <w:t>A[right] &lt; A[pivotLoc]</w:t>
+      </w:r>
+      <w:r>
+        <w:rPr>
+          <w:rFonts w:ascii="Times New Roman" w:hAnsi="Times New Roman" w:cs="Times New Roman"/>
+          <w:sz w:val="28"/>
+          <w:szCs w:val="28"/>
+          <w:lang w:val="en-IN"/>
+        </w:rPr>
+        <w:br/>
+      </w:r>
+      <w:r>
+        <w:rPr>
+          <w:rFonts w:ascii="Times New Roman" w:hAnsi="Times New Roman" w:cs="Times New Roman"/>
+          <w:b/>
+          <w:bCs/>
+          <w:sz w:val="28"/>
+          <w:szCs w:val="28"/>
+          <w:lang w:val="en-IN"/>
+        </w:rPr>
+        <w:t>OR</w:t>
+      </w:r>
+      <w:r>
+        <w:rPr>
+          <w:rFonts w:ascii="Times New Roman" w:hAnsi="Times New Roman" w:cs="Times New Roman"/>
+          <w:sz w:val="28"/>
+          <w:szCs w:val="28"/>
+          <w:lang w:val="en-IN"/>
+        </w:rPr>
+        <w:t xml:space="preserve"> </w:t>
+      </w:r>
+    </w:p>
+    <w:p>
+      <w:pPr>
+        <w:numPr>
+          <w:ilvl w:val="1"/>
+          <w:numId w:val="9"/>
+        </w:numPr>
+        <w:tabs>
+          <w:tab w:val="clear" w:pos="1440"/>
+          <w:tab w:val="num" w:pos="1800"/>
+        </w:tabs>
+        <w:ind w:left="1800"/>
+        <w:rPr>
+          <w:rFonts w:ascii="Times New Roman" w:hAnsi="Times New Roman" w:cs="Times New Roman"/>
+          <w:sz w:val="28"/>
+          <w:szCs w:val="28"/>
+          <w:lang w:val="en-IN"/>
+        </w:rPr>
+      </w:pPr>
+      <w:r>
+        <w:rPr>
+          <w:rFonts w:ascii="Times New Roman" w:hAnsi="Times New Roman" w:cs="Times New Roman"/>
+          <w:sz w:val="28"/>
+          <w:szCs w:val="28"/>
+          <w:lang w:val="en-IN"/>
+        </w:rPr>
+        <w:t xml:space="preserve">right == pivotLoc </w:t>
+      </w:r>
+    </w:p>
+    <w:p>
+      <w:pPr>
+        <w:ind w:left="360"/>
+        <w:rPr>
+          <w:rFonts w:ascii="Times New Roman" w:hAnsi="Times New Roman" w:cs="Times New Roman"/>
+          <w:sz w:val="28"/>
+          <w:szCs w:val="28"/>
+          <w:lang w:val="en-IN"/>
+        </w:rPr>
+      </w:pPr>
+      <w:r>
+        <w:rPr>
+          <w:rFonts w:ascii="Times New Roman" w:hAnsi="Times New Roman" w:cs="Times New Roman"/>
+          <w:sz w:val="28"/>
+          <w:szCs w:val="28"/>
+          <w:lang w:val="en-IN"/>
+        </w:rPr>
+        <w:pict w14:anchorId="743C9FA8">
+          <v:rect id="_x0000_i1105" style="width:0;height:1.5pt" o:hralign="center" o:hrstd="t" o:hr="t" fillcolor="#a0a0a0" stroked="f"/>
+        </w:pict>
+      </w:r>
+    </w:p>
+    <w:p>
+      <w:pPr>
+        <w:ind w:left="360"/>
+        <w:rPr>
+          <w:rFonts w:ascii="Times New Roman" w:hAnsi="Times New Roman" w:cs="Times New Roman"/>
+          <w:b/>
+          <w:bCs/>
+          <w:sz w:val="28"/>
+          <w:szCs w:val="28"/>
+          <w:lang w:val="en-IN"/>
+        </w:rPr>
+      </w:pPr>
+      <w:r>
+        <w:rPr>
+          <w:rFonts w:ascii="Segoe UI Emoji" w:hAnsi="Segoe UI Emoji" w:cs="Segoe UI Emoji"/>
+          <w:b/>
+          <w:bCs/>
+          <w:sz w:val="28"/>
+          <w:szCs w:val="28"/>
+          <w:lang w:val="en-IN"/>
+        </w:rPr>
+        <w:t>🔸</w:t>
+      </w:r>
+      <w:r>
+        <w:rPr>
+          <w:rFonts w:ascii="Times New Roman" w:hAnsi="Times New Roman" w:cs="Times New Roman"/>
+          <w:b/>
+          <w:bCs/>
+          <w:sz w:val="28"/>
+          <w:szCs w:val="28"/>
+          <w:lang w:val="en-IN"/>
+        </w:rPr>
+        <w:t xml:space="preserve"> (b) Check</w:t>
+      </w:r>
+    </w:p>
+    <w:p>
+      <w:pPr>
+        <w:numPr>
+          <w:ilvl w:val="0"/>
+          <w:numId w:val="10"/>
+        </w:numPr>
+        <w:tabs>
+          <w:tab w:val="clear" w:pos="720"/>
+          <w:tab w:val="num" w:pos="1080"/>
+        </w:tabs>
+        <w:ind w:left="1080"/>
+        <w:rPr>
+          <w:rFonts w:ascii="Times New Roman" w:hAnsi="Times New Roman" w:cs="Times New Roman"/>
+          <w:sz w:val="28"/>
+          <w:szCs w:val="28"/>
+          <w:lang w:val="en-IN"/>
+        </w:rPr>
+      </w:pPr>
+      <w:r>
+        <w:rPr>
+          <w:rFonts w:ascii="Times New Roman" w:hAnsi="Times New Roman" w:cs="Times New Roman"/>
+          <w:sz w:val="28"/>
+          <w:szCs w:val="28"/>
+          <w:lang w:val="en-IN"/>
+        </w:rPr>
+        <w:lastRenderedPageBreak/>
+        <w:t xml:space="preserve">If pivotLoc == right → go to Step 5 </w:t>
+      </w:r>
+    </w:p>
+    <w:p>
+      <w:pPr>
+        <w:numPr>
+          <w:ilvl w:val="0"/>
+          <w:numId w:val="10"/>
+        </w:numPr>
+        <w:tabs>
+          <w:tab w:val="clear" w:pos="720"/>
+          <w:tab w:val="num" w:pos="1080"/>
+        </w:tabs>
+        <w:ind w:left="1080"/>
+        <w:rPr>
+          <w:rFonts w:ascii="Times New Roman" w:hAnsi="Times New Roman" w:cs="Times New Roman"/>
+          <w:sz w:val="28"/>
+          <w:szCs w:val="28"/>
+          <w:lang w:val="en-IN"/>
+        </w:rPr>
+      </w:pPr>
+      <w:r>
+        <w:rPr>
+          <w:rFonts w:ascii="Times New Roman" w:hAnsi="Times New Roman" w:cs="Times New Roman"/>
+          <w:sz w:val="28"/>
+          <w:szCs w:val="28"/>
+          <w:lang w:val="en-IN"/>
+        </w:rPr>
+        <w:t>Else</w:t>
+      </w:r>
+      <w:r>
+        <w:rPr>
+          <w:rFonts w:ascii="Times New Roman" w:hAnsi="Times New Roman" w:cs="Times New Roman"/>
+          <w:sz w:val="28"/>
+          <w:szCs w:val="28"/>
+          <w:lang w:val="en-IN"/>
+        </w:rPr>
+        <w:br/>
+      </w:r>
+      <w:r>
+        <w:rPr>
+          <w:rFonts w:ascii="Times New Roman" w:hAnsi="Times New Roman" w:cs="Times New Roman"/>
+          <w:sz w:val="28"/>
+          <w:szCs w:val="28"/>
+          <w:lang w:val="en-IN"/>
+        </w:rPr>
+        <w:t> </w:t>
+      </w:r>
+      <w:r>
+        <w:rPr>
+          <w:rFonts w:ascii="Times New Roman" w:hAnsi="Times New Roman" w:cs="Times New Roman"/>
+          <w:sz w:val="28"/>
+          <w:szCs w:val="28"/>
+          <w:lang w:val="en-IN"/>
+        </w:rPr>
+        <w:t> </w:t>
+      </w:r>
+      <w:r>
+        <w:rPr>
+          <w:rFonts w:ascii="Times New Roman" w:hAnsi="Times New Roman" w:cs="Times New Roman"/>
+          <w:sz w:val="28"/>
+          <w:szCs w:val="28"/>
+          <w:lang w:val="en-IN"/>
+        </w:rPr>
+        <w:t>Swap A[pivotLoc] and A[right]</w:t>
+      </w:r>
+      <w:r>
+        <w:rPr>
+          <w:rFonts w:ascii="Times New Roman" w:hAnsi="Times New Roman" w:cs="Times New Roman"/>
+          <w:sz w:val="28"/>
+          <w:szCs w:val="28"/>
+          <w:lang w:val="en-IN"/>
+        </w:rPr>
+        <w:br/>
+      </w:r>
+      <w:r>
+        <w:rPr>
+          <w:rFonts w:ascii="Times New Roman" w:hAnsi="Times New Roman" w:cs="Times New Roman"/>
+          <w:sz w:val="28"/>
+          <w:szCs w:val="28"/>
+          <w:lang w:val="en-IN"/>
+        </w:rPr>
+        <w:t> </w:t>
+      </w:r>
+      <w:r>
+        <w:rPr>
+          <w:rFonts w:ascii="Times New Roman" w:hAnsi="Times New Roman" w:cs="Times New Roman"/>
+          <w:sz w:val="28"/>
+          <w:szCs w:val="28"/>
+          <w:lang w:val="en-IN"/>
+        </w:rPr>
+        <w:t> </w:t>
+      </w:r>
+      <w:r>
+        <w:rPr>
+          <w:rFonts w:ascii="Times New Roman" w:hAnsi="Times New Roman" w:cs="Times New Roman"/>
+          <w:sz w:val="28"/>
+          <w:szCs w:val="28"/>
+          <w:lang w:val="en-IN"/>
+        </w:rPr>
+        <w:t xml:space="preserve">Set pivotLoc = right </w:t>
+      </w:r>
+    </w:p>
+    <w:p>
+      <w:pPr>
+        <w:ind w:left="360"/>
+        <w:rPr>
+          <w:rFonts w:ascii="Times New Roman" w:hAnsi="Times New Roman" w:cs="Times New Roman"/>
+          <w:sz w:val="28"/>
+          <w:szCs w:val="28"/>
+          <w:lang w:val="en-IN"/>
+        </w:rPr>
+      </w:pPr>
+      <w:r>
+        <w:rPr>
+          <w:rFonts w:ascii="Times New Roman" w:hAnsi="Times New Roman" w:cs="Times New Roman"/>
+          <w:sz w:val="28"/>
+          <w:szCs w:val="28"/>
+          <w:lang w:val="en-IN"/>
+        </w:rPr>
+        <w:pict w14:anchorId="54C5EC09">
+          <v:rect id="_x0000_i1106" style="width:0;height:1.5pt" o:hralign="center" o:hrstd="t" o:hr="t" fillcolor="#a0a0a0" stroked="f"/>
+        </w:pict>
+      </w:r>
+    </w:p>
+    <w:p>
+      <w:pPr>
+        <w:ind w:left="360"/>
+        <w:rPr>
+          <w:rFonts w:ascii="Times New Roman" w:hAnsi="Times New Roman" w:cs="Times New Roman"/>
+          <w:b/>
+          <w:bCs/>
+          <w:sz w:val="28"/>
+          <w:szCs w:val="28"/>
+          <w:lang w:val="en-IN"/>
+        </w:rPr>
+      </w:pPr>
+      <w:r>
+        <w:rPr>
+          <w:rFonts w:ascii="Segoe UI Emoji" w:hAnsi="Segoe UI Emoji" w:cs="Segoe UI Emoji"/>
+          <w:b/>
+          <w:bCs/>
+          <w:sz w:val="28"/>
+          <w:szCs w:val="28"/>
+          <w:lang w:val="en-IN"/>
+        </w:rPr>
+        <w:t>🔸</w:t>
+      </w:r>
+      <w:r>
+        <w:rPr>
+          <w:rFonts w:ascii="Times New Roman" w:hAnsi="Times New Roman" w:cs="Times New Roman"/>
+          <w:b/>
+          <w:bCs/>
+          <w:sz w:val="28"/>
+          <w:szCs w:val="28"/>
+          <w:lang w:val="en-IN"/>
+        </w:rPr>
+        <w:t xml:space="preserve"> (c) Move LEFT pointer</w:t>
+      </w:r>
+    </w:p>
+    <w:p>
+      <w:pPr>
+        <w:numPr>
+          <w:ilvl w:val="0"/>
+          <w:numId w:val="11"/>
+        </w:numPr>
+        <w:tabs>
+          <w:tab w:val="clear" w:pos="720"/>
+          <w:tab w:val="num" w:pos="1080"/>
+        </w:tabs>
+        <w:ind w:left="1080"/>
+        <w:rPr>
+          <w:rFonts w:ascii="Times New Roman" w:hAnsi="Times New Roman" w:cs="Times New Roman"/>
+          <w:sz w:val="28"/>
+          <w:szCs w:val="28"/>
+          <w:lang w:val="en-IN"/>
+        </w:rPr>
+      </w:pPr>
+      <w:r>
+        <w:rPr>
+          <w:rFonts w:ascii="Times New Roman" w:hAnsi="Times New Roman" w:cs="Times New Roman"/>
+          <w:sz w:val="28"/>
+          <w:szCs w:val="28"/>
+          <w:lang w:val="en-IN"/>
+        </w:rPr>
+        <w:t xml:space="preserve">Increase left until: </w:t>
+      </w:r>
+    </w:p>
+    <w:p>
+      <w:pPr>
+        <w:numPr>
+          <w:ilvl w:val="1"/>
+          <w:numId w:val="11"/>
+        </w:numPr>
+        <w:tabs>
+          <w:tab w:val="clear" w:pos="1440"/>
+          <w:tab w:val="num" w:pos="1800"/>
+        </w:tabs>
+        <w:ind w:left="1800"/>
+        <w:rPr>
+          <w:rFonts w:ascii="Times New Roman" w:hAnsi="Times New Roman" w:cs="Times New Roman"/>
+          <w:sz w:val="28"/>
+          <w:szCs w:val="28"/>
+          <w:lang w:val="en-IN"/>
+        </w:rPr>
+      </w:pPr>
+      <w:r>
+        <w:rPr>
+          <w:rFonts w:ascii="Times New Roman" w:hAnsi="Times New Roman" w:cs="Times New Roman"/>
+          <w:sz w:val="28"/>
+          <w:szCs w:val="28"/>
+          <w:lang w:val="en-IN"/>
+        </w:rPr>
+        <w:t>A[left] &gt; A[pivotLoc]</w:t>
+      </w:r>
+      <w:r>
+        <w:rPr>
+          <w:rFonts w:ascii="Times New Roman" w:hAnsi="Times New Roman" w:cs="Times New Roman"/>
+          <w:sz w:val="28"/>
+          <w:szCs w:val="28"/>
+          <w:lang w:val="en-IN"/>
+        </w:rPr>
+        <w:br/>
+      </w:r>
+      <w:r>
+        <w:rPr>
+          <w:rFonts w:ascii="Times New Roman" w:hAnsi="Times New Roman" w:cs="Times New Roman"/>
+          <w:b/>
+          <w:bCs/>
+          <w:sz w:val="28"/>
+          <w:szCs w:val="28"/>
+          <w:lang w:val="en-IN"/>
+        </w:rPr>
+        <w:t>OR</w:t>
+      </w:r>
+      <w:r>
+        <w:rPr>
+          <w:rFonts w:ascii="Times New Roman" w:hAnsi="Times New Roman" w:cs="Times New Roman"/>
+          <w:sz w:val="28"/>
+          <w:szCs w:val="28"/>
+          <w:lang w:val="en-IN"/>
+        </w:rPr>
+        <w:t xml:space="preserve"> </w:t>
+      </w:r>
+    </w:p>
+    <w:p>
+      <w:pPr>
+        <w:numPr>
+          <w:ilvl w:val="1"/>
+          <w:numId w:val="11"/>
+        </w:numPr>
+        <w:tabs>
+          <w:tab w:val="clear" w:pos="1440"/>
+          <w:tab w:val="num" w:pos="1800"/>
+        </w:tabs>
+        <w:ind w:left="1800"/>
+        <w:rPr>
+          <w:rFonts w:ascii="Times New Roman" w:hAnsi="Times New Roman" w:cs="Times New Roman"/>
+          <w:sz w:val="28"/>
+          <w:szCs w:val="28"/>
+          <w:lang w:val="en-IN"/>
+        </w:rPr>
+      </w:pPr>
+      <w:r>
+        <w:rPr>
+          <w:rFonts w:ascii="Times New Roman" w:hAnsi="Times New Roman" w:cs="Times New Roman"/>
+          <w:sz w:val="28"/>
+          <w:szCs w:val="28"/>
+          <w:lang w:val="en-IN"/>
+        </w:rPr>
+        <w:t xml:space="preserve">left == pivotLoc </w:t>
+      </w:r>
+    </w:p>
+    <w:p>
+      <w:pPr>
+        <w:ind w:left="360"/>
+        <w:rPr>
+          <w:rFonts w:ascii="Times New Roman" w:hAnsi="Times New Roman" w:cs="Times New Roman"/>
+          <w:sz w:val="28"/>
+          <w:szCs w:val="28"/>
+          <w:lang w:val="en-IN"/>
+        </w:rPr>
+      </w:pPr>
+      <w:r>
+        <w:rPr>
+          <w:rFonts w:ascii="Times New Roman" w:hAnsi="Times New Roman" w:cs="Times New Roman"/>
+          <w:sz w:val="28"/>
+          <w:szCs w:val="28"/>
+          <w:lang w:val="en-IN"/>
+        </w:rPr>
+        <w:pict w14:anchorId="47FD06C9">
+          <v:rect id="_x0000_i1107" style="width:0;height:1.5pt" o:hralign="center" o:hrstd="t" o:hr="t" fillcolor="#a0a0a0" stroked="f"/>
+        </w:pict>
+      </w:r>
+    </w:p>
+    <w:p>
+      <w:pPr>
+        <w:ind w:left="360"/>
+        <w:rPr>
+          <w:rFonts w:ascii="Times New Roman" w:hAnsi="Times New Roman" w:cs="Times New Roman"/>
+          <w:b/>
+          <w:bCs/>
+          <w:sz w:val="28"/>
+          <w:szCs w:val="28"/>
+          <w:lang w:val="en-IN"/>
+        </w:rPr>
+      </w:pPr>
+      <w:r>
+        <w:rPr>
+          <w:rFonts w:ascii="Segoe UI Emoji" w:hAnsi="Segoe UI Emoji" w:cs="Segoe UI Emoji"/>
+          <w:b/>
+          <w:bCs/>
+          <w:sz w:val="28"/>
+          <w:szCs w:val="28"/>
+          <w:lang w:val="en-IN"/>
+        </w:rPr>
+        <w:t>🔸</w:t>
+      </w:r>
+      <w:r>
+        <w:rPr>
+          <w:rFonts w:ascii="Times New Roman" w:hAnsi="Times New Roman" w:cs="Times New Roman"/>
+          <w:b/>
+          <w:bCs/>
+          <w:sz w:val="28"/>
+          <w:szCs w:val="28"/>
+          <w:lang w:val="en-IN"/>
+        </w:rPr>
+        <w:t xml:space="preserve"> (d) Check</w:t>
+      </w:r>
+    </w:p>
+    <w:p>
+      <w:pPr>
+        <w:numPr>
+          <w:ilvl w:val="0"/>
+          <w:numId w:val="12"/>
+        </w:numPr>
+        <w:tabs>
+          <w:tab w:val="clear" w:pos="720"/>
+          <w:tab w:val="num" w:pos="1080"/>
+        </w:tabs>
+        <w:ind w:left="1080"/>
+        <w:rPr>
+          <w:rFonts w:ascii="Times New Roman" w:hAnsi="Times New Roman" w:cs="Times New Roman"/>
+          <w:sz w:val="28"/>
+          <w:szCs w:val="28"/>
+          <w:lang w:val="en-IN"/>
+        </w:rPr>
+      </w:pPr>
+      <w:r>
+        <w:rPr>
+          <w:rFonts w:ascii="Times New Roman" w:hAnsi="Times New Roman" w:cs="Times New Roman"/>
+          <w:sz w:val="28"/>
+          <w:szCs w:val="28"/>
+          <w:lang w:val="en-IN"/>
+        </w:rPr>
+        <w:t xml:space="preserve">If pivotLoc == left → go to Step 5 </w:t>
+      </w:r>
+    </w:p>
+    <w:p>
+      <w:pPr>
+        <w:numPr>
+          <w:ilvl w:val="0"/>
+          <w:numId w:val="12"/>
+        </w:numPr>
+        <w:tabs>
+          <w:tab w:val="clear" w:pos="720"/>
+          <w:tab w:val="num" w:pos="1080"/>
+        </w:tabs>
+        <w:ind w:left="1080"/>
+        <w:rPr>
+          <w:rFonts w:ascii="Times New Roman" w:hAnsi="Times New Roman" w:cs="Times New Roman"/>
+          <w:sz w:val="28"/>
+          <w:szCs w:val="28"/>
+          <w:lang w:val="en-IN"/>
+        </w:rPr>
+      </w:pPr>
+      <w:r>
+        <w:rPr>
+          <w:rFonts w:ascii="Times New Roman" w:hAnsi="Times New Roman" w:cs="Times New Roman"/>
+          <w:sz w:val="28"/>
+          <w:szCs w:val="28"/>
+          <w:lang w:val="en-IN"/>
+        </w:rPr>
+        <w:t>Else</w:t>
+      </w:r>
+      <w:r>
+        <w:rPr>
+          <w:rFonts w:ascii="Times New Roman" w:hAnsi="Times New Roman" w:cs="Times New Roman"/>
+          <w:sz w:val="28"/>
+          <w:szCs w:val="28"/>
+          <w:lang w:val="en-IN"/>
+        </w:rPr>
+        <w:br/>
+      </w:r>
+      <w:r>
+        <w:rPr>
+          <w:rFonts w:ascii="Times New Roman" w:hAnsi="Times New Roman" w:cs="Times New Roman"/>
+          <w:sz w:val="28"/>
+          <w:szCs w:val="28"/>
+          <w:lang w:val="en-IN"/>
+        </w:rPr>
+        <w:t> </w:t>
+      </w:r>
+      <w:r>
+        <w:rPr>
+          <w:rFonts w:ascii="Times New Roman" w:hAnsi="Times New Roman" w:cs="Times New Roman"/>
+          <w:sz w:val="28"/>
+          <w:szCs w:val="28"/>
+          <w:lang w:val="en-IN"/>
+        </w:rPr>
+        <w:t> </w:t>
+      </w:r>
+      <w:r>
+        <w:rPr>
+          <w:rFonts w:ascii="Times New Roman" w:hAnsi="Times New Roman" w:cs="Times New Roman"/>
+          <w:sz w:val="28"/>
+          <w:szCs w:val="28"/>
+          <w:lang w:val="en-IN"/>
+        </w:rPr>
+        <w:t>Swap A[pivotLoc] and A[left]</w:t>
+      </w:r>
+      <w:r>
+        <w:rPr>
+          <w:rFonts w:ascii="Times New Roman" w:hAnsi="Times New Roman" w:cs="Times New Roman"/>
+          <w:sz w:val="28"/>
+          <w:szCs w:val="28"/>
+          <w:lang w:val="en-IN"/>
+        </w:rPr>
+        <w:br/>
+      </w:r>
+      <w:r>
+        <w:rPr>
+          <w:rFonts w:ascii="Times New Roman" w:hAnsi="Times New Roman" w:cs="Times New Roman"/>
+          <w:sz w:val="28"/>
+          <w:szCs w:val="28"/>
+          <w:lang w:val="en-IN"/>
+        </w:rPr>
+        <w:t> </w:t>
+      </w:r>
+      <w:r>
+        <w:rPr>
+          <w:rFonts w:ascii="Times New Roman" w:hAnsi="Times New Roman" w:cs="Times New Roman"/>
+          <w:sz w:val="28"/>
+          <w:szCs w:val="28"/>
+          <w:lang w:val="en-IN"/>
+        </w:rPr>
+        <w:t> </w:t>
+      </w:r>
+      <w:r>
+        <w:rPr>
+          <w:rFonts w:ascii="Times New Roman" w:hAnsi="Times New Roman" w:cs="Times New Roman"/>
+          <w:sz w:val="28"/>
+          <w:szCs w:val="28"/>
+          <w:lang w:val="en-IN"/>
+        </w:rPr>
+        <w:t xml:space="preserve">Set pivotLoc = left </w:t>
+      </w:r>
+    </w:p>
+    <w:p>
+      <w:pPr>
+        <w:rPr>
+          <w:rFonts w:ascii="Times New Roman" w:hAnsi="Times New Roman" w:cs="Times New Roman"/>
+          <w:sz w:val="28"/>
+          <w:szCs w:val="28"/>
+          <w:lang w:val="en-IN"/>
+        </w:rPr>
+      </w:pPr>
+      <w:r>
+        <w:rPr>
+          <w:rFonts w:ascii="Times New Roman" w:hAnsi="Times New Roman" w:cs="Times New Roman"/>
+          <w:sz w:val="28"/>
+          <w:szCs w:val="28"/>
+          <w:lang w:val="en-IN"/>
+        </w:rPr>
+        <w:pict w14:anchorId="50FA2DFA">
+          <v:rect id="_x0000_i1108" style="width:0;height:1.5pt" o:hralign="center" o:hrstd="t" o:hr="t" fillcolor="#a0a0a0" stroked="f"/>
+        </w:pict>
+      </w:r>
+    </w:p>
+    <w:p>
+      <w:pPr>
+        <w:rPr>
+          <w:rFonts w:ascii="Times New Roman" w:hAnsi="Times New Roman" w:cs="Times New Roman"/>
+          <w:sz w:val="28"/>
+          <w:szCs w:val="28"/>
+          <w:lang w:val="en-IN"/>
+        </w:rPr>
+      </w:pPr>
+      <w:r>
+        <w:rPr>
+          <w:rFonts w:ascii="Times New Roman" w:hAnsi="Times New Roman" w:cs="Times New Roman"/>
+          <w:b/>
+          <w:bCs/>
+          <w:sz w:val="28"/>
+          <w:szCs w:val="28"/>
+          <w:lang w:val="en-IN"/>
+        </w:rPr>
+        <w:t>Step 3:</w:t>
+      </w:r>
+      <w:r>
+        <w:rPr>
+          <w:rFonts w:ascii="Times New Roman" w:hAnsi="Times New Roman" w:cs="Times New Roman"/>
+          <w:sz w:val="28"/>
+          <w:szCs w:val="28"/>
+          <w:lang w:val="en-IN"/>
+        </w:rPr>
+        <w:t xml:space="preserve"> Repeat Step 2</w:t>
+      </w:r>
+    </w:p>
+    <w:p>
+      <w:pPr>
+        <w:rPr>
+          <w:rFonts w:ascii="Times New Roman" w:hAnsi="Times New Roman" w:cs="Times New Roman"/>
+          <w:sz w:val="28"/>
+          <w:szCs w:val="28"/>
+          <w:lang w:val="en-IN"/>
+        </w:rPr>
+      </w:pPr>
+      <w:r>
+        <w:rPr>
+          <w:rFonts w:ascii="Times New Roman" w:hAnsi="Times New Roman" w:cs="Times New Roman"/>
+          <w:sz w:val="28"/>
+          <w:szCs w:val="28"/>
+          <w:lang w:val="en-IN"/>
+        </w:rPr>
+        <w:pict w14:anchorId="28C2AB4F">
+          <v:rect id="_x0000_i1109" style="width:0;height:1.5pt" o:hralign="center" o:hrstd="t" o:hr="t" fillcolor="#a0a0a0" stroked="f"/>
+        </w:pict>
+      </w:r>
+    </w:p>
+    <w:p>
+      <w:pPr>
+        <w:rPr>
+          <w:rFonts w:ascii="Times New Roman" w:hAnsi="Times New Roman" w:cs="Times New Roman"/>
+          <w:sz w:val="28"/>
+          <w:szCs w:val="28"/>
+          <w:lang w:val="en-IN"/>
+        </w:rPr>
+      </w:pPr>
+      <w:r>
+        <w:rPr>
+          <w:rFonts w:ascii="Times New Roman" w:hAnsi="Times New Roman" w:cs="Times New Roman"/>
+          <w:b/>
+          <w:bCs/>
+          <w:sz w:val="28"/>
+          <w:szCs w:val="28"/>
+          <w:lang w:val="en-IN"/>
+        </w:rPr>
+        <w:t>Step 4:</w:t>
+      </w:r>
+      <w:r>
+        <w:rPr>
+          <w:rFonts w:ascii="Times New Roman" w:hAnsi="Times New Roman" w:cs="Times New Roman"/>
+          <w:sz w:val="28"/>
+          <w:szCs w:val="28"/>
+          <w:lang w:val="en-IN"/>
+        </w:rPr>
+        <w:t xml:space="preserve"> (Loop continues until pivot reaches correct position)</w:t>
+      </w:r>
+    </w:p>
+    <w:p>
+      <w:pPr>
+        <w:rPr>
+          <w:rFonts w:ascii="Times New Roman" w:hAnsi="Times New Roman" w:cs="Times New Roman"/>
+          <w:sz w:val="28"/>
+          <w:szCs w:val="28"/>
+          <w:lang w:val="en-IN"/>
+        </w:rPr>
+      </w:pPr>
+      <w:r>
+        <w:rPr>
+          <w:rFonts w:ascii="Times New Roman" w:hAnsi="Times New Roman" w:cs="Times New Roman"/>
+          <w:sz w:val="28"/>
+          <w:szCs w:val="28"/>
+          <w:lang w:val="en-IN"/>
+        </w:rPr>
+        <w:pict w14:anchorId="4F32C738">
+          <v:rect id="_x0000_i1110" style="width:0;height:1.5pt" o:hralign="center" o:hrstd="t" o:hr="t" fillcolor="#a0a0a0" stroked="f"/>
+        </w:pict>
+      </w:r>
+    </w:p>
+    <w:p>
+      <w:pPr>
+        <w:rPr>
+          <w:rFonts w:ascii="Times New Roman" w:hAnsi="Times New Roman" w:cs="Times New Roman"/>
+          <w:sz w:val="28"/>
+          <w:szCs w:val="28"/>
+          <w:lang w:val="en-IN"/>
+        </w:rPr>
+      </w:pPr>
+      <w:r>
+        <w:rPr>
+          <w:rFonts w:ascii="Times New Roman" w:hAnsi="Times New Roman" w:cs="Times New Roman"/>
+          <w:b/>
+          <w:bCs/>
+          <w:sz w:val="28"/>
+          <w:szCs w:val="28"/>
+          <w:lang w:val="en-IN"/>
+        </w:rPr>
+        <w:t>Step 5:</w:t>
+      </w:r>
+      <w:r>
+        <w:rPr>
+          <w:rFonts w:ascii="Times New Roman" w:hAnsi="Times New Roman" w:cs="Times New Roman"/>
+          <w:sz w:val="28"/>
+          <w:szCs w:val="28"/>
+          <w:lang w:val="en-IN"/>
+        </w:rPr>
+        <w:br/>
+        <w:t>Return pivotLoc</w:t>
+      </w:r>
+    </w:p>
+    <w:p>
+      <w:pPr>
+        <w:rPr>
+          <w:rFonts w:ascii="Times New Roman" w:hAnsi="Times New Roman" w:cs="Times New Roman"/>
+          <w:sz w:val="28"/>
+          <w:szCs w:val="28"/>
+          <w:lang w:val="en-IN"/>
+        </w:rPr>
+      </w:pPr>
+      <w:r>
+        <w:rPr>
+          <w:rFonts w:ascii="Times New Roman" w:hAnsi="Times New Roman" w:cs="Times New Roman"/>
+          <w:sz w:val="28"/>
+          <w:szCs w:val="28"/>
+          <w:lang w:val="en-IN"/>
+        </w:rPr>
+        <w:pict w14:anchorId="6A11A128">
+          <v:rect id="_x0000_i1111" style="width:0;height:1.5pt" o:hralign="center" o:hrstd="t" o:hr="t" fillcolor="#a0a0a0" stroked="f"/>
+        </w:pict>
+      </w:r>
+    </w:p>
+    <w:p>
+      <w:pPr>
+        <w:rPr>
+          <w:rFonts w:ascii="Times New Roman" w:hAnsi="Times New Roman" w:cs="Times New Roman"/>
+          <w:b/>
+          <w:bCs/>
+          <w:sz w:val="28"/>
+          <w:szCs w:val="28"/>
+          <w:lang w:val="en-IN"/>
+        </w:rPr>
+      </w:pPr>
+      <w:r>
+        <w:rPr>
+          <w:rFonts w:ascii="Times New Roman" w:hAnsi="Times New Roman" w:cs="Times New Roman"/>
+          <w:b/>
+          <w:bCs/>
+          <w:sz w:val="28"/>
+          <w:szCs w:val="28"/>
+          <w:lang w:val="en-IN"/>
+        </w:rPr>
+        <w:t>Key Idea</w:t>
+      </w:r>
+    </w:p>
+    <w:p>
+      <w:pPr>
+        <w:rPr>
+          <w:rFonts w:ascii="Times New Roman" w:hAnsi="Times New Roman" w:cs="Times New Roman"/>
+          <w:sz w:val="28"/>
+          <w:szCs w:val="28"/>
+          <w:lang w:val="en-IN"/>
+        </w:rPr>
+      </w:pPr>
+      <w:r>
+        <w:rPr>
+          <w:rFonts w:ascii="Segoe UI Emoji" w:hAnsi="Segoe UI Emoji" w:cs="Segoe UI Emoji"/>
+          <w:sz w:val="28"/>
+          <w:szCs w:val="28"/>
+          <w:lang w:val="en-IN"/>
+        </w:rPr>
+        <w:t>👉</w:t>
+      </w:r>
+      <w:r>
+        <w:rPr>
+          <w:rFonts w:ascii="Times New Roman" w:hAnsi="Times New Roman" w:cs="Times New Roman"/>
+          <w:sz w:val="28"/>
+          <w:szCs w:val="28"/>
+          <w:lang w:val="en-IN"/>
+        </w:rPr>
+        <w:t xml:space="preserve"> Right finds </w:t>
+      </w:r>
+      <w:r>
+        <w:rPr>
+          <w:rFonts w:ascii="Times New Roman" w:hAnsi="Times New Roman" w:cs="Times New Roman"/>
+          <w:b/>
+          <w:bCs/>
+          <w:sz w:val="28"/>
+          <w:szCs w:val="28"/>
+          <w:lang w:val="en-IN"/>
+        </w:rPr>
+        <w:t>smaller element → swap with pivot</w:t>
+      </w:r>
+      <w:r>
+        <w:rPr>
+          <w:rFonts w:ascii="Times New Roman" w:hAnsi="Times New Roman" w:cs="Times New Roman"/>
+          <w:sz w:val="28"/>
+          <w:szCs w:val="28"/>
+          <w:lang w:val="en-IN"/>
+        </w:rPr>
+        <w:br/>
+      </w:r>
+      <w:r>
+        <w:rPr>
+          <w:rFonts w:ascii="Segoe UI Emoji" w:hAnsi="Segoe UI Emoji" w:cs="Segoe UI Emoji"/>
+          <w:sz w:val="28"/>
+          <w:szCs w:val="28"/>
+          <w:lang w:val="en-IN"/>
+        </w:rPr>
+        <w:t>👉</w:t>
+      </w:r>
+      <w:r>
+        <w:rPr>
+          <w:rFonts w:ascii="Times New Roman" w:hAnsi="Times New Roman" w:cs="Times New Roman"/>
+          <w:sz w:val="28"/>
+          <w:szCs w:val="28"/>
+          <w:lang w:val="en-IN"/>
+        </w:rPr>
+        <w:t xml:space="preserve"> Left finds </w:t>
+      </w:r>
+      <w:r>
+        <w:rPr>
+          <w:rFonts w:ascii="Times New Roman" w:hAnsi="Times New Roman" w:cs="Times New Roman"/>
+          <w:b/>
+          <w:bCs/>
+          <w:sz w:val="28"/>
+          <w:szCs w:val="28"/>
+          <w:lang w:val="en-IN"/>
+        </w:rPr>
+        <w:t>larger element → swap with pivot</w:t>
+      </w:r>
+      <w:r>
+        <w:rPr>
+          <w:rFonts w:ascii="Times New Roman" w:hAnsi="Times New Roman" w:cs="Times New Roman"/>
+          <w:sz w:val="28"/>
+          <w:szCs w:val="28"/>
+          <w:lang w:val="en-IN"/>
+        </w:rPr>
+        <w:br/>
+      </w:r>
+      <w:r>
+        <w:rPr>
+          <w:rFonts w:ascii="Segoe UI Emoji" w:hAnsi="Segoe UI Emoji" w:cs="Segoe UI Emoji"/>
+          <w:sz w:val="28"/>
+          <w:szCs w:val="28"/>
+          <w:lang w:val="en-IN"/>
+        </w:rPr>
+        <w:t>👉</w:t>
+      </w:r>
+      <w:r>
+        <w:rPr>
+          <w:rFonts w:ascii="Times New Roman" w:hAnsi="Times New Roman" w:cs="Times New Roman"/>
+          <w:sz w:val="28"/>
+          <w:szCs w:val="28"/>
+          <w:lang w:val="en-IN"/>
+        </w:rPr>
+        <w:t xml:space="preserve"> Pivot keeps </w:t>
+      </w:r>
+      <w:r>
+        <w:rPr>
+          <w:rFonts w:ascii="Times New Roman" w:hAnsi="Times New Roman" w:cs="Times New Roman"/>
+          <w:b/>
+          <w:bCs/>
+          <w:sz w:val="28"/>
+          <w:szCs w:val="28"/>
+          <w:lang w:val="en-IN"/>
+        </w:rPr>
+        <w:t>moving left and right</w:t>
+      </w:r>
+      <w:r>
+        <w:rPr>
+          <w:rFonts w:ascii="Times New Roman" w:hAnsi="Times New Roman" w:cs="Times New Roman"/>
+          <w:sz w:val="28"/>
+          <w:szCs w:val="28"/>
+          <w:lang w:val="en-IN"/>
+        </w:rPr>
+        <w:br/>
+      </w:r>
+      <w:r>
+        <w:rPr>
+          <w:rFonts w:ascii="Segoe UI Emoji" w:hAnsi="Segoe UI Emoji" w:cs="Segoe UI Emoji"/>
+          <w:sz w:val="28"/>
+          <w:szCs w:val="28"/>
+          <w:lang w:val="en-IN"/>
+        </w:rPr>
+        <w:t>👉</w:t>
+      </w:r>
+      <w:r>
+        <w:rPr>
+          <w:rFonts w:ascii="Times New Roman" w:hAnsi="Times New Roman" w:cs="Times New Roman"/>
+          <w:sz w:val="28"/>
+          <w:szCs w:val="28"/>
+          <w:lang w:val="en-IN"/>
+        </w:rPr>
+        <w:t xml:space="preserve"> Stops when pivot reaches correct position</w:t>
+      </w:r>
+    </w:p>
+    <w:p>
+      <w:pPr>
+        <w:rPr>
+          <w:rFonts w:ascii="Times New Roman" w:hAnsi="Times New Roman" w:cs="Times New Roman"/>
+          <w:sz w:val="28"/>
+          <w:szCs w:val="28"/>
+          <w:lang w:val="en-IN"/>
+        </w:rPr>
+      </w:pPr>
+      <w:r>
+        <w:rPr>
+          <w:rFonts w:ascii="Times New Roman" w:hAnsi="Times New Roman" w:cs="Times New Roman"/>
+          <w:sz w:val="28"/>
+          <w:szCs w:val="28"/>
+          <w:lang w:val="en-IN"/>
+        </w:rPr>
+        <w:pict w14:anchorId="4160785D">
+          <v:rect id="_x0000_i1112" style="width:0;height:1.5pt" o:hralign="center" o:hrstd="t" o:hr="t" fillcolor="#a0a0a0" stroked="f"/>
+        </w:pict>
+      </w:r>
+    </w:p>
+    <w:p>
+      <w:pPr>
+        <w:rPr>
+          <w:rFonts w:ascii="Times New Roman" w:hAnsi="Times New Roman" w:cs="Times New Roman"/>
+          <w:sz w:val="28"/>
+          <w:szCs w:val="28"/>
+          <w:lang w:val="en-IN"/>
+        </w:rPr>
+      </w:pPr>
+      <w:r>
+        <w:rPr>
+          <w:rFonts w:ascii="Segoe UI Emoji" w:hAnsi="Segoe UI Emoji" w:cs="Segoe UI Emoji"/>
+          <w:sz w:val="28"/>
+          <w:szCs w:val="28"/>
+          <w:lang w:val="en-IN"/>
+        </w:rPr>
+        <w:t>👉</w:t>
+      </w:r>
+      <w:r>
+        <w:rPr>
+          <w:rFonts w:ascii="Times New Roman" w:hAnsi="Times New Roman" w:cs="Times New Roman"/>
+          <w:sz w:val="28"/>
+          <w:szCs w:val="28"/>
+          <w:lang w:val="en-IN"/>
+        </w:rPr>
+        <w:t xml:space="preserve"> </w:t>
+      </w:r>
+      <w:r>
+        <w:rPr>
+          <w:rFonts w:ascii="Times New Roman" w:hAnsi="Times New Roman" w:cs="Times New Roman"/>
+          <w:i/>
+          <w:iCs/>
+          <w:sz w:val="28"/>
+          <w:szCs w:val="28"/>
+          <w:lang w:val="en-IN"/>
+        </w:rPr>
+        <w:t>This Quick Sort uses a moving pivot and two pointers (left and right) to place the pivot in its correct position, then recursively sorts the left and right subarrays.</w:t>
+      </w:r>
+    </w:p>
+    <w:p>
+      <w:pPr>
+        <w:rPr>
+          <w:rFonts w:ascii="Times New Roman" w:hAnsi="Times New Roman" w:cs="Times New Roman"/>
+          <w:sz w:val="28"/>
+          <w:szCs w:val="28"/>
+        </w:rPr>
+      </w:pPr>
+      <w:r>
+        <w:rPr>
+          <w:rFonts w:ascii="Times New Roman" w:hAnsi="Times New Roman" w:cs="Times New Roman"/>
+          <w:sz w:val="28"/>
+          <w:szCs w:val="28"/>
+          <w:lang w:val="en-IN"/>
+        </w:rPr>
+        <w:pict w14:anchorId="4CD365CC">
+          <v:rect id="_x0000_i1128" style="width:0;height:1.5pt" o:hralign="center" o:hrstd="t" o:hr="t" fillcolor="#a0a0a0" stroked="f"/>
+        </w:pict>
+      </w:r>
     </w:p>
     <w:p>
       <w:pPr>
@@ -12123,41 +13750,13 @@
           <w:szCs w:val="28"/>
         </w:rPr>
       </w:pPr>
-      <w:proofErr w:type="gramStart"/>
-      <w:r>
-        <w:rPr>
-          <w:rFonts w:ascii="Times New Roman" w:hAnsi="Times New Roman" w:cs="Times New Roman"/>
-          <w:sz w:val="28"/>
-          <w:szCs w:val="28"/>
-        </w:rPr>
-        <w:t>#include</w:t>
-      </w:r>
-      <w:proofErr w:type="gramEnd"/>
-      <w:r>
-        <w:rPr>
-          <w:rFonts w:ascii="Times New Roman" w:hAnsi="Times New Roman" w:cs="Times New Roman"/>
-          <w:sz w:val="28"/>
-          <w:szCs w:val="28"/>
-        </w:rPr>
-        <w:t xml:space="preserve"> &lt;</w:t>
-      </w:r>
-      <w:proofErr w:type="spellStart"/>
-      <w:r>
-        <w:rPr>
-          <w:rFonts w:ascii="Times New Roman" w:hAnsi="Times New Roman" w:cs="Times New Roman"/>
-          <w:sz w:val="28"/>
-          <w:szCs w:val="28"/>
-        </w:rPr>
-        <w:t>stdio.h</w:t>
-      </w:r>
-      <w:proofErr w:type="spellEnd"/>
-      <w:r>
-        <w:rPr>
-          <w:rFonts w:ascii="Times New Roman" w:hAnsi="Times New Roman" w:cs="Times New Roman"/>
-          <w:sz w:val="28"/>
-          <w:szCs w:val="28"/>
-        </w:rPr>
-        <w:t>&gt;</w:t>
+      <w:r>
+        <w:rPr>
+          <w:rFonts w:ascii="Times New Roman" w:hAnsi="Times New Roman" w:cs="Times New Roman"/>
+          <w:sz w:val="28"/>
+          <w:szCs w:val="28"/>
+        </w:rPr>
+        <w:t>#include &lt;stdio.h&gt;</w:t>
       </w:r>
     </w:p>
     <w:p>
@@ -12233,25 +13832,7 @@
           <w:sz w:val="28"/>
           <w:szCs w:val="28"/>
         </w:rPr>
-        <w:t xml:space="preserve"> </w:t>
-      </w:r>
-      <w:proofErr w:type="spellStart"/>
-      <w:r>
-        <w:rPr>
-          <w:rFonts w:ascii="Times New Roman" w:hAnsi="Times New Roman" w:cs="Times New Roman"/>
-          <w:sz w:val="28"/>
-          <w:szCs w:val="28"/>
-        </w:rPr>
-        <w:t>pivotLoc</w:t>
-      </w:r>
-      <w:proofErr w:type="spellEnd"/>
-      <w:r>
-        <w:rPr>
-          <w:rFonts w:ascii="Times New Roman" w:hAnsi="Times New Roman" w:cs="Times New Roman"/>
-          <w:sz w:val="28"/>
-          <w:szCs w:val="28"/>
-        </w:rPr>
-        <w:t xml:space="preserve"> → passed as pointer so the function can return the pivot index</w:t>
+        <w:t xml:space="preserve"> pivotLoc → passed as pointer so the function can return the pivot index</w:t>
       </w:r>
     </w:p>
     <w:p>
@@ -12270,6 +13851,7 @@
           <w:sz w:val="28"/>
           <w:szCs w:val="28"/>
         </w:rPr>
+        <w:lastRenderedPageBreak/>
         <w:t xml:space="preserve"> (C allows returning multiple values using pointers / call-by-reference)</w:t>
       </w:r>
     </w:p>
@@ -12308,53 +13890,7 @@
           <w:sz w:val="28"/>
           <w:szCs w:val="28"/>
         </w:rPr>
-        <w:t xml:space="preserve">void </w:t>
-      </w:r>
-      <w:proofErr w:type="spellStart"/>
-      <w:proofErr w:type="gramStart"/>
-      <w:r>
-        <w:rPr>
-          <w:rFonts w:ascii="Times New Roman" w:hAnsi="Times New Roman" w:cs="Times New Roman"/>
-          <w:sz w:val="28"/>
-          <w:szCs w:val="28"/>
-        </w:rPr>
-        <w:t>partitionArray</w:t>
-      </w:r>
-      <w:proofErr w:type="spellEnd"/>
-      <w:r>
-        <w:rPr>
-          <w:rFonts w:ascii="Times New Roman" w:hAnsi="Times New Roman" w:cs="Times New Roman"/>
-          <w:sz w:val="28"/>
-          <w:szCs w:val="28"/>
-        </w:rPr>
-        <w:t>(</w:t>
-      </w:r>
-      <w:proofErr w:type="gramEnd"/>
-      <w:r>
-        <w:rPr>
-          <w:rFonts w:ascii="Times New Roman" w:hAnsi="Times New Roman" w:cs="Times New Roman"/>
-          <w:sz w:val="28"/>
-          <w:szCs w:val="28"/>
-        </w:rPr>
-        <w:t>int *a, int beg, int end, int *</w:t>
-      </w:r>
-      <w:proofErr w:type="spellStart"/>
-      <w:r>
-        <w:rPr>
-          <w:rFonts w:ascii="Times New Roman" w:hAnsi="Times New Roman" w:cs="Times New Roman"/>
-          <w:sz w:val="28"/>
-          <w:szCs w:val="28"/>
-        </w:rPr>
-        <w:t>pivotLoc</w:t>
-      </w:r>
-      <w:proofErr w:type="spellEnd"/>
-      <w:r>
-        <w:rPr>
-          <w:rFonts w:ascii="Times New Roman" w:hAnsi="Times New Roman" w:cs="Times New Roman"/>
-          <w:sz w:val="28"/>
-          <w:szCs w:val="28"/>
-        </w:rPr>
-        <w:t>);</w:t>
+        <w:t>void partitionArray(int *a, int beg, int end, int *pivotLoc);</w:t>
       </w:r>
     </w:p>
     <w:p>
@@ -12373,35 +13909,7 @@
           <w:sz w:val="28"/>
           <w:szCs w:val="28"/>
         </w:rPr>
-        <w:t xml:space="preserve">void </w:t>
-      </w:r>
-      <w:proofErr w:type="spellStart"/>
-      <w:proofErr w:type="gramStart"/>
-      <w:r>
-        <w:rPr>
-          <w:rFonts w:ascii="Times New Roman" w:hAnsi="Times New Roman" w:cs="Times New Roman"/>
-          <w:sz w:val="28"/>
-          <w:szCs w:val="28"/>
-        </w:rPr>
-        <w:t>quickSort</w:t>
-      </w:r>
-      <w:proofErr w:type="spellEnd"/>
-      <w:r>
-        <w:rPr>
-          <w:rFonts w:ascii="Times New Roman" w:hAnsi="Times New Roman" w:cs="Times New Roman"/>
-          <w:sz w:val="28"/>
-          <w:szCs w:val="28"/>
-        </w:rPr>
-        <w:t>(</w:t>
-      </w:r>
-      <w:proofErr w:type="gramEnd"/>
-      <w:r>
-        <w:rPr>
-          <w:rFonts w:ascii="Times New Roman" w:hAnsi="Times New Roman" w:cs="Times New Roman"/>
-          <w:sz w:val="28"/>
-          <w:szCs w:val="28"/>
-        </w:rPr>
-        <w:t>int *a, int beg, int end);</w:t>
+        <w:t>void quickSort(int *a, int beg, int end);</w:t>
       </w:r>
     </w:p>
     <w:p>
@@ -12420,25 +13928,7 @@
           <w:sz w:val="28"/>
           <w:szCs w:val="28"/>
         </w:rPr>
-        <w:t xml:space="preserve">int </w:t>
-      </w:r>
-      <w:proofErr w:type="gramStart"/>
-      <w:r>
-        <w:rPr>
-          <w:rFonts w:ascii="Times New Roman" w:hAnsi="Times New Roman" w:cs="Times New Roman"/>
-          <w:sz w:val="28"/>
-          <w:szCs w:val="28"/>
-        </w:rPr>
-        <w:t>main(</w:t>
-      </w:r>
-      <w:proofErr w:type="gramEnd"/>
-      <w:r>
-        <w:rPr>
-          <w:rFonts w:ascii="Times New Roman" w:hAnsi="Times New Roman" w:cs="Times New Roman"/>
-          <w:sz w:val="28"/>
-          <w:szCs w:val="28"/>
-        </w:rPr>
-        <w:t>)</w:t>
+        <w:t>int main()</w:t>
       </w:r>
     </w:p>
     <w:p>
@@ -12495,36 +13985,8 @@
           <w:sz w:val="28"/>
           <w:szCs w:val="28"/>
         </w:rPr>
-        <w:t xml:space="preserve">    int </w:t>
-      </w:r>
-      <w:proofErr w:type="gramStart"/>
-      <w:r>
-        <w:rPr>
-          <w:rFonts w:ascii="Times New Roman" w:hAnsi="Times New Roman" w:cs="Times New Roman"/>
-          <w:sz w:val="28"/>
-          <w:szCs w:val="28"/>
-        </w:rPr>
-        <w:t>a[</w:t>
-      </w:r>
-      <w:proofErr w:type="gramEnd"/>
-      <w:r>
-        <w:rPr>
-          <w:rFonts w:ascii="Times New Roman" w:hAnsi="Times New Roman" w:cs="Times New Roman"/>
-          <w:sz w:val="28"/>
-          <w:szCs w:val="28"/>
-        </w:rPr>
-        <w:t xml:space="preserve">] = {5, 2, 6, 1, 3, 4, 2, 5, </w:t>
-      </w:r>
-      <w:proofErr w:type="gramStart"/>
-      <w:r>
-        <w:rPr>
-          <w:rFonts w:ascii="Times New Roman" w:hAnsi="Times New Roman" w:cs="Times New Roman"/>
-          <w:sz w:val="28"/>
-          <w:szCs w:val="28"/>
-        </w:rPr>
-        <w:t>7};</w:t>
-      </w:r>
-      <w:proofErr w:type="gramEnd"/>
+        <w:t xml:space="preserve">    int a[] = {5, 2, 6, 1, 3, 4, 2, 5, 7};</w:t>
+      </w:r>
     </w:p>
     <w:p>
       <w:pPr>
@@ -12561,61 +14023,7 @@
           <w:sz w:val="28"/>
           <w:szCs w:val="28"/>
         </w:rPr>
-        <w:t xml:space="preserve">    int n = </w:t>
-      </w:r>
-      <w:proofErr w:type="spellStart"/>
-      <w:r>
-        <w:rPr>
-          <w:rFonts w:ascii="Times New Roman" w:hAnsi="Times New Roman" w:cs="Times New Roman"/>
-          <w:sz w:val="28"/>
-          <w:szCs w:val="28"/>
-        </w:rPr>
-        <w:t>sizeof</w:t>
-      </w:r>
-      <w:proofErr w:type="spellEnd"/>
-      <w:r>
-        <w:rPr>
-          <w:rFonts w:ascii="Times New Roman" w:hAnsi="Times New Roman" w:cs="Times New Roman"/>
-          <w:sz w:val="28"/>
-          <w:szCs w:val="28"/>
-        </w:rPr>
-        <w:t xml:space="preserve">(a) / </w:t>
-      </w:r>
-      <w:proofErr w:type="spellStart"/>
-      <w:r>
-        <w:rPr>
-          <w:rFonts w:ascii="Times New Roman" w:hAnsi="Times New Roman" w:cs="Times New Roman"/>
-          <w:sz w:val="28"/>
-          <w:szCs w:val="28"/>
-        </w:rPr>
-        <w:t>sizeof</w:t>
-      </w:r>
-      <w:proofErr w:type="spellEnd"/>
-      <w:r>
-        <w:rPr>
-          <w:rFonts w:ascii="Times New Roman" w:hAnsi="Times New Roman" w:cs="Times New Roman"/>
-          <w:sz w:val="28"/>
-          <w:szCs w:val="28"/>
-        </w:rPr>
-        <w:t>(</w:t>
-      </w:r>
-      <w:proofErr w:type="gramStart"/>
-      <w:r>
-        <w:rPr>
-          <w:rFonts w:ascii="Times New Roman" w:hAnsi="Times New Roman" w:cs="Times New Roman"/>
-          <w:sz w:val="28"/>
-          <w:szCs w:val="28"/>
-        </w:rPr>
-        <w:t>a[</w:t>
-      </w:r>
-      <w:proofErr w:type="gramEnd"/>
-      <w:r>
-        <w:rPr>
-          <w:rFonts w:ascii="Times New Roman" w:hAnsi="Times New Roman" w:cs="Times New Roman"/>
-          <w:sz w:val="28"/>
-          <w:szCs w:val="28"/>
-        </w:rPr>
-        <w:t>0]);</w:t>
+        <w:t xml:space="preserve">    int n = sizeof(a) / sizeof(a[0]);</w:t>
       </w:r>
     </w:p>
     <w:p>
@@ -12634,25 +14042,7 @@
           <w:sz w:val="28"/>
           <w:szCs w:val="28"/>
         </w:rPr>
-        <w:t xml:space="preserve">    int </w:t>
-      </w:r>
-      <w:proofErr w:type="spellStart"/>
-      <w:r>
-        <w:rPr>
-          <w:rFonts w:ascii="Times New Roman" w:hAnsi="Times New Roman" w:cs="Times New Roman"/>
-          <w:sz w:val="28"/>
-          <w:szCs w:val="28"/>
-        </w:rPr>
-        <w:t>i</w:t>
-      </w:r>
-      <w:proofErr w:type="spellEnd"/>
-      <w:r>
-        <w:rPr>
-          <w:rFonts w:ascii="Times New Roman" w:hAnsi="Times New Roman" w:cs="Times New Roman"/>
-          <w:sz w:val="28"/>
-          <w:szCs w:val="28"/>
-        </w:rPr>
-        <w:t>;</w:t>
+        <w:t xml:space="preserve">    int i;</w:t>
       </w:r>
     </w:p>
     <w:p>
@@ -12671,25 +14061,7 @@
           <w:sz w:val="28"/>
           <w:szCs w:val="28"/>
         </w:rPr>
-        <w:t xml:space="preserve">    // Call </w:t>
-      </w:r>
-      <w:proofErr w:type="spellStart"/>
-      <w:r>
-        <w:rPr>
-          <w:rFonts w:ascii="Times New Roman" w:hAnsi="Times New Roman" w:cs="Times New Roman"/>
-          <w:sz w:val="28"/>
-          <w:szCs w:val="28"/>
-        </w:rPr>
-        <w:t>quickSort</w:t>
-      </w:r>
-      <w:proofErr w:type="spellEnd"/>
-      <w:r>
-        <w:rPr>
-          <w:rFonts w:ascii="Times New Roman" w:hAnsi="Times New Roman" w:cs="Times New Roman"/>
-          <w:sz w:val="28"/>
-          <w:szCs w:val="28"/>
-        </w:rPr>
-        <w:t xml:space="preserve"> on entire array</w:t>
+        <w:t xml:space="preserve">    // Call quickSort on entire array</w:t>
       </w:r>
     </w:p>
     <w:p>
@@ -12708,35 +14080,7 @@
           <w:sz w:val="28"/>
           <w:szCs w:val="28"/>
         </w:rPr>
-        <w:t xml:space="preserve">    </w:t>
-      </w:r>
-      <w:proofErr w:type="spellStart"/>
-      <w:proofErr w:type="gramStart"/>
-      <w:r>
-        <w:rPr>
-          <w:rFonts w:ascii="Times New Roman" w:hAnsi="Times New Roman" w:cs="Times New Roman"/>
-          <w:sz w:val="28"/>
-          <w:szCs w:val="28"/>
-        </w:rPr>
-        <w:t>quickSort</w:t>
-      </w:r>
-      <w:proofErr w:type="spellEnd"/>
-      <w:r>
-        <w:rPr>
-          <w:rFonts w:ascii="Times New Roman" w:hAnsi="Times New Roman" w:cs="Times New Roman"/>
-          <w:sz w:val="28"/>
-          <w:szCs w:val="28"/>
-        </w:rPr>
-        <w:t>(</w:t>
-      </w:r>
-      <w:proofErr w:type="gramEnd"/>
-      <w:r>
-        <w:rPr>
-          <w:rFonts w:ascii="Times New Roman" w:hAnsi="Times New Roman" w:cs="Times New Roman"/>
-          <w:sz w:val="28"/>
-          <w:szCs w:val="28"/>
-        </w:rPr>
-        <w:t>a, 0, n - 1);</w:t>
+        <w:t xml:space="preserve">    quickSort(a, 0, n - 1);</w:t>
       </w:r>
     </w:p>
     <w:p>
@@ -12774,36 +14118,7 @@
           <w:sz w:val="28"/>
           <w:szCs w:val="28"/>
         </w:rPr>
-        <w:lastRenderedPageBreak/>
-        <w:t xml:space="preserve">    </w:t>
-      </w:r>
-      <w:proofErr w:type="spellStart"/>
-      <w:proofErr w:type="gramStart"/>
-      <w:r>
-        <w:rPr>
-          <w:rFonts w:ascii="Times New Roman" w:hAnsi="Times New Roman" w:cs="Times New Roman"/>
-          <w:sz w:val="28"/>
-          <w:szCs w:val="28"/>
-        </w:rPr>
-        <w:t>printf</w:t>
-      </w:r>
-      <w:proofErr w:type="spellEnd"/>
-      <w:r>
-        <w:rPr>
-          <w:rFonts w:ascii="Times New Roman" w:hAnsi="Times New Roman" w:cs="Times New Roman"/>
-          <w:sz w:val="28"/>
-          <w:szCs w:val="28"/>
-        </w:rPr>
-        <w:t>(</w:t>
-      </w:r>
-      <w:proofErr w:type="gramEnd"/>
-      <w:r>
-        <w:rPr>
-          <w:rFonts w:ascii="Times New Roman" w:hAnsi="Times New Roman" w:cs="Times New Roman"/>
-          <w:sz w:val="28"/>
-          <w:szCs w:val="28"/>
-        </w:rPr>
-        <w:t>"Sorted Array:\n");</w:t>
+        <w:t xml:space="preserve">    printf("Sorted Array:\n");</w:t>
       </w:r>
     </w:p>
     <w:p>
@@ -12822,71 +14137,7 @@
           <w:sz w:val="28"/>
           <w:szCs w:val="28"/>
         </w:rPr>
-        <w:t xml:space="preserve">    </w:t>
-      </w:r>
-      <w:proofErr w:type="gramStart"/>
-      <w:r>
-        <w:rPr>
-          <w:rFonts w:ascii="Times New Roman" w:hAnsi="Times New Roman" w:cs="Times New Roman"/>
-          <w:sz w:val="28"/>
-          <w:szCs w:val="28"/>
-        </w:rPr>
-        <w:t>for(</w:t>
-      </w:r>
-      <w:proofErr w:type="spellStart"/>
-      <w:proofErr w:type="gramEnd"/>
-      <w:r>
-        <w:rPr>
-          <w:rFonts w:ascii="Times New Roman" w:hAnsi="Times New Roman" w:cs="Times New Roman"/>
-          <w:sz w:val="28"/>
-          <w:szCs w:val="28"/>
-        </w:rPr>
-        <w:t>i</w:t>
-      </w:r>
-      <w:proofErr w:type="spellEnd"/>
-      <w:r>
-        <w:rPr>
-          <w:rFonts w:ascii="Times New Roman" w:hAnsi="Times New Roman" w:cs="Times New Roman"/>
-          <w:sz w:val="28"/>
-          <w:szCs w:val="28"/>
-        </w:rPr>
-        <w:t xml:space="preserve"> = 0; </w:t>
-      </w:r>
-      <w:proofErr w:type="spellStart"/>
-      <w:r>
-        <w:rPr>
-          <w:rFonts w:ascii="Times New Roman" w:hAnsi="Times New Roman" w:cs="Times New Roman"/>
-          <w:sz w:val="28"/>
-          <w:szCs w:val="28"/>
-        </w:rPr>
-        <w:t>i</w:t>
-      </w:r>
-      <w:proofErr w:type="spellEnd"/>
-      <w:r>
-        <w:rPr>
-          <w:rFonts w:ascii="Times New Roman" w:hAnsi="Times New Roman" w:cs="Times New Roman"/>
-          <w:sz w:val="28"/>
-          <w:szCs w:val="28"/>
-        </w:rPr>
-        <w:t xml:space="preserve"> &lt; n; </w:t>
-      </w:r>
-      <w:proofErr w:type="spellStart"/>
-      <w:r>
-        <w:rPr>
-          <w:rFonts w:ascii="Times New Roman" w:hAnsi="Times New Roman" w:cs="Times New Roman"/>
-          <w:sz w:val="28"/>
-          <w:szCs w:val="28"/>
-        </w:rPr>
-        <w:t>i</w:t>
-      </w:r>
-      <w:proofErr w:type="spellEnd"/>
-      <w:r>
-        <w:rPr>
-          <w:rFonts w:ascii="Times New Roman" w:hAnsi="Times New Roman" w:cs="Times New Roman"/>
-          <w:sz w:val="28"/>
-          <w:szCs w:val="28"/>
-        </w:rPr>
-        <w:t>++)</w:t>
+        <w:t xml:space="preserve">    for(i = 0; i &lt; n; i++)</w:t>
       </w:r>
     </w:p>
     <w:p>
@@ -12924,53 +14175,7 @@
           <w:sz w:val="28"/>
           <w:szCs w:val="28"/>
         </w:rPr>
-        <w:t xml:space="preserve">        </w:t>
-      </w:r>
-      <w:proofErr w:type="spellStart"/>
-      <w:proofErr w:type="gramStart"/>
-      <w:r>
-        <w:rPr>
-          <w:rFonts w:ascii="Times New Roman" w:hAnsi="Times New Roman" w:cs="Times New Roman"/>
-          <w:sz w:val="28"/>
-          <w:szCs w:val="28"/>
-        </w:rPr>
-        <w:t>printf</w:t>
-      </w:r>
-      <w:proofErr w:type="spellEnd"/>
-      <w:r>
-        <w:rPr>
-          <w:rFonts w:ascii="Times New Roman" w:hAnsi="Times New Roman" w:cs="Times New Roman"/>
-          <w:sz w:val="28"/>
-          <w:szCs w:val="28"/>
-        </w:rPr>
-        <w:t>(</w:t>
-      </w:r>
-      <w:proofErr w:type="gramEnd"/>
-      <w:r>
-        <w:rPr>
-          <w:rFonts w:ascii="Times New Roman" w:hAnsi="Times New Roman" w:cs="Times New Roman"/>
-          <w:sz w:val="28"/>
-          <w:szCs w:val="28"/>
-        </w:rPr>
-        <w:t>"%d\t", a[</w:t>
-      </w:r>
-      <w:proofErr w:type="spellStart"/>
-      <w:r>
-        <w:rPr>
-          <w:rFonts w:ascii="Times New Roman" w:hAnsi="Times New Roman" w:cs="Times New Roman"/>
-          <w:sz w:val="28"/>
-          <w:szCs w:val="28"/>
-        </w:rPr>
-        <w:t>i</w:t>
-      </w:r>
-      <w:proofErr w:type="spellEnd"/>
-      <w:r>
-        <w:rPr>
-          <w:rFonts w:ascii="Times New Roman" w:hAnsi="Times New Roman" w:cs="Times New Roman"/>
-          <w:sz w:val="28"/>
-          <w:szCs w:val="28"/>
-        </w:rPr>
-        <w:t>]);</w:t>
+        <w:t xml:space="preserve">        printf("%d\t", a[i]);</w:t>
       </w:r>
     </w:p>
     <w:p>
@@ -13027,33 +14232,7 @@
           <w:sz w:val="28"/>
           <w:szCs w:val="28"/>
         </w:rPr>
-        <w:t>}</w:t>
-      </w:r>
-      <w:r>
-        <w:rPr>
-          <w:rFonts w:ascii="Times New Roman" w:hAnsi="Times New Roman" w:cs="Times New Roman"/>
-          <w:sz w:val="28"/>
-          <w:szCs w:val="28"/>
-        </w:rPr>
-        <w:t xml:space="preserve">//end of </w:t>
-      </w:r>
-      <w:proofErr w:type="gramStart"/>
-      <w:r>
-        <w:rPr>
-          <w:rFonts w:ascii="Times New Roman" w:hAnsi="Times New Roman" w:cs="Times New Roman"/>
-          <w:sz w:val="28"/>
-          <w:szCs w:val="28"/>
-        </w:rPr>
-        <w:t>main(</w:t>
-      </w:r>
-      <w:proofErr w:type="gramEnd"/>
-      <w:r>
-        <w:rPr>
-          <w:rFonts w:ascii="Times New Roman" w:hAnsi="Times New Roman" w:cs="Times New Roman"/>
-          <w:sz w:val="28"/>
-          <w:szCs w:val="28"/>
-        </w:rPr>
-        <w:t>)</w:t>
+        <w:t>}//end of main()</w:t>
       </w:r>
     </w:p>
     <w:p>
@@ -13102,35 +14281,7 @@
           <w:sz w:val="28"/>
           <w:szCs w:val="28"/>
         </w:rPr>
-        <w:t xml:space="preserve">void </w:t>
-      </w:r>
-      <w:proofErr w:type="spellStart"/>
-      <w:proofErr w:type="gramStart"/>
-      <w:r>
-        <w:rPr>
-          <w:rFonts w:ascii="Times New Roman" w:hAnsi="Times New Roman" w:cs="Times New Roman"/>
-          <w:sz w:val="28"/>
-          <w:szCs w:val="28"/>
-        </w:rPr>
-        <w:t>quickSort</w:t>
-      </w:r>
-      <w:proofErr w:type="spellEnd"/>
-      <w:r>
-        <w:rPr>
-          <w:rFonts w:ascii="Times New Roman" w:hAnsi="Times New Roman" w:cs="Times New Roman"/>
-          <w:sz w:val="28"/>
-          <w:szCs w:val="28"/>
-        </w:rPr>
-        <w:t>(</w:t>
-      </w:r>
-      <w:proofErr w:type="gramEnd"/>
-      <w:r>
-        <w:rPr>
-          <w:rFonts w:ascii="Times New Roman" w:hAnsi="Times New Roman" w:cs="Times New Roman"/>
-          <w:sz w:val="28"/>
-          <w:szCs w:val="28"/>
-        </w:rPr>
-        <w:t>int *a, int beg, int end)</w:t>
+        <w:t>void quickSort(int *a, int beg, int end)</w:t>
       </w:r>
     </w:p>
     <w:p>
@@ -13168,25 +14319,7 @@
           <w:sz w:val="28"/>
           <w:szCs w:val="28"/>
         </w:rPr>
-        <w:t xml:space="preserve">    int </w:t>
-      </w:r>
-      <w:proofErr w:type="spellStart"/>
-      <w:r>
-        <w:rPr>
-          <w:rFonts w:ascii="Times New Roman" w:hAnsi="Times New Roman" w:cs="Times New Roman"/>
-          <w:sz w:val="28"/>
-          <w:szCs w:val="28"/>
-        </w:rPr>
-        <w:t>pivotLoc</w:t>
-      </w:r>
-      <w:proofErr w:type="spellEnd"/>
-      <w:r>
-        <w:rPr>
-          <w:rFonts w:ascii="Times New Roman" w:hAnsi="Times New Roman" w:cs="Times New Roman"/>
-          <w:sz w:val="28"/>
-          <w:szCs w:val="28"/>
-        </w:rPr>
-        <w:t>;</w:t>
+        <w:t xml:space="preserve">    int pivotLoc;</w:t>
       </w:r>
     </w:p>
     <w:p>
@@ -13224,25 +14357,7 @@
           <w:sz w:val="28"/>
           <w:szCs w:val="28"/>
         </w:rPr>
-        <w:t xml:space="preserve">    </w:t>
-      </w:r>
-      <w:proofErr w:type="gramStart"/>
-      <w:r>
-        <w:rPr>
-          <w:rFonts w:ascii="Times New Roman" w:hAnsi="Times New Roman" w:cs="Times New Roman"/>
-          <w:sz w:val="28"/>
-          <w:szCs w:val="28"/>
-        </w:rPr>
-        <w:t>if(</w:t>
-      </w:r>
-      <w:proofErr w:type="gramEnd"/>
-      <w:r>
-        <w:rPr>
-          <w:rFonts w:ascii="Times New Roman" w:hAnsi="Times New Roman" w:cs="Times New Roman"/>
-          <w:sz w:val="28"/>
-          <w:szCs w:val="28"/>
-        </w:rPr>
-        <w:t>beg &lt; end)</w:t>
+        <w:t xml:space="preserve">    if(beg &lt; end)</w:t>
       </w:r>
     </w:p>
     <w:p>
@@ -13299,53 +14414,7 @@
           <w:sz w:val="28"/>
           <w:szCs w:val="28"/>
         </w:rPr>
-        <w:t xml:space="preserve">        </w:t>
-      </w:r>
-      <w:proofErr w:type="spellStart"/>
-      <w:proofErr w:type="gramStart"/>
-      <w:r>
-        <w:rPr>
-          <w:rFonts w:ascii="Times New Roman" w:hAnsi="Times New Roman" w:cs="Times New Roman"/>
-          <w:sz w:val="28"/>
-          <w:szCs w:val="28"/>
-        </w:rPr>
-        <w:t>partitionArray</w:t>
-      </w:r>
-      <w:proofErr w:type="spellEnd"/>
-      <w:r>
-        <w:rPr>
-          <w:rFonts w:ascii="Times New Roman" w:hAnsi="Times New Roman" w:cs="Times New Roman"/>
-          <w:sz w:val="28"/>
-          <w:szCs w:val="28"/>
-        </w:rPr>
-        <w:t>(</w:t>
-      </w:r>
-      <w:proofErr w:type="gramEnd"/>
-      <w:r>
-        <w:rPr>
-          <w:rFonts w:ascii="Times New Roman" w:hAnsi="Times New Roman" w:cs="Times New Roman"/>
-          <w:sz w:val="28"/>
-          <w:szCs w:val="28"/>
-        </w:rPr>
-        <w:t>a, beg, end, &amp;</w:t>
-      </w:r>
-      <w:proofErr w:type="spellStart"/>
-      <w:r>
-        <w:rPr>
-          <w:rFonts w:ascii="Times New Roman" w:hAnsi="Times New Roman" w:cs="Times New Roman"/>
-          <w:sz w:val="28"/>
-          <w:szCs w:val="28"/>
-        </w:rPr>
-        <w:t>pivotLoc</w:t>
-      </w:r>
-      <w:proofErr w:type="spellEnd"/>
-      <w:r>
-        <w:rPr>
-          <w:rFonts w:ascii="Times New Roman" w:hAnsi="Times New Roman" w:cs="Times New Roman"/>
-          <w:sz w:val="28"/>
-          <w:szCs w:val="28"/>
-        </w:rPr>
-        <w:t>);</w:t>
+        <w:t xml:space="preserve">        partitionArray(a, beg, end, &amp;pivotLoc);</w:t>
       </w:r>
     </w:p>
     <w:p>
@@ -13364,6 +14433,7 @@
           <w:sz w:val="28"/>
           <w:szCs w:val="28"/>
         </w:rPr>
+        <w:lastRenderedPageBreak/>
         <w:t xml:space="preserve">        // Sort left subarray</w:t>
       </w:r>
     </w:p>
@@ -13383,53 +14453,7 @@
           <w:sz w:val="28"/>
           <w:szCs w:val="28"/>
         </w:rPr>
-        <w:t xml:space="preserve">        </w:t>
-      </w:r>
-      <w:proofErr w:type="spellStart"/>
-      <w:proofErr w:type="gramStart"/>
-      <w:r>
-        <w:rPr>
-          <w:rFonts w:ascii="Times New Roman" w:hAnsi="Times New Roman" w:cs="Times New Roman"/>
-          <w:sz w:val="28"/>
-          <w:szCs w:val="28"/>
-        </w:rPr>
-        <w:t>quickSort</w:t>
-      </w:r>
-      <w:proofErr w:type="spellEnd"/>
-      <w:r>
-        <w:rPr>
-          <w:rFonts w:ascii="Times New Roman" w:hAnsi="Times New Roman" w:cs="Times New Roman"/>
-          <w:sz w:val="28"/>
-          <w:szCs w:val="28"/>
-        </w:rPr>
-        <w:t>(</w:t>
-      </w:r>
-      <w:proofErr w:type="gramEnd"/>
-      <w:r>
-        <w:rPr>
-          <w:rFonts w:ascii="Times New Roman" w:hAnsi="Times New Roman" w:cs="Times New Roman"/>
-          <w:sz w:val="28"/>
-          <w:szCs w:val="28"/>
-        </w:rPr>
-        <w:t xml:space="preserve">a, beg, </w:t>
-      </w:r>
-      <w:proofErr w:type="spellStart"/>
-      <w:r>
-        <w:rPr>
-          <w:rFonts w:ascii="Times New Roman" w:hAnsi="Times New Roman" w:cs="Times New Roman"/>
-          <w:sz w:val="28"/>
-          <w:szCs w:val="28"/>
-        </w:rPr>
-        <w:t>pivotLoc</w:t>
-      </w:r>
-      <w:proofErr w:type="spellEnd"/>
-      <w:r>
-        <w:rPr>
-          <w:rFonts w:ascii="Times New Roman" w:hAnsi="Times New Roman" w:cs="Times New Roman"/>
-          <w:sz w:val="28"/>
-          <w:szCs w:val="28"/>
-        </w:rPr>
-        <w:t xml:space="preserve"> - 1);</w:t>
+        <w:t xml:space="preserve">        quickSort(a, beg, pivotLoc - 1);</w:t>
       </w:r>
     </w:p>
     <w:p>
@@ -13467,53 +14491,7 @@
           <w:sz w:val="28"/>
           <w:szCs w:val="28"/>
         </w:rPr>
-        <w:t xml:space="preserve">        </w:t>
-      </w:r>
-      <w:proofErr w:type="spellStart"/>
-      <w:proofErr w:type="gramStart"/>
-      <w:r>
-        <w:rPr>
-          <w:rFonts w:ascii="Times New Roman" w:hAnsi="Times New Roman" w:cs="Times New Roman"/>
-          <w:sz w:val="28"/>
-          <w:szCs w:val="28"/>
-        </w:rPr>
-        <w:t>quickSort</w:t>
-      </w:r>
-      <w:proofErr w:type="spellEnd"/>
-      <w:r>
-        <w:rPr>
-          <w:rFonts w:ascii="Times New Roman" w:hAnsi="Times New Roman" w:cs="Times New Roman"/>
-          <w:sz w:val="28"/>
-          <w:szCs w:val="28"/>
-        </w:rPr>
-        <w:t>(</w:t>
-      </w:r>
-      <w:proofErr w:type="gramEnd"/>
-      <w:r>
-        <w:rPr>
-          <w:rFonts w:ascii="Times New Roman" w:hAnsi="Times New Roman" w:cs="Times New Roman"/>
-          <w:sz w:val="28"/>
-          <w:szCs w:val="28"/>
-        </w:rPr>
-        <w:t xml:space="preserve">a, </w:t>
-      </w:r>
-      <w:proofErr w:type="spellStart"/>
-      <w:r>
-        <w:rPr>
-          <w:rFonts w:ascii="Times New Roman" w:hAnsi="Times New Roman" w:cs="Times New Roman"/>
-          <w:sz w:val="28"/>
-          <w:szCs w:val="28"/>
-        </w:rPr>
-        <w:t>pivotLoc</w:t>
-      </w:r>
-      <w:proofErr w:type="spellEnd"/>
-      <w:r>
-        <w:rPr>
-          <w:rFonts w:ascii="Times New Roman" w:hAnsi="Times New Roman" w:cs="Times New Roman"/>
-          <w:sz w:val="28"/>
-          <w:szCs w:val="28"/>
-        </w:rPr>
-        <w:t xml:space="preserve"> + 1, end);</w:t>
+        <w:t xml:space="preserve">        quickSort(a, pivotLoc + 1, end);</w:t>
       </w:r>
     </w:p>
     <w:p>
@@ -13551,33 +14529,7 @@
           <w:sz w:val="28"/>
           <w:szCs w:val="28"/>
         </w:rPr>
-        <w:t>}</w:t>
-      </w:r>
-      <w:r>
-        <w:rPr>
-          <w:rFonts w:ascii="Times New Roman" w:hAnsi="Times New Roman" w:cs="Times New Roman"/>
-          <w:sz w:val="28"/>
-          <w:szCs w:val="28"/>
-        </w:rPr>
-        <w:t xml:space="preserve"> //end of </w:t>
-      </w:r>
-      <w:proofErr w:type="gramStart"/>
-      <w:r>
-        <w:rPr>
-          <w:rFonts w:ascii="Times New Roman" w:hAnsi="Times New Roman" w:cs="Times New Roman"/>
-          <w:sz w:val="28"/>
-          <w:szCs w:val="28"/>
-        </w:rPr>
-        <w:t>quicksort(</w:t>
-      </w:r>
-      <w:proofErr w:type="gramEnd"/>
-      <w:r>
-        <w:rPr>
-          <w:rFonts w:ascii="Times New Roman" w:hAnsi="Times New Roman" w:cs="Times New Roman"/>
-          <w:sz w:val="28"/>
-          <w:szCs w:val="28"/>
-        </w:rPr>
-        <w:t>) function</w:t>
+        <w:t>} //end of quicksort() function</w:t>
       </w:r>
     </w:p>
     <w:p>
@@ -13626,53 +14578,7 @@
           <w:sz w:val="28"/>
           <w:szCs w:val="28"/>
         </w:rPr>
-        <w:t xml:space="preserve">void </w:t>
-      </w:r>
-      <w:proofErr w:type="spellStart"/>
-      <w:proofErr w:type="gramStart"/>
-      <w:r>
-        <w:rPr>
-          <w:rFonts w:ascii="Times New Roman" w:hAnsi="Times New Roman" w:cs="Times New Roman"/>
-          <w:sz w:val="28"/>
-          <w:szCs w:val="28"/>
-        </w:rPr>
-        <w:t>partitionArray</w:t>
-      </w:r>
-      <w:proofErr w:type="spellEnd"/>
-      <w:r>
-        <w:rPr>
-          <w:rFonts w:ascii="Times New Roman" w:hAnsi="Times New Roman" w:cs="Times New Roman"/>
-          <w:sz w:val="28"/>
-          <w:szCs w:val="28"/>
-        </w:rPr>
-        <w:t>(</w:t>
-      </w:r>
-      <w:proofErr w:type="gramEnd"/>
-      <w:r>
-        <w:rPr>
-          <w:rFonts w:ascii="Times New Roman" w:hAnsi="Times New Roman" w:cs="Times New Roman"/>
-          <w:sz w:val="28"/>
-          <w:szCs w:val="28"/>
-        </w:rPr>
-        <w:t>int *a, int beg, int end, int *</w:t>
-      </w:r>
-      <w:proofErr w:type="spellStart"/>
-      <w:r>
-        <w:rPr>
-          <w:rFonts w:ascii="Times New Roman" w:hAnsi="Times New Roman" w:cs="Times New Roman"/>
-          <w:sz w:val="28"/>
-          <w:szCs w:val="28"/>
-        </w:rPr>
-        <w:t>pivotLoc</w:t>
-      </w:r>
-      <w:proofErr w:type="spellEnd"/>
-      <w:r>
-        <w:rPr>
-          <w:rFonts w:ascii="Times New Roman" w:hAnsi="Times New Roman" w:cs="Times New Roman"/>
-          <w:sz w:val="28"/>
-          <w:szCs w:val="28"/>
-        </w:rPr>
-        <w:t>)</w:t>
+        <w:t>void partitionArray(int *a, int beg, int end, int *pivotLoc)</w:t>
       </w:r>
     </w:p>
     <w:p>
@@ -13710,25 +14616,7 @@
           <w:sz w:val="28"/>
           <w:szCs w:val="28"/>
         </w:rPr>
-        <w:t xml:space="preserve">    int left = </w:t>
-      </w:r>
-      <w:proofErr w:type="gramStart"/>
-      <w:r>
-        <w:rPr>
-          <w:rFonts w:ascii="Times New Roman" w:hAnsi="Times New Roman" w:cs="Times New Roman"/>
-          <w:sz w:val="28"/>
-          <w:szCs w:val="28"/>
-        </w:rPr>
-        <w:t xml:space="preserve">beg;   </w:t>
-      </w:r>
-      <w:proofErr w:type="gramEnd"/>
-      <w:r>
-        <w:rPr>
-          <w:rFonts w:ascii="Times New Roman" w:hAnsi="Times New Roman" w:cs="Times New Roman"/>
-          <w:sz w:val="28"/>
-          <w:szCs w:val="28"/>
-        </w:rPr>
-        <w:t xml:space="preserve">  // Left pointer starts from beginning</w:t>
+        <w:t xml:space="preserve">    int left = beg;     // Left pointer starts from beginning</w:t>
       </w:r>
     </w:p>
     <w:p>
@@ -13747,25 +14635,7 @@
           <w:sz w:val="28"/>
           <w:szCs w:val="28"/>
         </w:rPr>
-        <w:t xml:space="preserve">    int right = </w:t>
-      </w:r>
-      <w:proofErr w:type="gramStart"/>
-      <w:r>
-        <w:rPr>
-          <w:rFonts w:ascii="Times New Roman" w:hAnsi="Times New Roman" w:cs="Times New Roman"/>
-          <w:sz w:val="28"/>
-          <w:szCs w:val="28"/>
-        </w:rPr>
-        <w:t xml:space="preserve">end;   </w:t>
-      </w:r>
-      <w:proofErr w:type="gramEnd"/>
-      <w:r>
-        <w:rPr>
-          <w:rFonts w:ascii="Times New Roman" w:hAnsi="Times New Roman" w:cs="Times New Roman"/>
-          <w:sz w:val="28"/>
-          <w:szCs w:val="28"/>
-        </w:rPr>
-        <w:t xml:space="preserve"> // Right pointer starts from end</w:t>
+        <w:t xml:space="preserve">    int right = end;    // Right pointer starts from end</w:t>
       </w:r>
     </w:p>
     <w:p>
@@ -13784,43 +14654,7 @@
           <w:sz w:val="28"/>
           <w:szCs w:val="28"/>
         </w:rPr>
-        <w:t xml:space="preserve">    *</w:t>
-      </w:r>
-      <w:proofErr w:type="spellStart"/>
-      <w:r>
-        <w:rPr>
-          <w:rFonts w:ascii="Times New Roman" w:hAnsi="Times New Roman" w:cs="Times New Roman"/>
-          <w:sz w:val="28"/>
-          <w:szCs w:val="28"/>
-        </w:rPr>
-        <w:t>pivotLoc</w:t>
-      </w:r>
-      <w:proofErr w:type="spellEnd"/>
-      <w:r>
-        <w:rPr>
-          <w:rFonts w:ascii="Times New Roman" w:hAnsi="Times New Roman" w:cs="Times New Roman"/>
-          <w:sz w:val="28"/>
-          <w:szCs w:val="28"/>
-        </w:rPr>
-        <w:t xml:space="preserve"> = </w:t>
-      </w:r>
-      <w:proofErr w:type="gramStart"/>
-      <w:r>
-        <w:rPr>
-          <w:rFonts w:ascii="Times New Roman" w:hAnsi="Times New Roman" w:cs="Times New Roman"/>
-          <w:sz w:val="28"/>
-          <w:szCs w:val="28"/>
-        </w:rPr>
-        <w:t xml:space="preserve">left;   </w:t>
-      </w:r>
-      <w:proofErr w:type="gramEnd"/>
-      <w:r>
-        <w:rPr>
-          <w:rFonts w:ascii="Times New Roman" w:hAnsi="Times New Roman" w:cs="Times New Roman"/>
-          <w:sz w:val="28"/>
-          <w:szCs w:val="28"/>
-        </w:rPr>
-        <w:t>// Choose first element as pivot</w:t>
+        <w:t xml:space="preserve">    *pivotLoc = left;   // Choose first element as pivot</w:t>
       </w:r>
     </w:p>
     <w:p>
@@ -13839,25 +14673,7 @@
           <w:sz w:val="28"/>
           <w:szCs w:val="28"/>
         </w:rPr>
-        <w:t xml:space="preserve">    int </w:t>
-      </w:r>
-      <w:proofErr w:type="spellStart"/>
-      <w:r>
-        <w:rPr>
-          <w:rFonts w:ascii="Times New Roman" w:hAnsi="Times New Roman" w:cs="Times New Roman"/>
-          <w:sz w:val="28"/>
-          <w:szCs w:val="28"/>
-        </w:rPr>
-        <w:t>tmp</w:t>
-      </w:r>
-      <w:proofErr w:type="spellEnd"/>
-      <w:r>
-        <w:rPr>
-          <w:rFonts w:ascii="Times New Roman" w:hAnsi="Times New Roman" w:cs="Times New Roman"/>
-          <w:sz w:val="28"/>
-          <w:szCs w:val="28"/>
-        </w:rPr>
-        <w:t>; // Temporary variable for swapping</w:t>
+        <w:t xml:space="preserve">    int tmp; // Temporary variable for swapping</w:t>
       </w:r>
     </w:p>
     <w:p>
@@ -13876,26 +14692,7 @@
           <w:sz w:val="28"/>
           <w:szCs w:val="28"/>
         </w:rPr>
-        <w:lastRenderedPageBreak/>
-        <w:t xml:space="preserve">    </w:t>
-      </w:r>
-      <w:proofErr w:type="gramStart"/>
-      <w:r>
-        <w:rPr>
-          <w:rFonts w:ascii="Times New Roman" w:hAnsi="Times New Roman" w:cs="Times New Roman"/>
-          <w:sz w:val="28"/>
-          <w:szCs w:val="28"/>
-        </w:rPr>
-        <w:t>while(</w:t>
-      </w:r>
-      <w:proofErr w:type="gramEnd"/>
-      <w:r>
-        <w:rPr>
-          <w:rFonts w:ascii="Times New Roman" w:hAnsi="Times New Roman" w:cs="Times New Roman"/>
-          <w:sz w:val="28"/>
-          <w:szCs w:val="28"/>
-        </w:rPr>
-        <w:t>1)</w:t>
+        <w:t xml:space="preserve">    while(1)</w:t>
       </w:r>
     </w:p>
     <w:p>
@@ -13971,53 +14768,7 @@
           <w:sz w:val="28"/>
           <w:szCs w:val="28"/>
         </w:rPr>
-        <w:t xml:space="preserve">        while(a[*</w:t>
-      </w:r>
-      <w:proofErr w:type="spellStart"/>
-      <w:r>
-        <w:rPr>
-          <w:rFonts w:ascii="Times New Roman" w:hAnsi="Times New Roman" w:cs="Times New Roman"/>
-          <w:sz w:val="28"/>
-          <w:szCs w:val="28"/>
-        </w:rPr>
-        <w:t>pivotLoc</w:t>
-      </w:r>
-      <w:proofErr w:type="spellEnd"/>
-      <w:r>
-        <w:rPr>
-          <w:rFonts w:ascii="Times New Roman" w:hAnsi="Times New Roman" w:cs="Times New Roman"/>
-          <w:sz w:val="28"/>
-          <w:szCs w:val="28"/>
-        </w:rPr>
-        <w:t>] &lt;= a[right] &amp;&amp; *</w:t>
-      </w:r>
-      <w:proofErr w:type="spellStart"/>
-      <w:proofErr w:type="gramStart"/>
-      <w:r>
-        <w:rPr>
-          <w:rFonts w:ascii="Times New Roman" w:hAnsi="Times New Roman" w:cs="Times New Roman"/>
-          <w:sz w:val="28"/>
-          <w:szCs w:val="28"/>
-        </w:rPr>
-        <w:t>pivotLoc</w:t>
-      </w:r>
-      <w:proofErr w:type="spellEnd"/>
-      <w:r>
-        <w:rPr>
-          <w:rFonts w:ascii="Times New Roman" w:hAnsi="Times New Roman" w:cs="Times New Roman"/>
-          <w:sz w:val="28"/>
-          <w:szCs w:val="28"/>
-        </w:rPr>
-        <w:t xml:space="preserve"> !</w:t>
-      </w:r>
-      <w:proofErr w:type="gramEnd"/>
-      <w:r>
-        <w:rPr>
-          <w:rFonts w:ascii="Times New Roman" w:hAnsi="Times New Roman" w:cs="Times New Roman"/>
-          <w:sz w:val="28"/>
-          <w:szCs w:val="28"/>
-        </w:rPr>
-        <w:t>= right)</w:t>
+        <w:t xml:space="preserve">        while(a[*pivotLoc] &lt;= a[right] &amp;&amp; *pivotLoc != right)</w:t>
       </w:r>
     </w:p>
     <w:p>
@@ -14123,43 +14874,7 @@
           <w:sz w:val="28"/>
           <w:szCs w:val="28"/>
         </w:rPr>
-        <w:t xml:space="preserve">        </w:t>
-      </w:r>
-      <w:proofErr w:type="gramStart"/>
-      <w:r>
-        <w:rPr>
-          <w:rFonts w:ascii="Times New Roman" w:hAnsi="Times New Roman" w:cs="Times New Roman"/>
-          <w:sz w:val="28"/>
-          <w:szCs w:val="28"/>
-        </w:rPr>
-        <w:t>if(</w:t>
-      </w:r>
-      <w:proofErr w:type="gramEnd"/>
-      <w:r>
-        <w:rPr>
-          <w:rFonts w:ascii="Times New Roman" w:hAnsi="Times New Roman" w:cs="Times New Roman"/>
-          <w:sz w:val="28"/>
-          <w:szCs w:val="28"/>
-        </w:rPr>
-        <w:t>*</w:t>
-      </w:r>
-      <w:proofErr w:type="spellStart"/>
-      <w:r>
-        <w:rPr>
-          <w:rFonts w:ascii="Times New Roman" w:hAnsi="Times New Roman" w:cs="Times New Roman"/>
-          <w:sz w:val="28"/>
-          <w:szCs w:val="28"/>
-        </w:rPr>
-        <w:t>pivotLoc</w:t>
-      </w:r>
-      <w:proofErr w:type="spellEnd"/>
-      <w:r>
-        <w:rPr>
-          <w:rFonts w:ascii="Times New Roman" w:hAnsi="Times New Roman" w:cs="Times New Roman"/>
-          <w:sz w:val="28"/>
-          <w:szCs w:val="28"/>
-        </w:rPr>
-        <w:t xml:space="preserve"> == right)</w:t>
+        <w:t xml:space="preserve">        if(*pivotLoc == right)</w:t>
       </w:r>
     </w:p>
     <w:p>
@@ -14254,25 +14969,7 @@
           <w:sz w:val="28"/>
           <w:szCs w:val="28"/>
         </w:rPr>
-        <w:t xml:space="preserve">        else if(a[*</w:t>
-      </w:r>
-      <w:proofErr w:type="spellStart"/>
-      <w:r>
-        <w:rPr>
-          <w:rFonts w:ascii="Times New Roman" w:hAnsi="Times New Roman" w:cs="Times New Roman"/>
-          <w:sz w:val="28"/>
-          <w:szCs w:val="28"/>
-        </w:rPr>
-        <w:t>pivotLoc</w:t>
-      </w:r>
-      <w:proofErr w:type="spellEnd"/>
-      <w:r>
-        <w:rPr>
-          <w:rFonts w:ascii="Times New Roman" w:hAnsi="Times New Roman" w:cs="Times New Roman"/>
-          <w:sz w:val="28"/>
-          <w:szCs w:val="28"/>
-        </w:rPr>
-        <w:t>] &gt; a[right])</w:t>
+        <w:t xml:space="preserve">        else if(a[*pivotLoc] &gt; a[right])</w:t>
       </w:r>
     </w:p>
     <w:p>
@@ -14310,25 +15007,8 @@
           <w:sz w:val="28"/>
           <w:szCs w:val="28"/>
         </w:rPr>
-        <w:t xml:space="preserve">            </w:t>
-      </w:r>
-      <w:proofErr w:type="spellStart"/>
-      <w:r>
-        <w:rPr>
-          <w:rFonts w:ascii="Times New Roman" w:hAnsi="Times New Roman" w:cs="Times New Roman"/>
-          <w:sz w:val="28"/>
-          <w:szCs w:val="28"/>
-        </w:rPr>
-        <w:t>tmp</w:t>
-      </w:r>
-      <w:proofErr w:type="spellEnd"/>
-      <w:r>
-        <w:rPr>
-          <w:rFonts w:ascii="Times New Roman" w:hAnsi="Times New Roman" w:cs="Times New Roman"/>
-          <w:sz w:val="28"/>
-          <w:szCs w:val="28"/>
-        </w:rPr>
-        <w:t xml:space="preserve"> = a[right];</w:t>
+        <w:lastRenderedPageBreak/>
+        <w:t xml:space="preserve">            tmp = a[right];</w:t>
       </w:r>
     </w:p>
     <w:p>
@@ -14347,35 +15027,7 @@
           <w:sz w:val="28"/>
           <w:szCs w:val="28"/>
         </w:rPr>
-        <w:t xml:space="preserve">            a[right] = </w:t>
-      </w:r>
-      <w:proofErr w:type="gramStart"/>
-      <w:r>
-        <w:rPr>
-          <w:rFonts w:ascii="Times New Roman" w:hAnsi="Times New Roman" w:cs="Times New Roman"/>
-          <w:sz w:val="28"/>
-          <w:szCs w:val="28"/>
-        </w:rPr>
-        <w:t>a[*</w:t>
-      </w:r>
-      <w:proofErr w:type="spellStart"/>
-      <w:proofErr w:type="gramEnd"/>
-      <w:r>
-        <w:rPr>
-          <w:rFonts w:ascii="Times New Roman" w:hAnsi="Times New Roman" w:cs="Times New Roman"/>
-          <w:sz w:val="28"/>
-          <w:szCs w:val="28"/>
-        </w:rPr>
-        <w:t>pivotLoc</w:t>
-      </w:r>
-      <w:proofErr w:type="spellEnd"/>
-      <w:r>
-        <w:rPr>
-          <w:rFonts w:ascii="Times New Roman" w:hAnsi="Times New Roman" w:cs="Times New Roman"/>
-          <w:sz w:val="28"/>
-          <w:szCs w:val="28"/>
-        </w:rPr>
-        <w:t>];</w:t>
+        <w:t xml:space="preserve">            a[right] = a[*pivotLoc];</w:t>
       </w:r>
     </w:p>
     <w:p>
@@ -14394,43 +15046,7 @@
           <w:sz w:val="28"/>
           <w:szCs w:val="28"/>
         </w:rPr>
-        <w:t xml:space="preserve">            a[*</w:t>
-      </w:r>
-      <w:proofErr w:type="spellStart"/>
-      <w:r>
-        <w:rPr>
-          <w:rFonts w:ascii="Times New Roman" w:hAnsi="Times New Roman" w:cs="Times New Roman"/>
-          <w:sz w:val="28"/>
-          <w:szCs w:val="28"/>
-        </w:rPr>
-        <w:t>pivotLoc</w:t>
-      </w:r>
-      <w:proofErr w:type="spellEnd"/>
-      <w:r>
-        <w:rPr>
-          <w:rFonts w:ascii="Times New Roman" w:hAnsi="Times New Roman" w:cs="Times New Roman"/>
-          <w:sz w:val="28"/>
-          <w:szCs w:val="28"/>
-        </w:rPr>
-        <w:t xml:space="preserve">] = </w:t>
-      </w:r>
-      <w:proofErr w:type="spellStart"/>
-      <w:r>
-        <w:rPr>
-          <w:rFonts w:ascii="Times New Roman" w:hAnsi="Times New Roman" w:cs="Times New Roman"/>
-          <w:sz w:val="28"/>
-          <w:szCs w:val="28"/>
-        </w:rPr>
-        <w:t>tmp</w:t>
-      </w:r>
-      <w:proofErr w:type="spellEnd"/>
-      <w:r>
-        <w:rPr>
-          <w:rFonts w:ascii="Times New Roman" w:hAnsi="Times New Roman" w:cs="Times New Roman"/>
-          <w:sz w:val="28"/>
-          <w:szCs w:val="28"/>
-        </w:rPr>
-        <w:t>;</w:t>
+        <w:t xml:space="preserve">            a[*pivotLoc] = tmp;</w:t>
       </w:r>
     </w:p>
     <w:p>
@@ -14479,25 +15095,7 @@
           <w:sz w:val="28"/>
           <w:szCs w:val="28"/>
         </w:rPr>
-        <w:t xml:space="preserve">            *</w:t>
-      </w:r>
-      <w:proofErr w:type="spellStart"/>
-      <w:r>
-        <w:rPr>
-          <w:rFonts w:ascii="Times New Roman" w:hAnsi="Times New Roman" w:cs="Times New Roman"/>
-          <w:sz w:val="28"/>
-          <w:szCs w:val="28"/>
-        </w:rPr>
-        <w:t>pivotLoc</w:t>
-      </w:r>
-      <w:proofErr w:type="spellEnd"/>
-      <w:r>
-        <w:rPr>
-          <w:rFonts w:ascii="Times New Roman" w:hAnsi="Times New Roman" w:cs="Times New Roman"/>
-          <w:sz w:val="28"/>
-          <w:szCs w:val="28"/>
-        </w:rPr>
-        <w:t xml:space="preserve"> = right;</w:t>
+        <w:t xml:space="preserve">            *pivotLoc = right;</w:t>
       </w:r>
     </w:p>
     <w:p>
@@ -14573,53 +15171,7 @@
           <w:sz w:val="28"/>
           <w:szCs w:val="28"/>
         </w:rPr>
-        <w:t xml:space="preserve">        while(a[*</w:t>
-      </w:r>
-      <w:proofErr w:type="spellStart"/>
-      <w:r>
-        <w:rPr>
-          <w:rFonts w:ascii="Times New Roman" w:hAnsi="Times New Roman" w:cs="Times New Roman"/>
-          <w:sz w:val="28"/>
-          <w:szCs w:val="28"/>
-        </w:rPr>
-        <w:t>pivotLoc</w:t>
-      </w:r>
-      <w:proofErr w:type="spellEnd"/>
-      <w:r>
-        <w:rPr>
-          <w:rFonts w:ascii="Times New Roman" w:hAnsi="Times New Roman" w:cs="Times New Roman"/>
-          <w:sz w:val="28"/>
-          <w:szCs w:val="28"/>
-        </w:rPr>
-        <w:t>] &gt;= a[left] &amp;&amp; *</w:t>
-      </w:r>
-      <w:proofErr w:type="spellStart"/>
-      <w:proofErr w:type="gramStart"/>
-      <w:r>
-        <w:rPr>
-          <w:rFonts w:ascii="Times New Roman" w:hAnsi="Times New Roman" w:cs="Times New Roman"/>
-          <w:sz w:val="28"/>
-          <w:szCs w:val="28"/>
-        </w:rPr>
-        <w:t>pivotLoc</w:t>
-      </w:r>
-      <w:proofErr w:type="spellEnd"/>
-      <w:r>
-        <w:rPr>
-          <w:rFonts w:ascii="Times New Roman" w:hAnsi="Times New Roman" w:cs="Times New Roman"/>
-          <w:sz w:val="28"/>
-          <w:szCs w:val="28"/>
-        </w:rPr>
-        <w:t xml:space="preserve"> !</w:t>
-      </w:r>
-      <w:proofErr w:type="gramEnd"/>
-      <w:r>
-        <w:rPr>
-          <w:rFonts w:ascii="Times New Roman" w:hAnsi="Times New Roman" w:cs="Times New Roman"/>
-          <w:sz w:val="28"/>
-          <w:szCs w:val="28"/>
-        </w:rPr>
-        <w:t>= left)</w:t>
+        <w:t xml:space="preserve">        while(a[*pivotLoc] &gt;= a[left] &amp;&amp; *pivotLoc != left)</w:t>
       </w:r>
     </w:p>
     <w:p>
@@ -14714,44 +15266,7 @@
           <w:sz w:val="28"/>
           <w:szCs w:val="28"/>
         </w:rPr>
-        <w:lastRenderedPageBreak/>
-        <w:t xml:space="preserve">        </w:t>
-      </w:r>
-      <w:proofErr w:type="gramStart"/>
-      <w:r>
-        <w:rPr>
-          <w:rFonts w:ascii="Times New Roman" w:hAnsi="Times New Roman" w:cs="Times New Roman"/>
-          <w:sz w:val="28"/>
-          <w:szCs w:val="28"/>
-        </w:rPr>
-        <w:t>if(</w:t>
-      </w:r>
-      <w:proofErr w:type="gramEnd"/>
-      <w:r>
-        <w:rPr>
-          <w:rFonts w:ascii="Times New Roman" w:hAnsi="Times New Roman" w:cs="Times New Roman"/>
-          <w:sz w:val="28"/>
-          <w:szCs w:val="28"/>
-        </w:rPr>
-        <w:t>*</w:t>
-      </w:r>
-      <w:proofErr w:type="spellStart"/>
-      <w:r>
-        <w:rPr>
-          <w:rFonts w:ascii="Times New Roman" w:hAnsi="Times New Roman" w:cs="Times New Roman"/>
-          <w:sz w:val="28"/>
-          <w:szCs w:val="28"/>
-        </w:rPr>
-        <w:t>pivotLoc</w:t>
-      </w:r>
-      <w:proofErr w:type="spellEnd"/>
-      <w:r>
-        <w:rPr>
-          <w:rFonts w:ascii="Times New Roman" w:hAnsi="Times New Roman" w:cs="Times New Roman"/>
-          <w:sz w:val="28"/>
-          <w:szCs w:val="28"/>
-        </w:rPr>
-        <w:t xml:space="preserve"> == left)</w:t>
+        <w:t xml:space="preserve">        if(*pivotLoc == left)</w:t>
       </w:r>
     </w:p>
     <w:p>
@@ -14846,25 +15361,7 @@
           <w:sz w:val="28"/>
           <w:szCs w:val="28"/>
         </w:rPr>
-        <w:t xml:space="preserve">        else if(a[*</w:t>
-      </w:r>
-      <w:proofErr w:type="spellStart"/>
-      <w:r>
-        <w:rPr>
-          <w:rFonts w:ascii="Times New Roman" w:hAnsi="Times New Roman" w:cs="Times New Roman"/>
-          <w:sz w:val="28"/>
-          <w:szCs w:val="28"/>
-        </w:rPr>
-        <w:t>pivotLoc</w:t>
-      </w:r>
-      <w:proofErr w:type="spellEnd"/>
-      <w:r>
-        <w:rPr>
-          <w:rFonts w:ascii="Times New Roman" w:hAnsi="Times New Roman" w:cs="Times New Roman"/>
-          <w:sz w:val="28"/>
-          <w:szCs w:val="28"/>
-        </w:rPr>
-        <w:t>] &lt; a[left])</w:t>
+        <w:t xml:space="preserve">        else if(a[*pivotLoc] &lt; a[left])</w:t>
       </w:r>
     </w:p>
     <w:p>
@@ -14902,25 +15399,7 @@
           <w:sz w:val="28"/>
           <w:szCs w:val="28"/>
         </w:rPr>
-        <w:t xml:space="preserve">            </w:t>
-      </w:r>
-      <w:proofErr w:type="spellStart"/>
-      <w:r>
-        <w:rPr>
-          <w:rFonts w:ascii="Times New Roman" w:hAnsi="Times New Roman" w:cs="Times New Roman"/>
-          <w:sz w:val="28"/>
-          <w:szCs w:val="28"/>
-        </w:rPr>
-        <w:t>tmp</w:t>
-      </w:r>
-      <w:proofErr w:type="spellEnd"/>
-      <w:r>
-        <w:rPr>
-          <w:rFonts w:ascii="Times New Roman" w:hAnsi="Times New Roman" w:cs="Times New Roman"/>
-          <w:sz w:val="28"/>
-          <w:szCs w:val="28"/>
-        </w:rPr>
-        <w:t xml:space="preserve"> = a[left];</w:t>
+        <w:t xml:space="preserve">            tmp = a[left];</w:t>
       </w:r>
     </w:p>
     <w:p>
@@ -14939,25 +15418,7 @@
           <w:sz w:val="28"/>
           <w:szCs w:val="28"/>
         </w:rPr>
-        <w:t xml:space="preserve">            a[left] = a[*</w:t>
-      </w:r>
-      <w:proofErr w:type="spellStart"/>
-      <w:r>
-        <w:rPr>
-          <w:rFonts w:ascii="Times New Roman" w:hAnsi="Times New Roman" w:cs="Times New Roman"/>
-          <w:sz w:val="28"/>
-          <w:szCs w:val="28"/>
-        </w:rPr>
-        <w:t>pivotLoc</w:t>
-      </w:r>
-      <w:proofErr w:type="spellEnd"/>
-      <w:r>
-        <w:rPr>
-          <w:rFonts w:ascii="Times New Roman" w:hAnsi="Times New Roman" w:cs="Times New Roman"/>
-          <w:sz w:val="28"/>
-          <w:szCs w:val="28"/>
-        </w:rPr>
-        <w:t>];</w:t>
+        <w:t xml:space="preserve">            a[left] = a[*pivotLoc];</w:t>
       </w:r>
     </w:p>
     <w:p>
@@ -14976,43 +15437,7 @@
           <w:sz w:val="28"/>
           <w:szCs w:val="28"/>
         </w:rPr>
-        <w:t xml:space="preserve">            a[*</w:t>
-      </w:r>
-      <w:proofErr w:type="spellStart"/>
-      <w:r>
-        <w:rPr>
-          <w:rFonts w:ascii="Times New Roman" w:hAnsi="Times New Roman" w:cs="Times New Roman"/>
-          <w:sz w:val="28"/>
-          <w:szCs w:val="28"/>
-        </w:rPr>
-        <w:t>pivotLoc</w:t>
-      </w:r>
-      <w:proofErr w:type="spellEnd"/>
-      <w:r>
-        <w:rPr>
-          <w:rFonts w:ascii="Times New Roman" w:hAnsi="Times New Roman" w:cs="Times New Roman"/>
-          <w:sz w:val="28"/>
-          <w:szCs w:val="28"/>
-        </w:rPr>
-        <w:t xml:space="preserve">] = </w:t>
-      </w:r>
-      <w:proofErr w:type="spellStart"/>
-      <w:r>
-        <w:rPr>
-          <w:rFonts w:ascii="Times New Roman" w:hAnsi="Times New Roman" w:cs="Times New Roman"/>
-          <w:sz w:val="28"/>
-          <w:szCs w:val="28"/>
-        </w:rPr>
-        <w:t>tmp</w:t>
-      </w:r>
-      <w:proofErr w:type="spellEnd"/>
-      <w:r>
-        <w:rPr>
-          <w:rFonts w:ascii="Times New Roman" w:hAnsi="Times New Roman" w:cs="Times New Roman"/>
-          <w:sz w:val="28"/>
-          <w:szCs w:val="28"/>
-        </w:rPr>
-        <w:t>;</w:t>
+        <w:t xml:space="preserve">            a[*pivotLoc] = tmp;</w:t>
       </w:r>
     </w:p>
     <w:p>
@@ -15061,25 +15486,7 @@
           <w:sz w:val="28"/>
           <w:szCs w:val="28"/>
         </w:rPr>
-        <w:t xml:space="preserve">            *</w:t>
-      </w:r>
-      <w:proofErr w:type="spellStart"/>
-      <w:r>
-        <w:rPr>
-          <w:rFonts w:ascii="Times New Roman" w:hAnsi="Times New Roman" w:cs="Times New Roman"/>
-          <w:sz w:val="28"/>
-          <w:szCs w:val="28"/>
-        </w:rPr>
-        <w:t>pivotLoc</w:t>
-      </w:r>
-      <w:proofErr w:type="spellEnd"/>
-      <w:r>
-        <w:rPr>
-          <w:rFonts w:ascii="Times New Roman" w:hAnsi="Times New Roman" w:cs="Times New Roman"/>
-          <w:sz w:val="28"/>
-          <w:szCs w:val="28"/>
-        </w:rPr>
-        <w:t xml:space="preserve"> = left;</w:t>
+        <w:t xml:space="preserve">            *pivotLoc = left;</w:t>
       </w:r>
     </w:p>
     <w:p>
@@ -15117,33 +15524,7 @@
           <w:sz w:val="28"/>
           <w:szCs w:val="28"/>
         </w:rPr>
-        <w:t xml:space="preserve">    }</w:t>
-      </w:r>
-      <w:r>
-        <w:rPr>
-          <w:rFonts w:ascii="Times New Roman" w:hAnsi="Times New Roman" w:cs="Times New Roman"/>
-          <w:sz w:val="28"/>
-          <w:szCs w:val="28"/>
-        </w:rPr>
-        <w:t xml:space="preserve">//end of </w:t>
-      </w:r>
-      <w:proofErr w:type="gramStart"/>
-      <w:r>
-        <w:rPr>
-          <w:rFonts w:ascii="Times New Roman" w:hAnsi="Times New Roman" w:cs="Times New Roman"/>
-          <w:sz w:val="28"/>
-          <w:szCs w:val="28"/>
-        </w:rPr>
-        <w:t>while(</w:t>
-      </w:r>
-      <w:proofErr w:type="gramEnd"/>
-      <w:r>
-        <w:rPr>
-          <w:rFonts w:ascii="Times New Roman" w:hAnsi="Times New Roman" w:cs="Times New Roman"/>
-          <w:sz w:val="28"/>
-          <w:szCs w:val="28"/>
-        </w:rPr>
-        <w:t>1) loop</w:t>
+        <w:t xml:space="preserve">    }//end of while(1) loop</w:t>
       </w:r>
     </w:p>
     <w:p>
@@ -15181,25 +15562,7 @@
           <w:sz w:val="28"/>
           <w:szCs w:val="28"/>
         </w:rPr>
-        <w:t xml:space="preserve">    // - Pivot is at </w:t>
-      </w:r>
-      <w:proofErr w:type="gramStart"/>
-      <w:r>
-        <w:rPr>
-          <w:rFonts w:ascii="Times New Roman" w:hAnsi="Times New Roman" w:cs="Times New Roman"/>
-          <w:sz w:val="28"/>
-          <w:szCs w:val="28"/>
-        </w:rPr>
-        <w:t>correct</w:t>
-      </w:r>
-      <w:proofErr w:type="gramEnd"/>
-      <w:r>
-        <w:rPr>
-          <w:rFonts w:ascii="Times New Roman" w:hAnsi="Times New Roman" w:cs="Times New Roman"/>
-          <w:sz w:val="28"/>
-          <w:szCs w:val="28"/>
-        </w:rPr>
-        <w:t xml:space="preserve"> sorted position</w:t>
+        <w:t xml:space="preserve">    // - Pivot is at correct sorted position</w:t>
       </w:r>
     </w:p>
     <w:p>
@@ -15218,6 +15581,7 @@
           <w:sz w:val="28"/>
           <w:szCs w:val="28"/>
         </w:rPr>
+        <w:lastRenderedPageBreak/>
         <w:t xml:space="preserve">    // - Left side contains smaller elements</w:t>
       </w:r>
     </w:p>
@@ -15256,43 +15620,7 @@
           <w:sz w:val="28"/>
           <w:szCs w:val="28"/>
         </w:rPr>
-        <w:t>}</w:t>
-      </w:r>
-      <w:r>
-        <w:rPr>
-          <w:rFonts w:ascii="Times New Roman" w:hAnsi="Times New Roman" w:cs="Times New Roman"/>
-          <w:sz w:val="28"/>
-          <w:szCs w:val="28"/>
-        </w:rPr>
-        <w:t xml:space="preserve">//end of </w:t>
-      </w:r>
-      <w:proofErr w:type="spellStart"/>
-      <w:proofErr w:type="gramStart"/>
-      <w:r>
-        <w:rPr>
-          <w:rFonts w:ascii="Times New Roman" w:hAnsi="Times New Roman" w:cs="Times New Roman"/>
-          <w:sz w:val="28"/>
-          <w:szCs w:val="28"/>
-        </w:rPr>
-        <w:t>partitionArray</w:t>
-      </w:r>
-      <w:proofErr w:type="spellEnd"/>
-      <w:r>
-        <w:rPr>
-          <w:rFonts w:ascii="Times New Roman" w:hAnsi="Times New Roman" w:cs="Times New Roman"/>
-          <w:sz w:val="28"/>
-          <w:szCs w:val="28"/>
-        </w:rPr>
-        <w:t>(</w:t>
-      </w:r>
-      <w:proofErr w:type="gramEnd"/>
-      <w:r>
-        <w:rPr>
-          <w:rFonts w:ascii="Times New Roman" w:hAnsi="Times New Roman" w:cs="Times New Roman"/>
-          <w:sz w:val="28"/>
-          <w:szCs w:val="28"/>
-        </w:rPr>
-        <w:t>) function</w:t>
+        <w:t>}//end of partitionArray() function</w:t>
       </w:r>
     </w:p>
     <w:sectPr>
@@ -15307,9 +15635,9 @@
 <file path=word/numbering.xml><?xml version="1.0" encoding="utf-8"?>
 <w:numbering xmlns:wpc="http://schemas.microsoft.com/office/word/2010/wordprocessingCanvas" xmlns:cx="http://schemas.microsoft.com/office/drawing/2014/chartex" xmlns:cx1="http://schemas.microsoft.com/office/drawing/2015/9/8/chartex" xmlns:cx2="http://schemas.microsoft.com/office/drawing/2015/10/21/chartex" xmlns:cx3="http://schemas.microsoft.com/office/drawing/2016/5/9/chartex" xmlns:cx4="http://schemas.microsoft.com/office/drawing/2016/5/10/chartex" xmlns:cx5="http://schemas.microsoft.com/office/drawing/2016/5/11/chartex" xmlns:cx6="http://schemas.microsoft.com/office/drawing/2016/5/12/chartex" xmlns:cx7="http://schemas.microsoft.com/office/drawing/2016/5/13/chartex" xmlns:cx8="http://schemas.microsoft.com/office/drawing/2016/5/14/chartex" xmlns:mc="http://schemas.openxmlformats.org/markup-compatibility/2006" xmlns:aink="http://schemas.microsoft.com/office/drawing/2016/ink" xmlns:am3d="http://schemas.microsoft.com/office/drawing/2017/model3d" xmlns:o="urn:schemas-microsoft-com:office:office" xmlns:oel="http://schemas.microsoft.com/office/2019/extlst" xmlns:r="http://schemas.openxmlformats.org/officeDocument/2006/relationships" xmlns:m="http://schemas.openxmlformats.org/officeDocument/2006/math" xmlns:v="urn:schemas-microsoft-com:vml" xmlns:wp14="http://schemas.microsoft.com/office/word/2010/wordprocessingDrawing" xmlns:wp="http://schemas.openxmlformats.org/drawingml/2006/wordprocessingDrawing" xmlns:w10="urn:schemas-microsoft-com:office:word" xmlns:w="http://schemas.openxmlformats.org/wordprocessingml/2006/main" xmlns:w14="http://schemas.microsoft.com/office/word/2010/wordml" xmlns:w15="http://schemas.microsoft.com/office/word/2012/wordml" xmlns:w16cex="http://schemas.microsoft.com/office/word/2018/wordml/cex" xmlns:w16cid="http://schemas.microsoft.com/office/word/2016/wordml/cid" xmlns:w16="http://schemas.microsoft.com/office/word/2018/wordml" xmlns:w16du="http://schemas.microsoft.com/office/word/2023/wordml/word16du" xmlns:w16sdtdh="http://schemas.microsoft.com/office/word/2020/wordml/sdtdatahash" xmlns:w16sdtfl="http://schemas.microsoft.com/office/word/2024/wordml/sdtformatlock" xmlns:w16se="http://schemas.microsoft.com/office/word/2015/wordml/symex" xmlns:wpg="http://schemas.microsoft.com/office/word/2010/wordprocessingGroup" xmlns:wpi="http://schemas.microsoft.com/office/word/2010/wordprocessingInk" xmlns:wne="http://schemas.microsoft.com/office/word/2006/wordml" xmlns:wps="http://schemas.microsoft.com/office/word/2010/wordprocessingShape" mc:Ignorable="w14 w15 w16se w16cid w16 w16cex w16sdtdh w16sdtfl w16du wp14">
   <w:abstractNum w:abstractNumId="0" w15:restartNumberingAfterBreak="0">
-    <w:nsid w:val="25B00448"/>
+    <w:nsid w:val="11C559F8"/>
     <w:multiLevelType w:val="multilevel"/>
-    <w:tmpl w:val="ECEEF91E"/>
+    <w:tmpl w:val="8B0A8FF4"/>
     <w:lvl w:ilvl="0">
       <w:start w:val="1"/>
       <w:numFmt w:val="bullet"/>
@@ -15456,9 +15784,9 @@
     </w:lvl>
   </w:abstractNum>
   <w:abstractNum w:abstractNumId="1" w15:restartNumberingAfterBreak="0">
-    <w:nsid w:val="315C5173"/>
+    <w:nsid w:val="1D1D0F02"/>
     <w:multiLevelType w:val="multilevel"/>
-    <w:tmpl w:val="C4A4836A"/>
+    <w:tmpl w:val="C19E3DAE"/>
     <w:lvl w:ilvl="0">
       <w:start w:val="1"/>
       <w:numFmt w:val="bullet"/>
@@ -15605,9 +15933,9 @@
     </w:lvl>
   </w:abstractNum>
   <w:abstractNum w:abstractNumId="2" w15:restartNumberingAfterBreak="0">
-    <w:nsid w:val="315F58BD"/>
+    <w:nsid w:val="25B00448"/>
     <w:multiLevelType w:val="multilevel"/>
-    <w:tmpl w:val="3F0040DE"/>
+    <w:tmpl w:val="ECEEF91E"/>
     <w:lvl w:ilvl="0">
       <w:start w:val="1"/>
       <w:numFmt w:val="bullet"/>
@@ -15754,9 +16082,158 @@
     </w:lvl>
   </w:abstractNum>
   <w:abstractNum w:abstractNumId="3" w15:restartNumberingAfterBreak="0">
-    <w:nsid w:val="3A091C85"/>
+    <w:nsid w:val="315C5173"/>
     <w:multiLevelType w:val="multilevel"/>
-    <w:tmpl w:val="916078C6"/>
+    <w:tmpl w:val="C4A4836A"/>
+    <w:lvl w:ilvl="0">
+      <w:start w:val="1"/>
+      <w:numFmt w:val="bullet"/>
+      <w:lvlText w:val=""/>
+      <w:lvlJc w:val="left"/>
+      <w:pPr>
+        <w:tabs>
+          <w:tab w:val="num" w:pos="720"/>
+        </w:tabs>
+        <w:ind w:left="720" w:hanging="360"/>
+      </w:pPr>
+      <w:rPr>
+        <w:rFonts w:ascii="Symbol" w:hAnsi="Symbol" w:hint="default"/>
+        <w:sz w:val="20"/>
+      </w:rPr>
+    </w:lvl>
+    <w:lvl w:ilvl="1">
+      <w:start w:val="1"/>
+      <w:numFmt w:val="bullet"/>
+      <w:lvlText w:val="o"/>
+      <w:lvlJc w:val="left"/>
+      <w:pPr>
+        <w:tabs>
+          <w:tab w:val="num" w:pos="1440"/>
+        </w:tabs>
+        <w:ind w:left="1440" w:hanging="360"/>
+      </w:pPr>
+      <w:rPr>
+        <w:rFonts w:ascii="Courier New" w:hAnsi="Courier New" w:hint="default"/>
+        <w:sz w:val="20"/>
+      </w:rPr>
+    </w:lvl>
+    <w:lvl w:ilvl="2" w:tentative="1">
+      <w:start w:val="1"/>
+      <w:numFmt w:val="bullet"/>
+      <w:lvlText w:val=""/>
+      <w:lvlJc w:val="left"/>
+      <w:pPr>
+        <w:tabs>
+          <w:tab w:val="num" w:pos="2160"/>
+        </w:tabs>
+        <w:ind w:left="2160" w:hanging="360"/>
+      </w:pPr>
+      <w:rPr>
+        <w:rFonts w:ascii="Wingdings" w:hAnsi="Wingdings" w:hint="default"/>
+        <w:sz w:val="20"/>
+      </w:rPr>
+    </w:lvl>
+    <w:lvl w:ilvl="3" w:tentative="1">
+      <w:start w:val="1"/>
+      <w:numFmt w:val="bullet"/>
+      <w:lvlText w:val=""/>
+      <w:lvlJc w:val="left"/>
+      <w:pPr>
+        <w:tabs>
+          <w:tab w:val="num" w:pos="2880"/>
+        </w:tabs>
+        <w:ind w:left="2880" w:hanging="360"/>
+      </w:pPr>
+      <w:rPr>
+        <w:rFonts w:ascii="Wingdings" w:hAnsi="Wingdings" w:hint="default"/>
+        <w:sz w:val="20"/>
+      </w:rPr>
+    </w:lvl>
+    <w:lvl w:ilvl="4" w:tentative="1">
+      <w:start w:val="1"/>
+      <w:numFmt w:val="bullet"/>
+      <w:lvlText w:val=""/>
+      <w:lvlJc w:val="left"/>
+      <w:pPr>
+        <w:tabs>
+          <w:tab w:val="num" w:pos="3600"/>
+        </w:tabs>
+        <w:ind w:left="3600" w:hanging="360"/>
+      </w:pPr>
+      <w:rPr>
+        <w:rFonts w:ascii="Wingdings" w:hAnsi="Wingdings" w:hint="default"/>
+        <w:sz w:val="20"/>
+      </w:rPr>
+    </w:lvl>
+    <w:lvl w:ilvl="5" w:tentative="1">
+      <w:start w:val="1"/>
+      <w:numFmt w:val="bullet"/>
+      <w:lvlText w:val=""/>
+      <w:lvlJc w:val="left"/>
+      <w:pPr>
+        <w:tabs>
+          <w:tab w:val="num" w:pos="4320"/>
+        </w:tabs>
+        <w:ind w:left="4320" w:hanging="360"/>
+      </w:pPr>
+      <w:rPr>
+        <w:rFonts w:ascii="Wingdings" w:hAnsi="Wingdings" w:hint="default"/>
+        <w:sz w:val="20"/>
+      </w:rPr>
+    </w:lvl>
+    <w:lvl w:ilvl="6" w:tentative="1">
+      <w:start w:val="1"/>
+      <w:numFmt w:val="bullet"/>
+      <w:lvlText w:val=""/>
+      <w:lvlJc w:val="left"/>
+      <w:pPr>
+        <w:tabs>
+          <w:tab w:val="num" w:pos="5040"/>
+        </w:tabs>
+        <w:ind w:left="5040" w:hanging="360"/>
+      </w:pPr>
+      <w:rPr>
+        <w:rFonts w:ascii="Wingdings" w:hAnsi="Wingdings" w:hint="default"/>
+        <w:sz w:val="20"/>
+      </w:rPr>
+    </w:lvl>
+    <w:lvl w:ilvl="7" w:tentative="1">
+      <w:start w:val="1"/>
+      <w:numFmt w:val="bullet"/>
+      <w:lvlText w:val=""/>
+      <w:lvlJc w:val="left"/>
+      <w:pPr>
+        <w:tabs>
+          <w:tab w:val="num" w:pos="5760"/>
+        </w:tabs>
+        <w:ind w:left="5760" w:hanging="360"/>
+      </w:pPr>
+      <w:rPr>
+        <w:rFonts w:ascii="Wingdings" w:hAnsi="Wingdings" w:hint="default"/>
+        <w:sz w:val="20"/>
+      </w:rPr>
+    </w:lvl>
+    <w:lvl w:ilvl="8" w:tentative="1">
+      <w:start w:val="1"/>
+      <w:numFmt w:val="bullet"/>
+      <w:lvlText w:val=""/>
+      <w:lvlJc w:val="left"/>
+      <w:pPr>
+        <w:tabs>
+          <w:tab w:val="num" w:pos="6480"/>
+        </w:tabs>
+        <w:ind w:left="6480" w:hanging="360"/>
+      </w:pPr>
+      <w:rPr>
+        <w:rFonts w:ascii="Wingdings" w:hAnsi="Wingdings" w:hint="default"/>
+        <w:sz w:val="20"/>
+      </w:rPr>
+    </w:lvl>
+  </w:abstractNum>
+  <w:abstractNum w:abstractNumId="4" w15:restartNumberingAfterBreak="0">
+    <w:nsid w:val="315F58BD"/>
+    <w:multiLevelType w:val="multilevel"/>
+    <w:tmpl w:val="3F0040DE"/>
     <w:lvl w:ilvl="0">
       <w:start w:val="1"/>
       <w:numFmt w:val="bullet"/>
@@ -15902,10 +16379,10 @@
       </w:rPr>
     </w:lvl>
   </w:abstractNum>
-  <w:abstractNum w:abstractNumId="4" w15:restartNumberingAfterBreak="0">
-    <w:nsid w:val="42B01EBE"/>
+  <w:abstractNum w:abstractNumId="5" w15:restartNumberingAfterBreak="0">
+    <w:nsid w:val="35C74DCD"/>
     <w:multiLevelType w:val="multilevel"/>
-    <w:tmpl w:val="14DA659A"/>
+    <w:tmpl w:val="CD68B78A"/>
     <w:lvl w:ilvl="0">
       <w:start w:val="1"/>
       <w:numFmt w:val="bullet"/>
@@ -16051,10 +16528,10 @@
       </w:rPr>
     </w:lvl>
   </w:abstractNum>
-  <w:abstractNum w:abstractNumId="5" w15:restartNumberingAfterBreak="0">
-    <w:nsid w:val="59710526"/>
+  <w:abstractNum w:abstractNumId="6" w15:restartNumberingAfterBreak="0">
+    <w:nsid w:val="3A091C85"/>
     <w:multiLevelType w:val="multilevel"/>
-    <w:tmpl w:val="733AD7F2"/>
+    <w:tmpl w:val="916078C6"/>
     <w:lvl w:ilvl="0">
       <w:start w:val="1"/>
       <w:numFmt w:val="bullet"/>
@@ -16200,10 +16677,159 @@
       </w:rPr>
     </w:lvl>
   </w:abstractNum>
-  <w:abstractNum w:abstractNumId="6" w15:restartNumberingAfterBreak="0">
-    <w:nsid w:val="63962D9E"/>
+  <w:abstractNum w:abstractNumId="7" w15:restartNumberingAfterBreak="0">
+    <w:nsid w:val="3AA62869"/>
     <w:multiLevelType w:val="multilevel"/>
-    <w:tmpl w:val="796EE144"/>
+    <w:tmpl w:val="16EEE858"/>
+    <w:lvl w:ilvl="0">
+      <w:start w:val="1"/>
+      <w:numFmt w:val="bullet"/>
+      <w:lvlText w:val=""/>
+      <w:lvlJc w:val="left"/>
+      <w:pPr>
+        <w:tabs>
+          <w:tab w:val="num" w:pos="720"/>
+        </w:tabs>
+        <w:ind w:left="720" w:hanging="360"/>
+      </w:pPr>
+      <w:rPr>
+        <w:rFonts w:ascii="Symbol" w:hAnsi="Symbol" w:hint="default"/>
+        <w:sz w:val="20"/>
+      </w:rPr>
+    </w:lvl>
+    <w:lvl w:ilvl="1">
+      <w:start w:val="1"/>
+      <w:numFmt w:val="bullet"/>
+      <w:lvlText w:val="o"/>
+      <w:lvlJc w:val="left"/>
+      <w:pPr>
+        <w:tabs>
+          <w:tab w:val="num" w:pos="1440"/>
+        </w:tabs>
+        <w:ind w:left="1440" w:hanging="360"/>
+      </w:pPr>
+      <w:rPr>
+        <w:rFonts w:ascii="Courier New" w:hAnsi="Courier New" w:hint="default"/>
+        <w:sz w:val="20"/>
+      </w:rPr>
+    </w:lvl>
+    <w:lvl w:ilvl="2" w:tentative="1">
+      <w:start w:val="1"/>
+      <w:numFmt w:val="bullet"/>
+      <w:lvlText w:val=""/>
+      <w:lvlJc w:val="left"/>
+      <w:pPr>
+        <w:tabs>
+          <w:tab w:val="num" w:pos="2160"/>
+        </w:tabs>
+        <w:ind w:left="2160" w:hanging="360"/>
+      </w:pPr>
+      <w:rPr>
+        <w:rFonts w:ascii="Wingdings" w:hAnsi="Wingdings" w:hint="default"/>
+        <w:sz w:val="20"/>
+      </w:rPr>
+    </w:lvl>
+    <w:lvl w:ilvl="3" w:tentative="1">
+      <w:start w:val="1"/>
+      <w:numFmt w:val="bullet"/>
+      <w:lvlText w:val=""/>
+      <w:lvlJc w:val="left"/>
+      <w:pPr>
+        <w:tabs>
+          <w:tab w:val="num" w:pos="2880"/>
+        </w:tabs>
+        <w:ind w:left="2880" w:hanging="360"/>
+      </w:pPr>
+      <w:rPr>
+        <w:rFonts w:ascii="Wingdings" w:hAnsi="Wingdings" w:hint="default"/>
+        <w:sz w:val="20"/>
+      </w:rPr>
+    </w:lvl>
+    <w:lvl w:ilvl="4" w:tentative="1">
+      <w:start w:val="1"/>
+      <w:numFmt w:val="bullet"/>
+      <w:lvlText w:val=""/>
+      <w:lvlJc w:val="left"/>
+      <w:pPr>
+        <w:tabs>
+          <w:tab w:val="num" w:pos="3600"/>
+        </w:tabs>
+        <w:ind w:left="3600" w:hanging="360"/>
+      </w:pPr>
+      <w:rPr>
+        <w:rFonts w:ascii="Wingdings" w:hAnsi="Wingdings" w:hint="default"/>
+        <w:sz w:val="20"/>
+      </w:rPr>
+    </w:lvl>
+    <w:lvl w:ilvl="5" w:tentative="1">
+      <w:start w:val="1"/>
+      <w:numFmt w:val="bullet"/>
+      <w:lvlText w:val=""/>
+      <w:lvlJc w:val="left"/>
+      <w:pPr>
+        <w:tabs>
+          <w:tab w:val="num" w:pos="4320"/>
+        </w:tabs>
+        <w:ind w:left="4320" w:hanging="360"/>
+      </w:pPr>
+      <w:rPr>
+        <w:rFonts w:ascii="Wingdings" w:hAnsi="Wingdings" w:hint="default"/>
+        <w:sz w:val="20"/>
+      </w:rPr>
+    </w:lvl>
+    <w:lvl w:ilvl="6" w:tentative="1">
+      <w:start w:val="1"/>
+      <w:numFmt w:val="bullet"/>
+      <w:lvlText w:val=""/>
+      <w:lvlJc w:val="left"/>
+      <w:pPr>
+        <w:tabs>
+          <w:tab w:val="num" w:pos="5040"/>
+        </w:tabs>
+        <w:ind w:left="5040" w:hanging="360"/>
+      </w:pPr>
+      <w:rPr>
+        <w:rFonts w:ascii="Wingdings" w:hAnsi="Wingdings" w:hint="default"/>
+        <w:sz w:val="20"/>
+      </w:rPr>
+    </w:lvl>
+    <w:lvl w:ilvl="7" w:tentative="1">
+      <w:start w:val="1"/>
+      <w:numFmt w:val="bullet"/>
+      <w:lvlText w:val=""/>
+      <w:lvlJc w:val="left"/>
+      <w:pPr>
+        <w:tabs>
+          <w:tab w:val="num" w:pos="5760"/>
+        </w:tabs>
+        <w:ind w:left="5760" w:hanging="360"/>
+      </w:pPr>
+      <w:rPr>
+        <w:rFonts w:ascii="Wingdings" w:hAnsi="Wingdings" w:hint="default"/>
+        <w:sz w:val="20"/>
+      </w:rPr>
+    </w:lvl>
+    <w:lvl w:ilvl="8" w:tentative="1">
+      <w:start w:val="1"/>
+      <w:numFmt w:val="bullet"/>
+      <w:lvlText w:val=""/>
+      <w:lvlJc w:val="left"/>
+      <w:pPr>
+        <w:tabs>
+          <w:tab w:val="num" w:pos="6480"/>
+        </w:tabs>
+        <w:ind w:left="6480" w:hanging="360"/>
+      </w:pPr>
+      <w:rPr>
+        <w:rFonts w:ascii="Wingdings" w:hAnsi="Wingdings" w:hint="default"/>
+        <w:sz w:val="20"/>
+      </w:rPr>
+    </w:lvl>
+  </w:abstractNum>
+  <w:abstractNum w:abstractNumId="8" w15:restartNumberingAfterBreak="0">
+    <w:nsid w:val="42B01EBE"/>
+    <w:multiLevelType w:val="multilevel"/>
+    <w:tmpl w:val="14DA659A"/>
     <w:lvl w:ilvl="0">
       <w:start w:val="1"/>
       <w:numFmt w:val="bullet"/>
@@ -16349,7 +16975,305 @@
       </w:rPr>
     </w:lvl>
   </w:abstractNum>
-  <w:abstractNum w:abstractNumId="7" w15:restartNumberingAfterBreak="0">
+  <w:abstractNum w:abstractNumId="9" w15:restartNumberingAfterBreak="0">
+    <w:nsid w:val="59710526"/>
+    <w:multiLevelType w:val="multilevel"/>
+    <w:tmpl w:val="733AD7F2"/>
+    <w:lvl w:ilvl="0">
+      <w:start w:val="1"/>
+      <w:numFmt w:val="bullet"/>
+      <w:lvlText w:val=""/>
+      <w:lvlJc w:val="left"/>
+      <w:pPr>
+        <w:tabs>
+          <w:tab w:val="num" w:pos="720"/>
+        </w:tabs>
+        <w:ind w:left="720" w:hanging="360"/>
+      </w:pPr>
+      <w:rPr>
+        <w:rFonts w:ascii="Symbol" w:hAnsi="Symbol" w:hint="default"/>
+        <w:sz w:val="20"/>
+      </w:rPr>
+    </w:lvl>
+    <w:lvl w:ilvl="1" w:tentative="1">
+      <w:start w:val="1"/>
+      <w:numFmt w:val="bullet"/>
+      <w:lvlText w:val="o"/>
+      <w:lvlJc w:val="left"/>
+      <w:pPr>
+        <w:tabs>
+          <w:tab w:val="num" w:pos="1440"/>
+        </w:tabs>
+        <w:ind w:left="1440" w:hanging="360"/>
+      </w:pPr>
+      <w:rPr>
+        <w:rFonts w:ascii="Courier New" w:hAnsi="Courier New" w:hint="default"/>
+        <w:sz w:val="20"/>
+      </w:rPr>
+    </w:lvl>
+    <w:lvl w:ilvl="2" w:tentative="1">
+      <w:start w:val="1"/>
+      <w:numFmt w:val="bullet"/>
+      <w:lvlText w:val=""/>
+      <w:lvlJc w:val="left"/>
+      <w:pPr>
+        <w:tabs>
+          <w:tab w:val="num" w:pos="2160"/>
+        </w:tabs>
+        <w:ind w:left="2160" w:hanging="360"/>
+      </w:pPr>
+      <w:rPr>
+        <w:rFonts w:ascii="Wingdings" w:hAnsi="Wingdings" w:hint="default"/>
+        <w:sz w:val="20"/>
+      </w:rPr>
+    </w:lvl>
+    <w:lvl w:ilvl="3" w:tentative="1">
+      <w:start w:val="1"/>
+      <w:numFmt w:val="bullet"/>
+      <w:lvlText w:val=""/>
+      <w:lvlJc w:val="left"/>
+      <w:pPr>
+        <w:tabs>
+          <w:tab w:val="num" w:pos="2880"/>
+        </w:tabs>
+        <w:ind w:left="2880" w:hanging="360"/>
+      </w:pPr>
+      <w:rPr>
+        <w:rFonts w:ascii="Wingdings" w:hAnsi="Wingdings" w:hint="default"/>
+        <w:sz w:val="20"/>
+      </w:rPr>
+    </w:lvl>
+    <w:lvl w:ilvl="4" w:tentative="1">
+      <w:start w:val="1"/>
+      <w:numFmt w:val="bullet"/>
+      <w:lvlText w:val=""/>
+      <w:lvlJc w:val="left"/>
+      <w:pPr>
+        <w:tabs>
+          <w:tab w:val="num" w:pos="3600"/>
+        </w:tabs>
+        <w:ind w:left="3600" w:hanging="360"/>
+      </w:pPr>
+      <w:rPr>
+        <w:rFonts w:ascii="Wingdings" w:hAnsi="Wingdings" w:hint="default"/>
+        <w:sz w:val="20"/>
+      </w:rPr>
+    </w:lvl>
+    <w:lvl w:ilvl="5" w:tentative="1">
+      <w:start w:val="1"/>
+      <w:numFmt w:val="bullet"/>
+      <w:lvlText w:val=""/>
+      <w:lvlJc w:val="left"/>
+      <w:pPr>
+        <w:tabs>
+          <w:tab w:val="num" w:pos="4320"/>
+        </w:tabs>
+        <w:ind w:left="4320" w:hanging="360"/>
+      </w:pPr>
+      <w:rPr>
+        <w:rFonts w:ascii="Wingdings" w:hAnsi="Wingdings" w:hint="default"/>
+        <w:sz w:val="20"/>
+      </w:rPr>
+    </w:lvl>
+    <w:lvl w:ilvl="6" w:tentative="1">
+      <w:start w:val="1"/>
+      <w:numFmt w:val="bullet"/>
+      <w:lvlText w:val=""/>
+      <w:lvlJc w:val="left"/>
+      <w:pPr>
+        <w:tabs>
+          <w:tab w:val="num" w:pos="5040"/>
+        </w:tabs>
+        <w:ind w:left="5040" w:hanging="360"/>
+      </w:pPr>
+      <w:rPr>
+        <w:rFonts w:ascii="Wingdings" w:hAnsi="Wingdings" w:hint="default"/>
+        <w:sz w:val="20"/>
+      </w:rPr>
+    </w:lvl>
+    <w:lvl w:ilvl="7" w:tentative="1">
+      <w:start w:val="1"/>
+      <w:numFmt w:val="bullet"/>
+      <w:lvlText w:val=""/>
+      <w:lvlJc w:val="left"/>
+      <w:pPr>
+        <w:tabs>
+          <w:tab w:val="num" w:pos="5760"/>
+        </w:tabs>
+        <w:ind w:left="5760" w:hanging="360"/>
+      </w:pPr>
+      <w:rPr>
+        <w:rFonts w:ascii="Wingdings" w:hAnsi="Wingdings" w:hint="default"/>
+        <w:sz w:val="20"/>
+      </w:rPr>
+    </w:lvl>
+    <w:lvl w:ilvl="8" w:tentative="1">
+      <w:start w:val="1"/>
+      <w:numFmt w:val="bullet"/>
+      <w:lvlText w:val=""/>
+      <w:lvlJc w:val="left"/>
+      <w:pPr>
+        <w:tabs>
+          <w:tab w:val="num" w:pos="6480"/>
+        </w:tabs>
+        <w:ind w:left="6480" w:hanging="360"/>
+      </w:pPr>
+      <w:rPr>
+        <w:rFonts w:ascii="Wingdings" w:hAnsi="Wingdings" w:hint="default"/>
+        <w:sz w:val="20"/>
+      </w:rPr>
+    </w:lvl>
+  </w:abstractNum>
+  <w:abstractNum w:abstractNumId="10" w15:restartNumberingAfterBreak="0">
+    <w:nsid w:val="63962D9E"/>
+    <w:multiLevelType w:val="multilevel"/>
+    <w:tmpl w:val="796EE144"/>
+    <w:lvl w:ilvl="0">
+      <w:start w:val="1"/>
+      <w:numFmt w:val="bullet"/>
+      <w:lvlText w:val=""/>
+      <w:lvlJc w:val="left"/>
+      <w:pPr>
+        <w:tabs>
+          <w:tab w:val="num" w:pos="720"/>
+        </w:tabs>
+        <w:ind w:left="720" w:hanging="360"/>
+      </w:pPr>
+      <w:rPr>
+        <w:rFonts w:ascii="Symbol" w:hAnsi="Symbol" w:hint="default"/>
+        <w:sz w:val="20"/>
+      </w:rPr>
+    </w:lvl>
+    <w:lvl w:ilvl="1" w:tentative="1">
+      <w:start w:val="1"/>
+      <w:numFmt w:val="bullet"/>
+      <w:lvlText w:val="o"/>
+      <w:lvlJc w:val="left"/>
+      <w:pPr>
+        <w:tabs>
+          <w:tab w:val="num" w:pos="1440"/>
+        </w:tabs>
+        <w:ind w:left="1440" w:hanging="360"/>
+      </w:pPr>
+      <w:rPr>
+        <w:rFonts w:ascii="Courier New" w:hAnsi="Courier New" w:hint="default"/>
+        <w:sz w:val="20"/>
+      </w:rPr>
+    </w:lvl>
+    <w:lvl w:ilvl="2" w:tentative="1">
+      <w:start w:val="1"/>
+      <w:numFmt w:val="bullet"/>
+      <w:lvlText w:val=""/>
+      <w:lvlJc w:val="left"/>
+      <w:pPr>
+        <w:tabs>
+          <w:tab w:val="num" w:pos="2160"/>
+        </w:tabs>
+        <w:ind w:left="2160" w:hanging="360"/>
+      </w:pPr>
+      <w:rPr>
+        <w:rFonts w:ascii="Wingdings" w:hAnsi="Wingdings" w:hint="default"/>
+        <w:sz w:val="20"/>
+      </w:rPr>
+    </w:lvl>
+    <w:lvl w:ilvl="3" w:tentative="1">
+      <w:start w:val="1"/>
+      <w:numFmt w:val="bullet"/>
+      <w:lvlText w:val=""/>
+      <w:lvlJc w:val="left"/>
+      <w:pPr>
+        <w:tabs>
+          <w:tab w:val="num" w:pos="2880"/>
+        </w:tabs>
+        <w:ind w:left="2880" w:hanging="360"/>
+      </w:pPr>
+      <w:rPr>
+        <w:rFonts w:ascii="Wingdings" w:hAnsi="Wingdings" w:hint="default"/>
+        <w:sz w:val="20"/>
+      </w:rPr>
+    </w:lvl>
+    <w:lvl w:ilvl="4" w:tentative="1">
+      <w:start w:val="1"/>
+      <w:numFmt w:val="bullet"/>
+      <w:lvlText w:val=""/>
+      <w:lvlJc w:val="left"/>
+      <w:pPr>
+        <w:tabs>
+          <w:tab w:val="num" w:pos="3600"/>
+        </w:tabs>
+        <w:ind w:left="3600" w:hanging="360"/>
+      </w:pPr>
+      <w:rPr>
+        <w:rFonts w:ascii="Wingdings" w:hAnsi="Wingdings" w:hint="default"/>
+        <w:sz w:val="20"/>
+      </w:rPr>
+    </w:lvl>
+    <w:lvl w:ilvl="5" w:tentative="1">
+      <w:start w:val="1"/>
+      <w:numFmt w:val="bullet"/>
+      <w:lvlText w:val=""/>
+      <w:lvlJc w:val="left"/>
+      <w:pPr>
+        <w:tabs>
+          <w:tab w:val="num" w:pos="4320"/>
+        </w:tabs>
+        <w:ind w:left="4320" w:hanging="360"/>
+      </w:pPr>
+      <w:rPr>
+        <w:rFonts w:ascii="Wingdings" w:hAnsi="Wingdings" w:hint="default"/>
+        <w:sz w:val="20"/>
+      </w:rPr>
+    </w:lvl>
+    <w:lvl w:ilvl="6" w:tentative="1">
+      <w:start w:val="1"/>
+      <w:numFmt w:val="bullet"/>
+      <w:lvlText w:val=""/>
+      <w:lvlJc w:val="left"/>
+      <w:pPr>
+        <w:tabs>
+          <w:tab w:val="num" w:pos="5040"/>
+        </w:tabs>
+        <w:ind w:left="5040" w:hanging="360"/>
+      </w:pPr>
+      <w:rPr>
+        <w:rFonts w:ascii="Wingdings" w:hAnsi="Wingdings" w:hint="default"/>
+        <w:sz w:val="20"/>
+      </w:rPr>
+    </w:lvl>
+    <w:lvl w:ilvl="7" w:tentative="1">
+      <w:start w:val="1"/>
+      <w:numFmt w:val="bullet"/>
+      <w:lvlText w:val=""/>
+      <w:lvlJc w:val="left"/>
+      <w:pPr>
+        <w:tabs>
+          <w:tab w:val="num" w:pos="5760"/>
+        </w:tabs>
+        <w:ind w:left="5760" w:hanging="360"/>
+      </w:pPr>
+      <w:rPr>
+        <w:rFonts w:ascii="Wingdings" w:hAnsi="Wingdings" w:hint="default"/>
+        <w:sz w:val="20"/>
+      </w:rPr>
+    </w:lvl>
+    <w:lvl w:ilvl="8" w:tentative="1">
+      <w:start w:val="1"/>
+      <w:numFmt w:val="bullet"/>
+      <w:lvlText w:val=""/>
+      <w:lvlJc w:val="left"/>
+      <w:pPr>
+        <w:tabs>
+          <w:tab w:val="num" w:pos="6480"/>
+        </w:tabs>
+        <w:ind w:left="6480" w:hanging="360"/>
+      </w:pPr>
+      <w:rPr>
+        <w:rFonts w:ascii="Wingdings" w:hAnsi="Wingdings" w:hint="default"/>
+        <w:sz w:val="20"/>
+      </w:rPr>
+    </w:lvl>
+  </w:abstractNum>
+  <w:abstractNum w:abstractNumId="11" w15:restartNumberingAfterBreak="0">
     <w:nsid w:val="7DD823A9"/>
     <w:multiLevelType w:val="multilevel"/>
     <w:tmpl w:val="671E6F08"/>
@@ -16499,28 +17423,40 @@
     </w:lvl>
   </w:abstractNum>
   <w:num w:numId="1" w16cid:durableId="114296614">
+    <w:abstractNumId w:val="11"/>
+  </w:num>
+  <w:num w:numId="2" w16cid:durableId="1173104096">
+    <w:abstractNumId w:val="10"/>
+  </w:num>
+  <w:num w:numId="3" w16cid:durableId="1865630071">
+    <w:abstractNumId w:val="3"/>
+  </w:num>
+  <w:num w:numId="4" w16cid:durableId="215816789">
+    <w:abstractNumId w:val="8"/>
+  </w:num>
+  <w:num w:numId="5" w16cid:durableId="2054619864">
+    <w:abstractNumId w:val="9"/>
+  </w:num>
+  <w:num w:numId="6" w16cid:durableId="122818030">
+    <w:abstractNumId w:val="4"/>
+  </w:num>
+  <w:num w:numId="7" w16cid:durableId="1527253964">
+    <w:abstractNumId w:val="2"/>
+  </w:num>
+  <w:num w:numId="8" w16cid:durableId="1713722558">
+    <w:abstractNumId w:val="6"/>
+  </w:num>
+  <w:num w:numId="9" w16cid:durableId="1714887045">
+    <w:abstractNumId w:val="1"/>
+  </w:num>
+  <w:num w:numId="10" w16cid:durableId="1788547317">
+    <w:abstractNumId w:val="5"/>
+  </w:num>
+  <w:num w:numId="11" w16cid:durableId="2144151971">
     <w:abstractNumId w:val="7"/>
   </w:num>
-  <w:num w:numId="2" w16cid:durableId="1173104096">
-    <w:abstractNumId w:val="6"/>
-  </w:num>
-  <w:num w:numId="3" w16cid:durableId="1865630071">
-    <w:abstractNumId w:val="1"/>
-  </w:num>
-  <w:num w:numId="4" w16cid:durableId="215816789">
-    <w:abstractNumId w:val="4"/>
-  </w:num>
-  <w:num w:numId="5" w16cid:durableId="2054619864">
-    <w:abstractNumId w:val="5"/>
-  </w:num>
-  <w:num w:numId="6" w16cid:durableId="122818030">
-    <w:abstractNumId w:val="2"/>
-  </w:num>
-  <w:num w:numId="7" w16cid:durableId="1527253964">
+  <w:num w:numId="12" w16cid:durableId="285084542">
     <w:abstractNumId w:val="0"/>
-  </w:num>
-  <w:num w:numId="8" w16cid:durableId="1713722558">
-    <w:abstractNumId w:val="3"/>
   </w:num>
 </w:numbering>
 </file>
